--- a/hin/docx/080.content.docx
+++ b/hin/docx/080.content.docx
@@ -166,26 +166,6 @@
       </w:r>
       <w:r>
         <w:rPr>
-          <w:i/>
-          <w:lang w:val="hi_IN" w:bidi="hi_IN"/>
-        </w:rPr>
-        <w:t>हंस, हंस, हँसी, हँसुआ, हकलदमा, हकल्याह, हकीला, हकीलाह, हकूपा, हक्कातान, हक्कोस, हक्मोनी, हक्मोनी, हक्मोनी, हक्मोनी वंशीय, हगाबा, हग्गदाह, हग्गदोलीम, हग्गिय्याह, हग्गीत, हग्री, हग्री, हग्री, हग्री,हग्रियों, हजाएल, हजायाह, हजीएल, हज़ेरिम, हज़ो, हड़फोड़, हाड़गील, हड्डी, हतत, हताक, हतीता, हतीपा, हत्तील, हत्या, हत्या, हत्यारा, हथियार, हथियार ढोनेवाला, हथेली की चौड़ाई, हथौड़ा, हदत्ता, हदद, हदद्रिम्मोन, हदर, हदलै, हदादेजेर, हदारेजेर, हदाशा, हदास्सा, हदोराम, हद्राक, हननेल के गुम्मट, हनन्याह, हनन्याह, हनमेल, हनानी, हनुक्का, हनोक, हनोक (व्यक्ति), हनोक (स्थान), हनोकी, हन्ना, हन्ना, हन्नातोन, हन्नाह, हन्नीएल, हन्नीएल, हपारैम, हप्पित्सेस, हबक्कूक (व्यक्ति), हबक्कूक की पुस्तक, हबस्सिन्याह, हबायाह, हबासिल, हमात, हमात के प्रवेश-द्वार, हमाती, हमूतल, हमोना, हमोर, हमोर, हम्मत (व्यक्ति), हम्मत (स्थान), हम्मदाता, हम्मुराबी की कानून संहिता, हम्मूएल, हम्मूएल, हम्मेआ का गुम्मट, हम्मेआ का गुम्मट, हम्मेआ नामक गुम्मट, हम्मेलेक (राजा), हम्मोतदोर, हम्मोन, हम्मोलेकेत, हम्रान, हर-मगिदोन, हरक्यूलिस, हरा पेड़, तज, हरादा, हरार, हरारी, हरिण-शावक, हरुमप, हरोद, हरोरी, हरोशेत, हर्नेपेर, हर्बोना, हर्मास, हर्मास का चरवाहा, हर्शा, हर्हयाह, हर्हस, हर्हूर, हलह, हलहूल, हलाखा, हली, हल्लेल, हल्लोहेश, हवीला (व्यक्ति), हवीला (स्थान), हव्वा, हव्वोत्याईर, हब्बोत्याईर, हशब्नयाह, हशब्ना, हशब्याह, हशमोना, हशूबा, हश्बद्दाना, हश्शूब, हश्शूब, हसद्याह, हसमोनियन, हसरद्दार, हसरेनान, हसरेनोन, हसर्गद्दा, हसर्मावेत, हसर्शूआल, हसर्शूसा, हसर्सूसीम, हसर्हत्तीकोन, हसर्हत्तीकोन, हसासोन्तामार, हसासोन्तामार, हसीदीयन, हसीदीम, हसूपा, हसूपा, हसेरोत, हस्रा, हस्सना, हस्सनूआ, हस्सलेलपोनी, हस्सोपेरेत, हहीरोत, हाई, हाकिम, हागाब, हागार, हाग्गियों, हाग्गी, हाग्गै (व्यक्ति), हाग्गै, पुस्तक, हाथ, हाथ धोना, हाथ रखना, हाथी दाँत, हादीद, हानान, हानून, हानेस, हाबायाह, हाबिल (व्यक्ति), हाबोर, हाम (व्यक्ति), हाम (स्थान), हामान, हामूल, हामूलियों का कुल, हाय, हायरोनिमस, हारा, हारान (व्यक्ति), हारान (स्थान), हारीफ, हारीम, हारुन के वंशज, हारून, हारून की छड़ी, हारूप, हारूपी, हारूम, हारूस, हारेप, हारोए, हालाक पहाड़, हालेलूय्याह, हाशूम, हाशेम, हासोर, हासोर्हदत्ता, हाहशतारी, हिक्सोस, हिग्गायोन, हिजकिय्याह, हिजकिय्याह, हिजकिय्याह, हिजकिय्याह, हिजकिय्याह की सुरंग, हिजकी, हित्त, हित्तियों, हिद्देकेल, हिद्देकेल नदी, हिद्दै, हिन्नोम की तराई, हिन्नोम की तराई, हिप्पोस, हिब्बी, हियरापुलिस, हिरकेनस, हिरण, हिरन, हिरन, हिरन, हिरनी, हिरमुगिनेस, हिर्मेस, हिल्किय्याह, हिल्लेल, हीएल, हीन, हीरा, हीरा, हीराम, हीलेन, हुँडार, हुक्कोक, हुज, हुदहुद, हुप्पा, हुप्पीम, हुमता, हुमिनयुस, हुरियन, हुल्दा, हुसेब, हूकोक, हूपाम, हूपामियों, हूर, हूराम, हूराम-अबी, हूरी, हूरै, हूल, हूशाम, हूशाह, हूशाई, हूशीम, हूशै, हेंगा, हेक्साट्यूख, हेगे, हेगेमोनिडेस, हेग्लैम, हेज़ल, हेजीर, हेज्योन, हेतलोन, हेन (व्यक्ति), हेना, हेनादाद, हेपेर (व्यक्ति), हेपेर (स्थान), हेपेरी, हेप्सीबा, हेबेर, हेबेरी, हेब्रोन (व्यक्ति), हेब्रोन (स्थान), हेब्रोनी, हेमदान, हेमान, हेमाम, हेरेत, हेरेश, हेरेस, हेरेस नामक चढ़ाई, हेरोदियास, हेरोदियोन, हेरोदी, हेरोदेस, हेरोदिय परिवार, हेर्मोन, हेर्मोन, हेर्मोन पर्वत, हेर्मोन पर्वत, हेलकै, हेलबा, हेलबोन, हेला, हेलाम, हेलियोडोरस, हेलियोपोलिस, हेली, हेलेक, हेलेकी, हेलेख, हेलेद, हेलेप, हेलेब, हेलेम, हेलेस, हेलोन, हेल्कथस्सूरीम, हेल्कात, हेल्दै, हेशबोन, हेशमोन, हेसेद, हेस्रो, हेस्रोन, हेस्रोन (व्यक्ति), हेस्रोन (स्थान), हेस्रोन कालेब एप्राता, हैलिकार्नासस, होग्ला, होताम, होतीर, होद, होदवा, होदव्याह, होदिय्याह, होदेश, होप्नी, होप्रा, होबा, होबाब, होमबलि, होमाम, होमेर, होर पर्वत, होर पहाड़, होरस, होराम, होरी, होरी, होरेब पर्वत, होरेब पर्वत, होरेम, होरेश, होरोनी, होरोनैम, होर्मा, होर्हग्गिदगाद, होलोन, होलोफर्नेस, होशाना, होशामा, होशायाह, होशे, होशे, होशे, होशे (व्यक्ति), होशे की पुस्तक, होसा (व्यक्ति), होसा (स्थान), होहाम, हौदी, हौरान</w:t>
-      </w:r>
-      <w:r>
-        <w:rPr>
-          <w:lang w:val="hi_IN" w:bidi="hi_IN"/>
-        </w:rPr>
-      </w:r>
-    </w:p>
-    <w:p>
-      <w:pPr/>
-      <w:r>
-        <w:rPr>
-          <w:lang w:val="hi_IN" w:bidi="hi_IN"/>
-        </w:rPr>
-      </w:r>
-      <w:r>
-        <w:rPr>
           <w:lang w:val="hi_IN" w:bidi="hi_IN"/>
         </w:rPr>
         <w:t xml:space="preserve"> </w:t>
@@ -50328,7 +50308,7 @@
         <w:rPr>
           <w:lang w:val="hi_IN" w:bidi="hi_IN"/>
         </w:rPr>
-        <w:t xml:space="preserve">मसीह के जीवनकाल के दौरान के राजनीतिक शासक: मसीह का जन्म उस समय हुआ जब हेरोदेस महान राज्य कर रहा था। हेरोदेस के पुत्र, हेरोदेस अन्तिपास, गलील और पेरेआ का शासक था, जहाँ यीशु और यूहन्ना बपतिस्मा देनेवाले ने अपनी सेवकाई का अधिकांश कार्य किया। इसी शासक ने यूहन्ना बपतिस्मा देनेवाले का सिर कलम किया और मसीह पर उसके मृत्युदण्ड से ठीक पहले मुकदमा चलाया। हेरोदेस अग्रिप्पा प्रथम ने </w:t>
+        <w:t xml:space="preserve">हेरोदिय परिवार नए नियम में बताई गई घटनाओं के समय राजनीतिक शासक थे। मसीह का जन्म उस समय हुआ जब हेरोदेस महान राज्य कर रहा था। हेरोदेस के पुत्र, हेरोदेस अन्तिपास, गलील और पेरेआ का शासक था, जहाँ यीशु और यूहन्ना बपतिस्मा देनेवाले ने अपनी सेवकाई का अधिकांश कार्य किया। इसी शासक ने यूहन्ना बपतिस्मा देनेवाले का सिर कलम किया और मसीह पर उसके मृत्युदण्ड से ठीक पहले मुकदमा चलाया। हेरोदेस अग्रिप्पा प्रथम ने </w:t>
       </w:r>
       <w:hyperlink r:id="rId1006">
         <w:r>

--- a/hin/docx/080.content.docx
+++ b/hin/docx/080.content.docx
@@ -19,7 +19,7 @@
         <w:rPr>
           <w:lang w:val="hi_IN" w:bidi="hi_IN"/>
         </w:rPr>
-        <w:t>Resource: बाइबल कोश (टिंडेल)</w:t>
+        <w:t>Resource: Tyndale Open Bible Dictionary</w:t>
       </w:r>
       <w:r>
         <w:rPr>
@@ -112,7 +112,7 @@
         <w:rPr>
           <w:lang w:val="hi_IN" w:bidi="hi_IN"/>
         </w:rPr>
-        <w:t>बाइबल कोश (टिंडेल)</w:t>
+        <w:t>Tyndale Open Bible Dictionary</w:t>
       </w:r>
     </w:p>
     <w:p>

--- a/hin/docx/080.content.docx
+++ b/hin/docx/080.content.docx
@@ -19,7 +19,7 @@
         <w:rPr>
           <w:lang w:val="hi_IN" w:bidi="hi_IN"/>
         </w:rPr>
-        <w:t>Resource: Tyndale Open Bible Dictionary</w:t>
+        <w:t>Resource: Aquifer Open Bible Dictionary</w:t>
       </w:r>
       <w:r>
         <w:rPr>
@@ -112,7 +112,7 @@
         <w:rPr>
           <w:lang w:val="hi_IN" w:bidi="hi_IN"/>
         </w:rPr>
-        <w:t>Tyndale Open Bible Dictionary</w:t>
+        <w:t>Aquifer Open Bible Dictionary</w:t>
       </w:r>
     </w:p>
     <w:p>

--- a/hin/docx/080.content.docx
+++ b/hin/docx/080.content.docx
@@ -354,36 +354,24 @@
         </w:rPr>
         <w:t>हो जाए (</w:t>
       </w:r>
-      <w:hyperlink r:id="rId13">
-        <w:r>
-          <w:rPr>
-            <w:lang w:val="hi_IN" w:bidi="hi_IN"/>
-          </w:rPr>
-          <w:rPr>
-            <w:color w:val="0000EE"/>
-            <w:u w:val="single"/>
-          </w:rPr>
-          <w:t>निर्ग 21:2</w:t>
-        </w:r>
-      </w:hyperlink>
+      <w:r>
+        <w:rPr>
+          <w:lang w:val="hi_IN" w:bidi="hi_IN"/>
+        </w:rPr>
+        <w:t>निर्ग 21:2</w:t>
+      </w:r>
       <w:r>
         <w:rPr>
           <w:lang w:val="hi_IN" w:bidi="hi_IN"/>
         </w:rPr>
         <w:t xml:space="preserve">)। इस व्यवस्था का प्रावधान </w:t>
       </w:r>
-      <w:hyperlink r:id="rId14">
-        <w:r>
-          <w:rPr>
-            <w:lang w:val="hi_IN" w:bidi="hi_IN"/>
-          </w:rPr>
-          <w:rPr>
-            <w:color w:val="0000EE"/>
-            <w:u w:val="single"/>
-          </w:rPr>
-          <w:t>यिर्मयाह 34</w:t>
-        </w:r>
-      </w:hyperlink>
+      <w:r>
+        <w:rPr>
+          <w:lang w:val="hi_IN" w:bidi="hi_IN"/>
+        </w:rPr>
+        <w:t>यिर्मयाह 34</w:t>
+      </w:r>
       <w:r>
         <w:rPr>
           <w:lang w:val="hi_IN" w:bidi="hi_IN"/>
@@ -414,36 +402,24 @@
         </w:rPr>
         <w:t>दिया जाता था और दासों को स्वतंत्र कर दिया जाता था (</w:t>
       </w:r>
-      <w:hyperlink r:id="rId15">
-        <w:r>
-          <w:rPr>
-            <w:lang w:val="hi_IN" w:bidi="hi_IN"/>
-          </w:rPr>
-          <w:rPr>
-            <w:color w:val="0000EE"/>
-            <w:u w:val="single"/>
-          </w:rPr>
-          <w:t>लैव्य 25:8–24</w:t>
-        </w:r>
-      </w:hyperlink>
+      <w:r>
+        <w:rPr>
+          <w:lang w:val="hi_IN" w:bidi="hi_IN"/>
+        </w:rPr>
+        <w:t>लैव्य 25:8–24</w:t>
+      </w:r>
       <w:r>
         <w:rPr>
           <w:lang w:val="hi_IN" w:bidi="hi_IN"/>
         </w:rPr>
         <w:t xml:space="preserve">; तुलना करें </w:t>
       </w:r>
-      <w:hyperlink r:id="rId16">
-        <w:r>
-          <w:rPr>
-            <w:lang w:val="hi_IN" w:bidi="hi_IN"/>
-          </w:rPr>
-          <w:rPr>
-            <w:color w:val="0000EE"/>
-            <w:u w:val="single"/>
-          </w:rPr>
-          <w:t>यहेज 46:17</w:t>
-        </w:r>
-      </w:hyperlink>
+      <w:r>
+        <w:rPr>
+          <w:lang w:val="hi_IN" w:bidi="hi_IN"/>
+        </w:rPr>
+        <w:t>यहेज 46:17</w:t>
+      </w:r>
       <w:r>
         <w:rPr>
           <w:lang w:val="hi_IN" w:bidi="hi_IN"/>
@@ -482,18 +458,12 @@
         </w:rPr>
         <w:t>करना होगा (</w:t>
       </w:r>
-      <w:hyperlink r:id="rId17">
-        <w:r>
-          <w:rPr>
-            <w:lang w:val="hi_IN" w:bidi="hi_IN"/>
-          </w:rPr>
-          <w:rPr>
-            <w:color w:val="0000EE"/>
-            <w:u w:val="single"/>
-          </w:rPr>
-          <w:t>निर्ग 21:26–27</w:t>
-        </w:r>
-      </w:hyperlink>
+      <w:r>
+        <w:rPr>
+          <w:lang w:val="hi_IN" w:bidi="hi_IN"/>
+        </w:rPr>
+        <w:t>निर्ग 21:26–27</w:t>
+      </w:r>
       <w:r>
         <w:rPr>
           <w:lang w:val="hi_IN" w:bidi="hi_IN"/>
@@ -512,18 +482,12 @@
         </w:rPr>
         <w:t>है" (</w:t>
       </w:r>
-      <w:hyperlink r:id="rId18">
-        <w:r>
-          <w:rPr>
-            <w:lang w:val="hi_IN" w:bidi="hi_IN"/>
-          </w:rPr>
-          <w:rPr>
-            <w:color w:val="0000EE"/>
-            <w:u w:val="single"/>
-          </w:rPr>
-          <w:t>अय्यू 3:19</w:t>
-        </w:r>
-      </w:hyperlink>
+      <w:r>
+        <w:rPr>
+          <w:lang w:val="hi_IN" w:bidi="hi_IN"/>
+        </w:rPr>
+        <w:t>अय्यू 3:19</w:t>
+      </w:r>
       <w:r>
         <w:rPr>
           <w:lang w:val="hi_IN" w:bidi="hi_IN"/>
@@ -542,18 +506,12 @@
         </w:rPr>
         <w:t>की स्वतंत्रता की सराहना करते है (</w:t>
       </w:r>
-      <w:hyperlink r:id="rId19">
-        <w:r>
-          <w:rPr>
-            <w:lang w:val="hi_IN" w:bidi="hi_IN"/>
-          </w:rPr>
-          <w:rPr>
-            <w:color w:val="0000EE"/>
-            <w:u w:val="single"/>
-          </w:rPr>
-          <w:t>39:5</w:t>
-        </w:r>
-      </w:hyperlink>
+      <w:r>
+        <w:rPr>
+          <w:lang w:val="hi_IN" w:bidi="hi_IN"/>
+        </w:rPr>
+        <w:t>39:5</w:t>
+      </w:r>
       <w:r>
         <w:rPr>
           <w:lang w:val="hi_IN" w:bidi="hi_IN"/>
@@ -586,18 +544,12 @@
         </w:rPr>
         <w:t>" (</w:t>
       </w:r>
-      <w:hyperlink r:id="rId20">
-        <w:r>
-          <w:rPr>
-            <w:lang w:val="hi_IN" w:bidi="hi_IN"/>
-          </w:rPr>
-          <w:rPr>
-            <w:color w:val="0000EE"/>
-            <w:u w:val="single"/>
-          </w:rPr>
-          <w:t>यशा 61:1</w:t>
-        </w:r>
-      </w:hyperlink>
+      <w:r>
+        <w:rPr>
+          <w:lang w:val="hi_IN" w:bidi="hi_IN"/>
+        </w:rPr>
+        <w:t>यशा 61:1</w:t>
+      </w:r>
       <w:r>
         <w:rPr>
           <w:lang w:val="hi_IN" w:bidi="hi_IN"/>
@@ -666,90 +618,60 @@
         </w:rPr>
         <w:t xml:space="preserve"> जाता है (देखें </w:t>
       </w:r>
-      <w:hyperlink r:id="rId21">
-        <w:r>
-          <w:rPr>
-            <w:lang w:val="hi_IN" w:bidi="hi_IN"/>
-          </w:rPr>
-          <w:rPr>
-            <w:color w:val="0000EE"/>
-            <w:u w:val="single"/>
-          </w:rPr>
-          <w:t>मरकुस 15:6–15</w:t>
-        </w:r>
-      </w:hyperlink>
+      <w:r>
+        <w:rPr>
+          <w:lang w:val="hi_IN" w:bidi="hi_IN"/>
+        </w:rPr>
+        <w:t>मरकुस 15:6–15</w:t>
+      </w:r>
       <w:r>
         <w:rPr>
           <w:lang w:val="hi_IN" w:bidi="hi_IN"/>
         </w:rPr>
         <w:t xml:space="preserve">)। बन्धियों को छोड़ने के भी बाइबल वचन हैं (देखें </w:t>
       </w:r>
-      <w:hyperlink r:id="rId22">
-        <w:r>
-          <w:rPr>
-            <w:lang w:val="hi_IN" w:bidi="hi_IN"/>
-          </w:rPr>
-          <w:rPr>
-            <w:color w:val="0000EE"/>
-            <w:u w:val="single"/>
-          </w:rPr>
-          <w:t>प्रेरितों के काम 3:13</w:t>
-        </w:r>
-      </w:hyperlink>
+      <w:r>
+        <w:rPr>
+          <w:lang w:val="hi_IN" w:bidi="hi_IN"/>
+        </w:rPr>
+        <w:t>प्रेरितों के काम 3:13</w:t>
+      </w:r>
       <w:r>
         <w:rPr>
           <w:lang w:val="hi_IN" w:bidi="hi_IN"/>
         </w:rPr>
         <w:t xml:space="preserve">; </w:t>
       </w:r>
-      <w:hyperlink r:id="rId23">
-        <w:r>
-          <w:rPr>
-            <w:lang w:val="hi_IN" w:bidi="hi_IN"/>
-          </w:rPr>
-          <w:rPr>
-            <w:color w:val="0000EE"/>
-            <w:u w:val="single"/>
-          </w:rPr>
-          <w:t>16:35</w:t>
-        </w:r>
-      </w:hyperlink>
+      <w:r>
+        <w:rPr>
+          <w:lang w:val="hi_IN" w:bidi="hi_IN"/>
+        </w:rPr>
+        <w:t>16:35</w:t>
+      </w:r>
       <w:r>
         <w:rPr>
           <w:lang w:val="hi_IN" w:bidi="hi_IN"/>
         </w:rPr>
         <w:t>)। पौलुस ने मसीही दासों को प्रोत्साहित किया कि वे अपनी स्वतंत्रता प्राप्त करें यदि वे कर सकते हैं (</w:t>
       </w:r>
-      <w:hyperlink r:id="rId24">
-        <w:r>
-          <w:rPr>
-            <w:lang w:val="hi_IN" w:bidi="hi_IN"/>
-          </w:rPr>
-          <w:rPr>
-            <w:color w:val="0000EE"/>
-            <w:u w:val="single"/>
-          </w:rPr>
-          <w:t>1 कुरि 7:21</w:t>
-        </w:r>
-      </w:hyperlink>
+      <w:r>
+        <w:rPr>
+          <w:lang w:val="hi_IN" w:bidi="hi_IN"/>
+        </w:rPr>
+        <w:t>1 कुरि 7:21</w:t>
+      </w:r>
       <w:r>
         <w:rPr>
           <w:lang w:val="hi_IN" w:bidi="hi_IN"/>
         </w:rPr>
         <w:t xml:space="preserve">), और उन्होंने व्यक्तिगत रूप से उनेसिमुस की स्वतंत्रता का समर्थन किया, जो एक दास था जो अपने स्वामी, फिलेमोन से भाग गया था (देखें </w:t>
       </w:r>
-      <w:hyperlink r:id="rId25">
-        <w:r>
-          <w:rPr>
-            <w:lang w:val="hi_IN" w:bidi="hi_IN"/>
-          </w:rPr>
-          <w:rPr>
-            <w:color w:val="0000EE"/>
-            <w:u w:val="single"/>
-          </w:rPr>
-          <w:t>फिले</w:t>
-        </w:r>
-      </w:hyperlink>
+      <w:r>
+        <w:rPr>
+          <w:lang w:val="hi_IN" w:bidi="hi_IN"/>
+        </w:rPr>
+        <w:t>फिले</w:t>
+      </w:r>
       <w:r>
         <w:rPr>
           <w:lang w:val="hi_IN" w:bidi="hi_IN"/>
@@ -770,72 +692,48 @@
         </w:rPr>
         <w:t>जो स्वतंत्रता मायने रखती है वह मसीह द्वारा दी गई स्वतंत्रता है। यीशु स्पष्ट रूप से कहते हैं कि लोग वास्तव में तभी स्वतंत्र होते हैं जब पुत्र उन्हें स्वतंत्र करता है (</w:t>
       </w:r>
-      <w:hyperlink r:id="rId26">
-        <w:r>
-          <w:rPr>
-            <w:lang w:val="hi_IN" w:bidi="hi_IN"/>
-          </w:rPr>
-          <w:rPr>
-            <w:color w:val="0000EE"/>
-            <w:u w:val="single"/>
-          </w:rPr>
-          <w:t>यूहन्ना 8:36</w:t>
-        </w:r>
-      </w:hyperlink>
+      <w:r>
+        <w:rPr>
+          <w:lang w:val="hi_IN" w:bidi="hi_IN"/>
+        </w:rPr>
+        <w:t>यूहन्ना 8:36</w:t>
+      </w:r>
       <w:r>
         <w:rPr>
           <w:lang w:val="hi_IN" w:bidi="hi_IN"/>
         </w:rPr>
         <w:t>)। पौलुस उस स्वतंत्रता में आनंदित होते है जो यीशु मसीह लाते हैं (</w:t>
       </w:r>
-      <w:hyperlink r:id="rId27">
-        <w:r>
-          <w:rPr>
-            <w:lang w:val="hi_IN" w:bidi="hi_IN"/>
-          </w:rPr>
-          <w:rPr>
-            <w:color w:val="0000EE"/>
-            <w:u w:val="single"/>
-          </w:rPr>
-          <w:t>रोम 7:24–25</w:t>
-        </w:r>
-      </w:hyperlink>
+      <w:r>
+        <w:rPr>
+          <w:lang w:val="hi_IN" w:bidi="hi_IN"/>
+        </w:rPr>
+        <w:t>रोम 7:24–25</w:t>
+      </w:r>
       <w:r>
         <w:rPr>
           <w:lang w:val="hi_IN" w:bidi="hi_IN"/>
         </w:rPr>
         <w:t>)। उसी विचार को इस रूप में व्यक्त किया जा सकता है कि सत्य लोगों को स्वतंत्र बनाता है (</w:t>
       </w:r>
-      <w:hyperlink r:id="rId28">
-        <w:r>
-          <w:rPr>
-            <w:lang w:val="hi_IN" w:bidi="hi_IN"/>
-          </w:rPr>
-          <w:rPr>
-            <w:color w:val="0000EE"/>
-            <w:u w:val="single"/>
-          </w:rPr>
-          <w:t>यूहन्ना 8:32</w:t>
-        </w:r>
-      </w:hyperlink>
+      <w:r>
+        <w:rPr>
+          <w:lang w:val="hi_IN" w:bidi="hi_IN"/>
+        </w:rPr>
+        <w:t>यूहन्ना 8:32</w:t>
+      </w:r>
       <w:r>
         <w:rPr>
           <w:lang w:val="hi_IN" w:bidi="hi_IN"/>
         </w:rPr>
         <w:t>); बेशक, इन वचनों को इस तथ्य के प्रकाश में समझा जाना चाहिए कि यीशु स्वयं सत्य हैं (</w:t>
       </w:r>
-      <w:hyperlink r:id="rId29">
-        <w:r>
-          <w:rPr>
-            <w:lang w:val="hi_IN" w:bidi="hi_IN"/>
-          </w:rPr>
-          <w:rPr>
-            <w:color w:val="0000EE"/>
-            <w:u w:val="single"/>
-          </w:rPr>
-          <w:t>यूहन्ना 14:6</w:t>
-        </w:r>
-      </w:hyperlink>
+      <w:r>
+        <w:rPr>
+          <w:lang w:val="hi_IN" w:bidi="hi_IN"/>
+        </w:rPr>
+        <w:t>यूहन्ना 14:6</w:t>
+      </w:r>
       <w:r>
         <w:rPr>
           <w:lang w:val="hi_IN" w:bidi="hi_IN"/>
@@ -854,18 +752,12 @@
         </w:rPr>
         <w:t>" (</w:t>
       </w:r>
-      <w:hyperlink r:id="rId30">
-        <w:r>
-          <w:rPr>
-            <w:lang w:val="hi_IN" w:bidi="hi_IN"/>
-          </w:rPr>
-          <w:rPr>
-            <w:color w:val="0000EE"/>
-            <w:u w:val="single"/>
-          </w:rPr>
-          <w:t>कुल 1:5</w:t>
-        </w:r>
-      </w:hyperlink>
+      <w:r>
+        <w:rPr>
+          <w:lang w:val="hi_IN" w:bidi="hi_IN"/>
+        </w:rPr>
+        <w:t>कुल 1:5</w:t>
+      </w:r>
       <w:r>
         <w:rPr>
           <w:lang w:val="hi_IN" w:bidi="hi_IN"/>
@@ -884,18 +776,12 @@
         </w:rPr>
         <w:t>" (</w:t>
       </w:r>
-      <w:hyperlink r:id="rId31">
-        <w:r>
-          <w:rPr>
-            <w:lang w:val="hi_IN" w:bidi="hi_IN"/>
-          </w:rPr>
-          <w:rPr>
-            <w:color w:val="0000EE"/>
-            <w:u w:val="single"/>
-          </w:rPr>
-          <w:t>2 कुरि 3:17</w:t>
-        </w:r>
-      </w:hyperlink>
+      <w:r>
+        <w:rPr>
+          <w:lang w:val="hi_IN" w:bidi="hi_IN"/>
+        </w:rPr>
+        <w:t>2 कुरि 3:17</w:t>
+      </w:r>
       <w:r>
         <w:rPr>
           <w:lang w:val="hi_IN" w:bidi="hi_IN"/>
@@ -940,18 +826,12 @@
         </w:rPr>
         <w:t>नहीं कर पाते जो हम करना चाहते हैं (</w:t>
       </w:r>
-      <w:hyperlink r:id="rId32">
-        <w:r>
-          <w:rPr>
-            <w:lang w:val="hi_IN" w:bidi="hi_IN"/>
-          </w:rPr>
-          <w:rPr>
-            <w:color w:val="0000EE"/>
-            <w:u w:val="single"/>
-          </w:rPr>
-          <w:t>रोम 7:21–23</w:t>
-        </w:r>
-      </w:hyperlink>
+      <w:r>
+        <w:rPr>
+          <w:lang w:val="hi_IN" w:bidi="hi_IN"/>
+        </w:rPr>
+        <w:t>रोम 7:21–23</w:t>
+      </w:r>
       <w:r>
         <w:rPr>
           <w:lang w:val="hi_IN" w:bidi="hi_IN"/>
@@ -970,18 +850,12 @@
         </w:rPr>
         <w:t>” (</w:t>
       </w:r>
-      <w:hyperlink r:id="rId33">
-        <w:r>
-          <w:rPr>
-            <w:lang w:val="hi_IN" w:bidi="hi_IN"/>
-          </w:rPr>
-          <w:rPr>
-            <w:color w:val="0000EE"/>
-            <w:u w:val="single"/>
-          </w:rPr>
-          <w:t>रोम 8:2</w:t>
-        </w:r>
-      </w:hyperlink>
+      <w:r>
+        <w:rPr>
+          <w:lang w:val="hi_IN" w:bidi="hi_IN"/>
+        </w:rPr>
+        <w:t>रोम 8:2</w:t>
+      </w:r>
       <w:r>
         <w:rPr>
           <w:lang w:val="hi_IN" w:bidi="hi_IN"/>
@@ -1014,36 +888,24 @@
         </w:rPr>
         <w:t>के साथ ठीक रहेंगे। इस स्थिति की समस्या यह है कि हम अच्छे जीवन नहीं जीते हैं, क्योंकि पाप बहुत शक्तिशाली है। लेकिन एक और दोष है; अर्थात्, व्यवस्था का मार्ग वह मार्ग नहीं है जिसके लिए मसीह मरे। इसे विशेष महत्व गला‍तियों में दिया गया है, जहां पौलुस जोर देकर कहते हैं कि उद्धार व्यवस्था के माध्यम से नहीं बल्कि विश्वास के द्वारा है (</w:t>
       </w:r>
-      <w:hyperlink r:id="rId34">
-        <w:r>
-          <w:rPr>
-            <w:lang w:val="hi_IN" w:bidi="hi_IN"/>
-          </w:rPr>
-          <w:rPr>
-            <w:color w:val="0000EE"/>
-            <w:u w:val="single"/>
-          </w:rPr>
-          <w:t>रोम 4</w:t>
-        </w:r>
-      </w:hyperlink>
+      <w:r>
+        <w:rPr>
+          <w:lang w:val="hi_IN" w:bidi="hi_IN"/>
+        </w:rPr>
+        <w:t>रोम 4</w:t>
+      </w:r>
       <w:r>
         <w:rPr>
           <w:lang w:val="hi_IN" w:bidi="hi_IN"/>
         </w:rPr>
         <w:t xml:space="preserve">; </w:t>
       </w:r>
-      <w:hyperlink r:id="rId35">
-        <w:r>
-          <w:rPr>
-            <w:lang w:val="hi_IN" w:bidi="hi_IN"/>
-          </w:rPr>
-          <w:rPr>
-            <w:color w:val="0000EE"/>
-            <w:u w:val="single"/>
-          </w:rPr>
-          <w:t>गला 3</w:t>
-        </w:r>
-      </w:hyperlink>
+      <w:r>
+        <w:rPr>
+          <w:lang w:val="hi_IN" w:bidi="hi_IN"/>
+        </w:rPr>
+        <w:t>गला 3</w:t>
+      </w:r>
       <w:r>
         <w:rPr>
           <w:lang w:val="hi_IN" w:bidi="hi_IN"/>
@@ -1062,18 +924,12 @@
         </w:rPr>
         <w:t xml:space="preserve"> आ घुसे (</w:t>
       </w:r>
-      <w:hyperlink r:id="rId36">
-        <w:r>
-          <w:rPr>
-            <w:lang w:val="hi_IN" w:bidi="hi_IN"/>
-          </w:rPr>
-          <w:rPr>
-            <w:color w:val="0000EE"/>
-            <w:u w:val="single"/>
-          </w:rPr>
-          <w:t>गला 2:4</w:t>
-        </w:r>
-      </w:hyperlink>
+      <w:r>
+        <w:rPr>
+          <w:lang w:val="hi_IN" w:bidi="hi_IN"/>
+        </w:rPr>
+        <w:t>गला 2:4</w:t>
+      </w:r>
       <w:r>
         <w:rPr>
           <w:lang w:val="hi_IN" w:bidi="hi_IN"/>
@@ -1104,18 +960,12 @@
         </w:rPr>
         <w:t>, हमें किसी भी प्रकार के बन्धन में नहीं फंसना चाहिए (</w:t>
       </w:r>
-      <w:hyperlink r:id="rId37">
-        <w:r>
-          <w:rPr>
-            <w:lang w:val="hi_IN" w:bidi="hi_IN"/>
-          </w:rPr>
-          <w:rPr>
-            <w:color w:val="0000EE"/>
-            <w:u w:val="single"/>
-          </w:rPr>
-          <w:t>5:1</w:t>
-        </w:r>
-      </w:hyperlink>
+      <w:r>
+        <w:rPr>
+          <w:lang w:val="hi_IN" w:bidi="hi_IN"/>
+        </w:rPr>
+        <w:t>5:1</w:t>
+      </w:r>
       <w:r>
         <w:rPr>
           <w:lang w:val="hi_IN" w:bidi="hi_IN"/>
@@ -1160,18 +1010,12 @@
         </w:rPr>
         <w:t>से छुटकारा पाने की आशा करते हैं (</w:t>
       </w:r>
-      <w:hyperlink r:id="rId38">
-        <w:r>
-          <w:rPr>
-            <w:lang w:val="hi_IN" w:bidi="hi_IN"/>
-          </w:rPr>
-          <w:rPr>
-            <w:color w:val="0000EE"/>
-            <w:u w:val="single"/>
-          </w:rPr>
-          <w:t>रोम 8:21</w:t>
-        </w:r>
-      </w:hyperlink>
+      <w:r>
+        <w:rPr>
+          <w:lang w:val="hi_IN" w:bidi="hi_IN"/>
+        </w:rPr>
+        <w:t>रोम 8:21</w:t>
+      </w:r>
       <w:r>
         <w:rPr>
           <w:lang w:val="hi_IN" w:bidi="hi_IN"/>
@@ -1216,54 +1060,36 @@
         </w:rPr>
         <w:t>हमारी स्वतंत्रता पर अनुमान लगाने का एक स्पष्ट प्रलोभन है, क्योंकि हम अपनी स्वतंत्रता के लिए कुछ भी नहीं करते हैं। लेकिन हमें एक से अधिक बार चेतावनी दी गई है कि हम अपनी स्वतंत्रता का दुरुपयोग न करें (</w:t>
       </w:r>
-      <w:hyperlink r:id="rId39">
-        <w:r>
-          <w:rPr>
-            <w:lang w:val="hi_IN" w:bidi="hi_IN"/>
-          </w:rPr>
-          <w:rPr>
-            <w:color w:val="0000EE"/>
-            <w:u w:val="single"/>
-          </w:rPr>
-          <w:t>रोम 6:1–4</w:t>
-        </w:r>
-      </w:hyperlink>
+      <w:r>
+        <w:rPr>
+          <w:lang w:val="hi_IN" w:bidi="hi_IN"/>
+        </w:rPr>
+        <w:t>रोम 6:1–4</w:t>
+      </w:r>
       <w:r>
         <w:rPr>
           <w:lang w:val="hi_IN" w:bidi="hi_IN"/>
         </w:rPr>
         <w:t xml:space="preserve">; </w:t>
       </w:r>
-      <w:hyperlink r:id="rId40">
-        <w:r>
-          <w:rPr>
-            <w:lang w:val="hi_IN" w:bidi="hi_IN"/>
-          </w:rPr>
-          <w:rPr>
-            <w:color w:val="0000EE"/>
-            <w:u w:val="single"/>
-          </w:rPr>
-          <w:t>गला 5:13</w:t>
-        </w:r>
-      </w:hyperlink>
+      <w:r>
+        <w:rPr>
+          <w:lang w:val="hi_IN" w:bidi="hi_IN"/>
+        </w:rPr>
+        <w:t>गला 5:13</w:t>
+      </w:r>
       <w:r>
         <w:rPr>
           <w:lang w:val="hi_IN" w:bidi="hi_IN"/>
         </w:rPr>
         <w:t xml:space="preserve">; </w:t>
       </w:r>
-      <w:hyperlink r:id="rId41">
-        <w:r>
-          <w:rPr>
-            <w:lang w:val="hi_IN" w:bidi="hi_IN"/>
-          </w:rPr>
-          <w:rPr>
-            <w:color w:val="0000EE"/>
-            <w:u w:val="single"/>
-          </w:rPr>
-          <w:t>1 पत 2:16</w:t>
-        </w:r>
-      </w:hyperlink>
+      <w:r>
+        <w:rPr>
+          <w:lang w:val="hi_IN" w:bidi="hi_IN"/>
+        </w:rPr>
+        <w:t>1 पत 2:16</w:t>
+      </w:r>
       <w:r>
         <w:rPr>
           <w:lang w:val="hi_IN" w:bidi="hi_IN"/>
@@ -1376,61 +1202,7 @@
         <w:rPr>
           <w:lang w:val="hi_IN" w:bidi="hi_IN"/>
         </w:rPr>
-        <w:t xml:space="preserve"> का अर्थ था वास्तविक विद्रोह। इसलिए, यहूदी लोगों को राजा अर्तक्षत्र के विरुद्ध "विद्रोही" के रूप में वर्णित किया गया था (</w:t>
-      </w:r>
-      <w:hyperlink r:id="rId42">
-        <w:r>
-          <w:rPr>
-            <w:lang w:val="hi_IN" w:bidi="hi_IN"/>
-          </w:rPr>
-          <w:rPr>
-            <w:color w:val="0000EE"/>
-            <w:u w:val="single"/>
-          </w:rPr>
-          <w:t>1 एज 2:23</w:t>
-        </w:r>
-      </w:hyperlink>
-      <w:r>
-        <w:rPr>
-          <w:lang w:val="hi_IN" w:bidi="hi_IN"/>
-        </w:rPr>
-        <w:t>)। इसके अलावा, यासोन को "व्यवस्थाओं के विरुद्ध विद्रोही" के रूप में वर्णित किया गया था (</w:t>
-      </w:r>
-      <w:hyperlink r:id="rId43">
-        <w:r>
-          <w:rPr>
-            <w:lang w:val="hi_IN" w:bidi="hi_IN"/>
-          </w:rPr>
-          <w:rPr>
-            <w:color w:val="0000EE"/>
-            <w:u w:val="single"/>
-          </w:rPr>
-          <w:t>2 मका 5:6</w:t>
-        </w:r>
-      </w:hyperlink>
-      <w:r>
-        <w:rPr>
-          <w:lang w:val="hi_IN" w:bidi="hi_IN"/>
-        </w:rPr>
-        <w:t>–</w:t>
-      </w:r>
-      <w:hyperlink r:id="rId43">
-        <w:r>
-          <w:rPr>
-            <w:lang w:val="hi_IN" w:bidi="hi_IN"/>
-          </w:rPr>
-          <w:rPr>
-            <w:color w:val="0000EE"/>
-            <w:u w:val="single"/>
-          </w:rPr>
-          <w:t>8</w:t>
-        </w:r>
-      </w:hyperlink>
-      <w:r>
-        <w:rPr>
-          <w:lang w:val="hi_IN" w:bidi="hi_IN"/>
-        </w:rPr>
-        <w:t>)। पुराने नियम में आत्मिक विद्रोह के कई उदाहरण सूचीबद्ध हैं:</w:t>
+        <w:t xml:space="preserve"> का अर्थ था वास्तविक विद्रोह। इसलिए, यहूदी लोगों को राजा अर्तक्षत्र के विरुद्ध "विद्रोही" के रूप में वर्णित किया गया था (1 एज 2:23)। इसके अलावा, यासोन को "व्यवस्थाओं के विरुद्ध विद्रोही" के रूप में वर्णित किया गया था (2 मका 5:6–8)। पुराने नियम में आत्मिक विद्रोह के कई उदाहरण सूचीबद्ध हैं:</w:t>
       </w:r>
     </w:p>
     <w:p>
@@ -1450,18 +1222,12 @@
         </w:rPr>
         <w:t>व्यवस्था से हटना (</w:t>
       </w:r>
-      <w:hyperlink r:id="rId44">
-        <w:r>
-          <w:rPr>
-            <w:lang w:val="hi_IN" w:bidi="hi_IN"/>
-          </w:rPr>
-          <w:rPr>
-            <w:color w:val="0000EE"/>
-            <w:u w:val="single"/>
-          </w:rPr>
-          <w:t>यहो 22:22</w:t>
-        </w:r>
-      </w:hyperlink>
+      <w:r>
+        <w:rPr>
+          <w:lang w:val="hi_IN" w:bidi="hi_IN"/>
+        </w:rPr>
+        <w:t>यहो 22:22</w:t>
+      </w:r>
       <w:r>
         <w:rPr>
           <w:lang w:val="hi_IN" w:bidi="hi_IN"/>
@@ -1486,18 +1252,12 @@
         </w:rPr>
         <w:t>मन्दिर में होने वाली आराधना का त्याग (</w:t>
       </w:r>
-      <w:hyperlink r:id="rId45">
-        <w:r>
-          <w:rPr>
-            <w:lang w:val="hi_IN" w:bidi="hi_IN"/>
-          </w:rPr>
-          <w:rPr>
-            <w:color w:val="0000EE"/>
-            <w:u w:val="single"/>
-          </w:rPr>
-          <w:t>2 इति 29:19)</w:t>
-        </w:r>
-      </w:hyperlink>
+      <w:r>
+        <w:rPr>
+          <w:lang w:val="hi_IN" w:bidi="hi_IN"/>
+        </w:rPr>
+        <w:t>2 इति 29:19)</w:t>
+      </w:r>
     </w:p>
     <w:p>
       <w:pPr>
@@ -1516,18 +1276,12 @@
         </w:rPr>
         <w:t>जानबूझकर यहोवा की आज्ञा न मानना (</w:t>
       </w:r>
-      <w:hyperlink r:id="rId46">
-        <w:r>
-          <w:rPr>
-            <w:lang w:val="hi_IN" w:bidi="hi_IN"/>
-          </w:rPr>
-          <w:rPr>
-            <w:color w:val="0000EE"/>
-            <w:u w:val="single"/>
-          </w:rPr>
-          <w:t>यिर्म 2:19</w:t>
-        </w:r>
-      </w:hyperlink>
+      <w:r>
+        <w:rPr>
+          <w:lang w:val="hi_IN" w:bidi="hi_IN"/>
+        </w:rPr>
+        <w:t>यिर्म 2:19</w:t>
+      </w:r>
       <w:r>
         <w:rPr>
           <w:lang w:val="hi_IN" w:bidi="hi_IN"/>
@@ -1548,54 +1302,36 @@
         </w:rPr>
         <w:t>यशायाह और यिर्मयाह इस्राएल के कई विद्रोहों के उदाहरण प्रस्तुत करते हैं (</w:t>
       </w:r>
-      <w:hyperlink r:id="rId47">
-        <w:r>
-          <w:rPr>
-            <w:lang w:val="hi_IN" w:bidi="hi_IN"/>
-          </w:rPr>
-          <w:rPr>
-            <w:color w:val="0000EE"/>
-            <w:u w:val="single"/>
-          </w:rPr>
-          <w:t>यशा 1:2</w:t>
-        </w:r>
-      </w:hyperlink>
+      <w:r>
+        <w:rPr>
+          <w:lang w:val="hi_IN" w:bidi="hi_IN"/>
+        </w:rPr>
+        <w:t>यशा 1:2</w:t>
+      </w:r>
       <w:r>
         <w:rPr>
           <w:lang w:val="hi_IN" w:bidi="hi_IN"/>
         </w:rPr>
         <w:t>–</w:t>
       </w:r>
-      <w:hyperlink r:id="rId47">
-        <w:r>
-          <w:rPr>
-            <w:lang w:val="hi_IN" w:bidi="hi_IN"/>
-          </w:rPr>
-          <w:rPr>
-            <w:color w:val="0000EE"/>
-            <w:u w:val="single"/>
-          </w:rPr>
-          <w:t>4</w:t>
-        </w:r>
-      </w:hyperlink>
+      <w:r>
+        <w:rPr>
+          <w:lang w:val="hi_IN" w:bidi="hi_IN"/>
+        </w:rPr>
+        <w:t>4</w:t>
+      </w:r>
       <w:r>
         <w:rPr>
           <w:lang w:val="hi_IN" w:bidi="hi_IN"/>
         </w:rPr>
         <w:t xml:space="preserve">; </w:t>
       </w:r>
-      <w:hyperlink r:id="rId46">
-        <w:r>
-          <w:rPr>
-            <w:lang w:val="hi_IN" w:bidi="hi_IN"/>
-          </w:rPr>
-          <w:rPr>
-            <w:color w:val="0000EE"/>
-            <w:u w:val="single"/>
-          </w:rPr>
-          <w:t>यिर्म 2:19</w:t>
-        </w:r>
-      </w:hyperlink>
+      <w:r>
+        <w:rPr>
+          <w:lang w:val="hi_IN" w:bidi="hi_IN"/>
+        </w:rPr>
+        <w:t>यिर्म 2:19</w:t>
+      </w:r>
       <w:r>
         <w:rPr>
           <w:lang w:val="hi_IN" w:bidi="hi_IN"/>
@@ -1620,36 +1356,24 @@
         </w:rPr>
         <w:t>रहबाम (</w:t>
       </w:r>
-      <w:hyperlink r:id="rId48">
-        <w:r>
-          <w:rPr>
-            <w:lang w:val="hi_IN" w:bidi="hi_IN"/>
-          </w:rPr>
-          <w:rPr>
-            <w:color w:val="0000EE"/>
-            <w:u w:val="single"/>
-          </w:rPr>
-          <w:t>1 रा 14:22</w:t>
-        </w:r>
-      </w:hyperlink>
+      <w:r>
+        <w:rPr>
+          <w:lang w:val="hi_IN" w:bidi="hi_IN"/>
+        </w:rPr>
+        <w:t>1 रा 14:22</w:t>
+      </w:r>
       <w:r>
         <w:rPr>
           <w:lang w:val="hi_IN" w:bidi="hi_IN"/>
         </w:rPr>
         <w:t>–</w:t>
       </w:r>
-      <w:hyperlink r:id="rId48">
-        <w:r>
-          <w:rPr>
-            <w:lang w:val="hi_IN" w:bidi="hi_IN"/>
-          </w:rPr>
-          <w:rPr>
-            <w:color w:val="0000EE"/>
-            <w:u w:val="single"/>
-          </w:rPr>
-          <w:t>24</w:t>
-        </w:r>
-      </w:hyperlink>
+      <w:r>
+        <w:rPr>
+          <w:lang w:val="hi_IN" w:bidi="hi_IN"/>
+        </w:rPr>
+        <w:t>24</w:t>
+      </w:r>
       <w:r>
         <w:rPr>
           <w:lang w:val="hi_IN" w:bidi="hi_IN"/>
@@ -1674,36 +1398,24 @@
         </w:rPr>
         <w:t>अहाब (</w:t>
       </w:r>
-      <w:hyperlink r:id="rId49">
-        <w:r>
-          <w:rPr>
-            <w:lang w:val="hi_IN" w:bidi="hi_IN"/>
-          </w:rPr>
-          <w:rPr>
-            <w:color w:val="0000EE"/>
-            <w:u w:val="single"/>
-          </w:rPr>
-          <w:t>1 रा 16:30</w:t>
-        </w:r>
-      </w:hyperlink>
+      <w:r>
+        <w:rPr>
+          <w:lang w:val="hi_IN" w:bidi="hi_IN"/>
+        </w:rPr>
+        <w:t>1 रा 16:30</w:t>
+      </w:r>
       <w:r>
         <w:rPr>
           <w:lang w:val="hi_IN" w:bidi="hi_IN"/>
         </w:rPr>
         <w:t>–</w:t>
       </w:r>
-      <w:hyperlink r:id="rId49">
-        <w:r>
-          <w:rPr>
-            <w:lang w:val="hi_IN" w:bidi="hi_IN"/>
-          </w:rPr>
-          <w:rPr>
-            <w:color w:val="0000EE"/>
-            <w:u w:val="single"/>
-          </w:rPr>
-          <w:t>33</w:t>
-        </w:r>
-      </w:hyperlink>
+      <w:r>
+        <w:rPr>
+          <w:lang w:val="hi_IN" w:bidi="hi_IN"/>
+        </w:rPr>
+        <w:t>33</w:t>
+      </w:r>
       <w:r>
         <w:rPr>
           <w:lang w:val="hi_IN" w:bidi="hi_IN"/>
@@ -1728,36 +1440,24 @@
         </w:rPr>
         <w:t>अहज्याह (</w:t>
       </w:r>
-      <w:hyperlink r:id="rId50">
-        <w:r>
-          <w:rPr>
-            <w:lang w:val="hi_IN" w:bidi="hi_IN"/>
-          </w:rPr>
-          <w:rPr>
-            <w:color w:val="0000EE"/>
-            <w:u w:val="single"/>
-          </w:rPr>
-          <w:t>1 रा 22:51</w:t>
-        </w:r>
-      </w:hyperlink>
+      <w:r>
+        <w:rPr>
+          <w:lang w:val="hi_IN" w:bidi="hi_IN"/>
+        </w:rPr>
+        <w:t>1 रा 22:51</w:t>
+      </w:r>
       <w:r>
         <w:rPr>
           <w:lang w:val="hi_IN" w:bidi="hi_IN"/>
         </w:rPr>
         <w:t>–</w:t>
       </w:r>
-      <w:hyperlink r:id="rId50">
-        <w:r>
-          <w:rPr>
-            <w:lang w:val="hi_IN" w:bidi="hi_IN"/>
-          </w:rPr>
-          <w:rPr>
-            <w:color w:val="0000EE"/>
-            <w:u w:val="single"/>
-          </w:rPr>
-          <w:t>53</w:t>
-        </w:r>
-      </w:hyperlink>
+      <w:r>
+        <w:rPr>
+          <w:lang w:val="hi_IN" w:bidi="hi_IN"/>
+        </w:rPr>
+        <w:t>53</w:t>
+      </w:r>
       <w:r>
         <w:rPr>
           <w:lang w:val="hi_IN" w:bidi="hi_IN"/>
@@ -1782,18 +1482,12 @@
         </w:rPr>
         <w:t>यहोराम (</w:t>
       </w:r>
-      <w:hyperlink r:id="rId51">
-        <w:r>
-          <w:rPr>
-            <w:lang w:val="hi_IN" w:bidi="hi_IN"/>
-          </w:rPr>
-          <w:rPr>
-            <w:color w:val="0000EE"/>
-            <w:u w:val="single"/>
-          </w:rPr>
-          <w:t>2 इति 21:6, 10</w:t>
-        </w:r>
-      </w:hyperlink>
+      <w:r>
+        <w:rPr>
+          <w:lang w:val="hi_IN" w:bidi="hi_IN"/>
+        </w:rPr>
+        <w:t>2 इति 21:6, 10</w:t>
+      </w:r>
       <w:r>
         <w:rPr>
           <w:lang w:val="hi_IN" w:bidi="hi_IN"/>
@@ -1818,36 +1512,24 @@
         </w:rPr>
         <w:t>आहाज (</w:t>
       </w:r>
-      <w:hyperlink r:id="rId52">
-        <w:r>
-          <w:rPr>
-            <w:lang w:val="hi_IN" w:bidi="hi_IN"/>
-          </w:rPr>
-          <w:rPr>
-            <w:color w:val="0000EE"/>
-            <w:u w:val="single"/>
-          </w:rPr>
-          <w:t>2 इति 28:1</w:t>
-        </w:r>
-      </w:hyperlink>
+      <w:r>
+        <w:rPr>
+          <w:lang w:val="hi_IN" w:bidi="hi_IN"/>
+        </w:rPr>
+        <w:t>2 इति 28:1</w:t>
+      </w:r>
       <w:r>
         <w:rPr>
           <w:lang w:val="hi_IN" w:bidi="hi_IN"/>
         </w:rPr>
         <w:t>–</w:t>
       </w:r>
-      <w:hyperlink r:id="rId52">
-        <w:r>
-          <w:rPr>
-            <w:lang w:val="hi_IN" w:bidi="hi_IN"/>
-          </w:rPr>
-          <w:rPr>
-            <w:color w:val="0000EE"/>
-            <w:u w:val="single"/>
-          </w:rPr>
-          <w:t>4</w:t>
-        </w:r>
-      </w:hyperlink>
+      <w:r>
+        <w:rPr>
+          <w:lang w:val="hi_IN" w:bidi="hi_IN"/>
+        </w:rPr>
+        <w:t>4</w:t>
+      </w:r>
       <w:r>
         <w:rPr>
           <w:lang w:val="hi_IN" w:bidi="hi_IN"/>
@@ -1872,36 +1554,24 @@
         </w:rPr>
         <w:t>मनश्शे (</w:t>
       </w:r>
-      <w:hyperlink r:id="rId53">
-        <w:r>
-          <w:rPr>
-            <w:lang w:val="hi_IN" w:bidi="hi_IN"/>
-          </w:rPr>
-          <w:rPr>
-            <w:color w:val="0000EE"/>
-            <w:u w:val="single"/>
-          </w:rPr>
-          <w:t>2 इति 33:1</w:t>
-        </w:r>
-      </w:hyperlink>
+      <w:r>
+        <w:rPr>
+          <w:lang w:val="hi_IN" w:bidi="hi_IN"/>
+        </w:rPr>
+        <w:t>2 इति 33:1</w:t>
+      </w:r>
       <w:r>
         <w:rPr>
           <w:lang w:val="hi_IN" w:bidi="hi_IN"/>
         </w:rPr>
         <w:t>–</w:t>
       </w:r>
-      <w:hyperlink r:id="rId53">
-        <w:r>
-          <w:rPr>
-            <w:lang w:val="hi_IN" w:bidi="hi_IN"/>
-          </w:rPr>
-          <w:rPr>
-            <w:color w:val="0000EE"/>
-            <w:u w:val="single"/>
-          </w:rPr>
-          <w:t>19</w:t>
-        </w:r>
-      </w:hyperlink>
+      <w:r>
+        <w:rPr>
+          <w:lang w:val="hi_IN" w:bidi="hi_IN"/>
+        </w:rPr>
+        <w:t>19</w:t>
+      </w:r>
       <w:r>
         <w:rPr>
           <w:lang w:val="hi_IN" w:bidi="hi_IN"/>
@@ -1926,36 +1596,24 @@
         </w:rPr>
         <w:t>आमोन (</w:t>
       </w:r>
-      <w:hyperlink r:id="rId54">
-        <w:r>
-          <w:rPr>
-            <w:lang w:val="hi_IN" w:bidi="hi_IN"/>
-          </w:rPr>
-          <w:rPr>
-            <w:color w:val="0000EE"/>
-            <w:u w:val="single"/>
-          </w:rPr>
-          <w:t>2 इति 33:21</w:t>
-        </w:r>
-      </w:hyperlink>
+      <w:r>
+        <w:rPr>
+          <w:lang w:val="hi_IN" w:bidi="hi_IN"/>
+        </w:rPr>
+        <w:t>2 इति 33:21</w:t>
+      </w:r>
       <w:r>
         <w:rPr>
           <w:lang w:val="hi_IN" w:bidi="hi_IN"/>
         </w:rPr>
         <w:t>–</w:t>
       </w:r>
-      <w:hyperlink r:id="rId54">
-        <w:r>
-          <w:rPr>
-            <w:lang w:val="hi_IN" w:bidi="hi_IN"/>
-          </w:rPr>
-          <w:rPr>
-            <w:color w:val="0000EE"/>
-            <w:u w:val="single"/>
-          </w:rPr>
-          <w:t>23</w:t>
-        </w:r>
-      </w:hyperlink>
+      <w:r>
+        <w:rPr>
+          <w:lang w:val="hi_IN" w:bidi="hi_IN"/>
+        </w:rPr>
+        <w:t>23</w:t>
+      </w:r>
       <w:r>
         <w:rPr>
           <w:lang w:val="hi_IN" w:bidi="hi_IN"/>
@@ -1976,18 +1634,12 @@
         </w:rPr>
         <w:t>नए नियम के समय में, कई शिष्यों ने मसीह से अपने आप को अलग कर लिया (</w:t>
       </w:r>
-      <w:hyperlink r:id="rId55">
-        <w:r>
-          <w:rPr>
-            <w:lang w:val="hi_IN" w:bidi="hi_IN"/>
-          </w:rPr>
-          <w:rPr>
-            <w:color w:val="0000EE"/>
-            <w:u w:val="single"/>
-          </w:rPr>
-          <w:t>यूह 6:66</w:t>
-        </w:r>
-      </w:hyperlink>
+      <w:r>
+        <w:rPr>
+          <w:lang w:val="hi_IN" w:bidi="hi_IN"/>
+        </w:rPr>
+        <w:t>यूह 6:66</w:t>
+      </w:r>
       <w:r>
         <w:rPr>
           <w:lang w:val="hi_IN" w:bidi="hi_IN"/>
@@ -2007,36 +1659,24 @@
         </w:rPr>
         <w:t xml:space="preserve"> मिलता है, केवल दो गद्यांशों में है। प्रेरित पौलुस पर स्वधर्म त्याग का आरोप लगाया गया था क्योंकि उन्होंने दूसरों को "मूसा को त्यागने" की शिक्षा दी थी (</w:t>
       </w:r>
-      <w:hyperlink r:id="rId56">
-        <w:r>
-          <w:rPr>
-            <w:lang w:val="hi_IN" w:bidi="hi_IN"/>
-          </w:rPr>
-          <w:rPr>
-            <w:color w:val="0000EE"/>
-            <w:u w:val="single"/>
-          </w:rPr>
-          <w:t>प्रेरि 21:21</w:t>
-        </w:r>
-      </w:hyperlink>
+      <w:r>
+        <w:rPr>
+          <w:lang w:val="hi_IN" w:bidi="hi_IN"/>
+        </w:rPr>
+        <w:t>प्रेरि 21:21</w:t>
+      </w:r>
       <w:r>
         <w:rPr>
           <w:lang w:val="hi_IN" w:bidi="hi_IN"/>
         </w:rPr>
         <w:t>)। अन्त समय में स्वधर्म त्यागना महत्वपूर्ण होगा (</w:t>
       </w:r>
-      <w:hyperlink r:id="rId57">
-        <w:r>
-          <w:rPr>
-            <w:lang w:val="hi_IN" w:bidi="hi_IN"/>
-          </w:rPr>
-          <w:rPr>
-            <w:color w:val="0000EE"/>
-            <w:u w:val="single"/>
-          </w:rPr>
-          <w:t>2 थिस्स 2:3)</w:t>
-        </w:r>
-      </w:hyperlink>
+      <w:r>
+        <w:rPr>
+          <w:lang w:val="hi_IN" w:bidi="hi_IN"/>
+        </w:rPr>
+        <w:t>2 थिस्स 2:3)</w:t>
+      </w:r>
       <w:r>
         <w:rPr>
           <w:lang w:val="hi_IN" w:bidi="hi_IN"/>
@@ -2055,72 +1695,48 @@
         </w:rPr>
         <w:t>बहकाए और धोखे में न आएं। यह स्वधर्म त्याग एक विद्रोही व्यक्ति के आगमन के कारण है जिसे शैतान अपने काम करने के लिए उपयोग करेगा (</w:t>
       </w:r>
-      <w:hyperlink r:id="rId58">
-        <w:r>
-          <w:rPr>
-            <w:lang w:val="hi_IN" w:bidi="hi_IN"/>
-          </w:rPr>
-          <w:rPr>
-            <w:color w:val="0000EE"/>
-            <w:u w:val="single"/>
-          </w:rPr>
-          <w:t>2 थिस्स 2:3</w:t>
-        </w:r>
-      </w:hyperlink>
+      <w:r>
+        <w:rPr>
+          <w:lang w:val="hi_IN" w:bidi="hi_IN"/>
+        </w:rPr>
+        <w:t>2 थिस्स 2:3</w:t>
+      </w:r>
       <w:r>
         <w:rPr>
           <w:lang w:val="hi_IN" w:bidi="hi_IN"/>
         </w:rPr>
         <w:t>–</w:t>
       </w:r>
-      <w:hyperlink r:id="rId58">
-        <w:r>
-          <w:rPr>
-            <w:lang w:val="hi_IN" w:bidi="hi_IN"/>
-          </w:rPr>
-          <w:rPr>
-            <w:color w:val="0000EE"/>
-            <w:u w:val="single"/>
-          </w:rPr>
-          <w:t>12</w:t>
-        </w:r>
-      </w:hyperlink>
+      <w:r>
+        <w:rPr>
+          <w:lang w:val="hi_IN" w:bidi="hi_IN"/>
+        </w:rPr>
+        <w:t>12</w:t>
+      </w:r>
       <w:r>
         <w:rPr>
           <w:lang w:val="hi_IN" w:bidi="hi_IN"/>
         </w:rPr>
         <w:t xml:space="preserve">; तुलना करें </w:t>
       </w:r>
-      <w:hyperlink r:id="rId59">
-        <w:r>
-          <w:rPr>
-            <w:lang w:val="hi_IN" w:bidi="hi_IN"/>
-          </w:rPr>
-          <w:rPr>
-            <w:color w:val="0000EE"/>
-            <w:u w:val="single"/>
-          </w:rPr>
-          <w:t>1 तीमु 4:1</w:t>
-        </w:r>
-      </w:hyperlink>
+      <w:r>
+        <w:rPr>
+          <w:lang w:val="hi_IN" w:bidi="hi_IN"/>
+        </w:rPr>
+        <w:t>1 तीमु 4:1</w:t>
+      </w:r>
       <w:r>
         <w:rPr>
           <w:lang w:val="hi_IN" w:bidi="hi_IN"/>
         </w:rPr>
         <w:t>–</w:t>
       </w:r>
-      <w:hyperlink r:id="rId59">
-        <w:r>
-          <w:rPr>
-            <w:lang w:val="hi_IN" w:bidi="hi_IN"/>
-          </w:rPr>
-          <w:rPr>
-            <w:color w:val="0000EE"/>
-            <w:u w:val="single"/>
-          </w:rPr>
-          <w:t>3</w:t>
-        </w:r>
-      </w:hyperlink>
+      <w:r>
+        <w:rPr>
+          <w:lang w:val="hi_IN" w:bidi="hi_IN"/>
+        </w:rPr>
+        <w:t>3</w:t>
+      </w:r>
       <w:r>
         <w:rPr>
           <w:lang w:val="hi_IN" w:bidi="hi_IN"/>
@@ -2267,72 +1883,48 @@
         </w:rPr>
         <w:t>पुराने नियम में स्वप्न की समझ में कई महत्वपूर्ण विशेषताएं थीं। प्राचीन दुनिया के बाकी हिस्सों की तरह, परमेश्वर के लोगों का मानना ​​था कि परमेश्वर स्वप्न में संवाद करते है। फिर भी पुराने नियम के वृत्तांतों में एक संयम है जो अक्सर बुतपरस्त स्वप्न के अभिलेखों में वर्णित विकृत और अश्लील दृश्यों में नहीं है। एक और अंतर यह है कि परमेश्वर आरंभकर्ता है; वह जब, जहाँ, और जिसे चाहता है उस पर प्रकाशन के स्वप्न देता है - एक सच्चाई जिसे शाऊल ने दर्दनाक रूप से सीखा (</w:t>
       </w:r>
-      <w:hyperlink r:id="rId60">
-        <w:r>
-          <w:rPr>
-            <w:lang w:val="hi_IN" w:bidi="hi_IN"/>
-          </w:rPr>
-          <w:rPr>
-            <w:color w:val="0000EE"/>
-            <w:u w:val="single"/>
-          </w:rPr>
-          <w:t>1 शमू 28:6, 15</w:t>
-        </w:r>
-      </w:hyperlink>
+      <w:r>
+        <w:rPr>
+          <w:lang w:val="hi_IN" w:bidi="hi_IN"/>
+        </w:rPr>
+        <w:t>1 शमू 28:6, 15</w:t>
+      </w:r>
       <w:r>
         <w:rPr>
           <w:lang w:val="hi_IN" w:bidi="hi_IN"/>
         </w:rPr>
         <w:t>)। और अधिक महत्वपूर्ण बात यह है कि व्याख्या के धर्मनिरपेक्ष दृष्टिकोण को विशेष रूप से अस्वीकार कर दिया गया था। स्वप्न के प्रतीकों की समझ स्वप्न की पुस्तकों में शोध करके या स्वाभाविक मनुष्य की क्षमता से नहीं आई। जब यूसुफ ने अपने दो मिस्री साथी कैदियों और बाद में स्वयं फ़िरौन के स्वप्न की व्याख्या की, तो उन्होंने परमेश्वर को पूरा श्रेय देने पर जोर दिया (</w:t>
       </w:r>
-      <w:hyperlink r:id="rId61">
-        <w:r>
-          <w:rPr>
-            <w:lang w:val="hi_IN" w:bidi="hi_IN"/>
-          </w:rPr>
-          <w:rPr>
-            <w:color w:val="0000EE"/>
-            <w:u w:val="single"/>
-          </w:rPr>
-          <w:t>उत 40:8</w:t>
-        </w:r>
-      </w:hyperlink>
+      <w:r>
+        <w:rPr>
+          <w:lang w:val="hi_IN" w:bidi="hi_IN"/>
+        </w:rPr>
+        <w:t>उत 40:8</w:t>
+      </w:r>
       <w:r>
         <w:rPr>
           <w:lang w:val="hi_IN" w:bidi="hi_IN"/>
         </w:rPr>
         <w:t xml:space="preserve">; </w:t>
       </w:r>
-      <w:hyperlink r:id="rId62">
-        <w:r>
-          <w:rPr>
-            <w:lang w:val="hi_IN" w:bidi="hi_IN"/>
-          </w:rPr>
-          <w:rPr>
-            <w:color w:val="0000EE"/>
-            <w:u w:val="single"/>
-          </w:rPr>
-          <w:t>41:7, 25, 28, 39</w:t>
-        </w:r>
-      </w:hyperlink>
+      <w:r>
+        <w:rPr>
+          <w:lang w:val="hi_IN" w:bidi="hi_IN"/>
+        </w:rPr>
+        <w:t>41:7, 25, 28, 39</w:t>
+      </w:r>
       <w:r>
         <w:rPr>
           <w:lang w:val="hi_IN" w:bidi="hi_IN"/>
         </w:rPr>
         <w:t>)। इसी तरह, दानिय्येल ने नबूकदनेस्सर को बताया कि स्वर्ग में परमेश्वर जो रहस्यों को प्रकट करता है, वह राजा के स्वप्न और उसके अर्थ को बताएगा, जिसमें पेशेवर स्वप्न के व्याख्याकार असफल रहे थे (</w:t>
       </w:r>
-      <w:hyperlink r:id="rId63">
-        <w:r>
-          <w:rPr>
-            <w:lang w:val="hi_IN" w:bidi="hi_IN"/>
-          </w:rPr>
-          <w:rPr>
-            <w:color w:val="0000EE"/>
-            <w:u w:val="single"/>
-          </w:rPr>
-          <w:t>दानि 2:27–28</w:t>
-        </w:r>
-      </w:hyperlink>
+      <w:r>
+        <w:rPr>
+          <w:lang w:val="hi_IN" w:bidi="hi_IN"/>
+        </w:rPr>
+        <w:t>दानि 2:27–28</w:t>
+      </w:r>
       <w:r>
         <w:rPr>
           <w:lang w:val="hi_IN" w:bidi="hi_IN"/>
@@ -2353,90 +1945,60 @@
         </w:rPr>
         <w:t xml:space="preserve"> अपने पड़ोसियों के विपरीत, पुराने नियम के संत जानते थे कि स्वप्न एक “रात का दर्शन” था (</w:t>
       </w:r>
-      <w:hyperlink r:id="rId64">
-        <w:r>
-          <w:rPr>
-            <w:lang w:val="hi_IN" w:bidi="hi_IN"/>
-          </w:rPr>
-          <w:rPr>
-            <w:color w:val="0000EE"/>
-            <w:u w:val="single"/>
-          </w:rPr>
-          <w:t>अय्यू 33:15</w:t>
-        </w:r>
-      </w:hyperlink>
+      <w:r>
+        <w:rPr>
+          <w:lang w:val="hi_IN" w:bidi="hi_IN"/>
+        </w:rPr>
+        <w:t>अय्यू 33:15</w:t>
+      </w:r>
       <w:r>
         <w:rPr>
           <w:lang w:val="hi_IN" w:bidi="hi_IN"/>
         </w:rPr>
         <w:t>), और प्रतीकात्मक रूप से आध्यात्मिक क्षेत्र का प्रतिनिधित्व करता था (</w:t>
       </w:r>
-      <w:hyperlink r:id="rId65">
-        <w:r>
-          <w:rPr>
-            <w:lang w:val="hi_IN" w:bidi="hi_IN"/>
-          </w:rPr>
-          <w:rPr>
-            <w:color w:val="0000EE"/>
-            <w:u w:val="single"/>
-          </w:rPr>
-          <w:t>अय्यू 20:8</w:t>
-        </w:r>
-      </w:hyperlink>
+      <w:r>
+        <w:rPr>
+          <w:lang w:val="hi_IN" w:bidi="hi_IN"/>
+        </w:rPr>
+        <w:t>अय्यू 20:8</w:t>
+      </w:r>
       <w:r>
         <w:rPr>
           <w:lang w:val="hi_IN" w:bidi="hi_IN"/>
         </w:rPr>
         <w:t xml:space="preserve">; </w:t>
       </w:r>
-      <w:hyperlink r:id="rId66">
-        <w:r>
-          <w:rPr>
-            <w:lang w:val="hi_IN" w:bidi="hi_IN"/>
-          </w:rPr>
-          <w:rPr>
-            <w:color w:val="0000EE"/>
-            <w:u w:val="single"/>
-          </w:rPr>
-          <w:t>भज 73:20</w:t>
-        </w:r>
-      </w:hyperlink>
+      <w:r>
+        <w:rPr>
+          <w:lang w:val="hi_IN" w:bidi="hi_IN"/>
+        </w:rPr>
+        <w:t>भज 73:20</w:t>
+      </w:r>
       <w:r>
         <w:rPr>
           <w:lang w:val="hi_IN" w:bidi="hi_IN"/>
         </w:rPr>
         <w:t xml:space="preserve">; </w:t>
       </w:r>
-      <w:hyperlink r:id="rId67">
-        <w:r>
-          <w:rPr>
-            <w:lang w:val="hi_IN" w:bidi="hi_IN"/>
-          </w:rPr>
-          <w:rPr>
-            <w:color w:val="0000EE"/>
-            <w:u w:val="single"/>
-          </w:rPr>
-          <w:t>126:1</w:t>
-        </w:r>
-      </w:hyperlink>
+      <w:r>
+        <w:rPr>
+          <w:lang w:val="hi_IN" w:bidi="hi_IN"/>
+        </w:rPr>
+        <w:t>126:1</w:t>
+      </w:r>
       <w:r>
         <w:rPr>
           <w:lang w:val="hi_IN" w:bidi="hi_IN"/>
         </w:rPr>
         <w:t xml:space="preserve">; </w:t>
       </w:r>
-      <w:hyperlink r:id="rId68">
-        <w:r>
-          <w:rPr>
-            <w:lang w:val="hi_IN" w:bidi="hi_IN"/>
-          </w:rPr>
-          <w:rPr>
-            <w:color w:val="0000EE"/>
-            <w:u w:val="single"/>
-          </w:rPr>
-          <w:t>यशा 29:7–8</w:t>
-        </w:r>
-      </w:hyperlink>
+      <w:r>
+        <w:rPr>
+          <w:lang w:val="hi_IN" w:bidi="hi_IN"/>
+        </w:rPr>
+        <w:t>यशा 29:7–8</w:t>
+      </w:r>
       <w:r>
         <w:rPr>
           <w:lang w:val="hi_IN" w:bidi="hi_IN"/>
@@ -2457,108 +2019,72 @@
         </w:rPr>
         <w:t>पुराने नियम के दिनों में परमेश्वर ने अपने सेवकों की रक्षा करने के लिए (</w:t>
       </w:r>
-      <w:hyperlink r:id="rId69">
-        <w:r>
-          <w:rPr>
-            <w:lang w:val="hi_IN" w:bidi="hi_IN"/>
-          </w:rPr>
-          <w:rPr>
-            <w:color w:val="0000EE"/>
-            <w:u w:val="single"/>
-          </w:rPr>
-          <w:t>उत 20</w:t>
-        </w:r>
-      </w:hyperlink>
+      <w:r>
+        <w:rPr>
+          <w:lang w:val="hi_IN" w:bidi="hi_IN"/>
+        </w:rPr>
+        <w:t>उत 20</w:t>
+      </w:r>
       <w:r>
         <w:rPr>
           <w:lang w:val="hi_IN" w:bidi="hi_IN"/>
         </w:rPr>
         <w:t>), लोगों के सामने खुद को एक खास तरीके से प्रकट करने के लिए (</w:t>
       </w:r>
-      <w:hyperlink r:id="rId70">
-        <w:r>
-          <w:rPr>
-            <w:lang w:val="hi_IN" w:bidi="hi_IN"/>
-          </w:rPr>
-          <w:rPr>
-            <w:color w:val="0000EE"/>
-            <w:u w:val="single"/>
-          </w:rPr>
-          <w:t>28:12</w:t>
-        </w:r>
-      </w:hyperlink>
+      <w:r>
+        <w:rPr>
+          <w:lang w:val="hi_IN" w:bidi="hi_IN"/>
+        </w:rPr>
+        <w:t>28:12</w:t>
+      </w:r>
       <w:r>
         <w:rPr>
           <w:lang w:val="hi_IN" w:bidi="hi_IN"/>
         </w:rPr>
         <w:t>), विशिष्ट परिस्थितियों में मार्गदर्शन प्रदान करने के लिए (</w:t>
       </w:r>
-      <w:hyperlink r:id="rId71">
-        <w:r>
-          <w:rPr>
-            <w:lang w:val="hi_IN" w:bidi="hi_IN"/>
-          </w:rPr>
-          <w:rPr>
-            <w:color w:val="0000EE"/>
-            <w:u w:val="single"/>
-          </w:rPr>
-          <w:t>31:10–13</w:t>
-        </w:r>
-      </w:hyperlink>
+      <w:r>
+        <w:rPr>
+          <w:lang w:val="hi_IN" w:bidi="hi_IN"/>
+        </w:rPr>
+        <w:t>31:10–13</w:t>
+      </w:r>
       <w:r>
         <w:rPr>
           <w:lang w:val="hi_IN" w:bidi="hi_IN"/>
         </w:rPr>
         <w:t>), और व्यक्तिगत भविष्य की घटनाओं के बारे में पहले से चेतावनी देने के लिए (</w:t>
       </w:r>
-      <w:hyperlink r:id="rId72">
-        <w:r>
-          <w:rPr>
-            <w:lang w:val="hi_IN" w:bidi="hi_IN"/>
-          </w:rPr>
-          <w:rPr>
-            <w:color w:val="0000EE"/>
-            <w:u w:val="single"/>
-          </w:rPr>
-          <w:t>37:5–20</w:t>
-        </w:r>
-      </w:hyperlink>
+      <w:r>
+        <w:rPr>
+          <w:lang w:val="hi_IN" w:bidi="hi_IN"/>
+        </w:rPr>
+        <w:t>37:5–20</w:t>
+      </w:r>
       <w:r>
         <w:rPr>
           <w:lang w:val="hi_IN" w:bidi="hi_IN"/>
         </w:rPr>
         <w:t>) स्वप्न का इस्तेमाल किया। राष्ट्रों के इतिहास की भविष्यवाणी करने के लिए भी स्वप्न का इस्तेमाल किया गया (</w:t>
       </w:r>
-      <w:hyperlink r:id="rId73">
-        <w:r>
-          <w:rPr>
-            <w:lang w:val="hi_IN" w:bidi="hi_IN"/>
-          </w:rPr>
-          <w:rPr>
-            <w:color w:val="0000EE"/>
-            <w:u w:val="single"/>
-          </w:rPr>
-          <w:t>40–41</w:t>
-        </w:r>
-      </w:hyperlink>
+      <w:r>
+        <w:rPr>
+          <w:lang w:val="hi_IN" w:bidi="hi_IN"/>
+        </w:rPr>
+        <w:t>40–41</w:t>
+      </w:r>
       <w:r>
         <w:rPr>
           <w:lang w:val="hi_IN" w:bidi="hi_IN"/>
         </w:rPr>
         <w:t>) और चार महान क्रमिक विश्व साम्राज्यों की भविष्यवाणी करने के लिए जिन्हें परमेश्वर के शाश्वत राज्य द्वारा प्रतिस्थापित किया जाएगा (</w:t>
       </w:r>
-      <w:hyperlink r:id="rId74">
-        <w:r>
-          <w:rPr>
-            <w:lang w:val="hi_IN" w:bidi="hi_IN"/>
-          </w:rPr>
-          <w:rPr>
-            <w:color w:val="0000EE"/>
-            <w:u w:val="single"/>
-          </w:rPr>
-          <w:t>दानि 4:19–27</w:t>
-        </w:r>
-      </w:hyperlink>
+      <w:r>
+        <w:rPr>
+          <w:lang w:val="hi_IN" w:bidi="hi_IN"/>
+        </w:rPr>
+        <w:t>दानि 4:19–27</w:t>
+      </w:r>
       <w:r>
         <w:rPr>
           <w:lang w:val="hi_IN" w:bidi="hi_IN"/>
@@ -2579,36 +2105,24 @@
         </w:rPr>
         <w:t>यूसुफ और दानिय्येल के बीच लगभग 1,000 वर्षों के दौरान, केवल दो स्वप्न दर्ज किए गए हैं। एक ने गिदोन को आश्वस्त किया कि परमेश्वर मिद्यानियों को हरा देगा (</w:t>
       </w:r>
-      <w:hyperlink r:id="rId75">
-        <w:r>
-          <w:rPr>
-            <w:lang w:val="hi_IN" w:bidi="hi_IN"/>
-          </w:rPr>
-          <w:rPr>
-            <w:color w:val="0000EE"/>
-            <w:u w:val="single"/>
-          </w:rPr>
-          <w:t>न्या 7:13–15</w:t>
-        </w:r>
-      </w:hyperlink>
+      <w:r>
+        <w:rPr>
+          <w:lang w:val="hi_IN" w:bidi="hi_IN"/>
+        </w:rPr>
+        <w:t>न्या 7:13–15</w:t>
+      </w:r>
       <w:r>
         <w:rPr>
           <w:lang w:val="hi_IN" w:bidi="hi_IN"/>
         </w:rPr>
         <w:t>); दूसरा इस बारे में है कि कैसे सुलैमान अपने विनम्र, निःस्वार्थ अनुरोध के बाद इतना बुद्धिमान बन गया कि “समझदार हृदय” (</w:t>
       </w:r>
-      <w:hyperlink r:id="rId76">
-        <w:r>
-          <w:rPr>
-            <w:lang w:val="hi_IN" w:bidi="hi_IN"/>
-          </w:rPr>
-          <w:rPr>
-            <w:color w:val="0000EE"/>
-            <w:u w:val="single"/>
-          </w:rPr>
-          <w:t>1 रा 3:9, 15</w:t>
-        </w:r>
-      </w:hyperlink>
+      <w:r>
+        <w:rPr>
+          <w:lang w:val="hi_IN" w:bidi="hi_IN"/>
+        </w:rPr>
+        <w:t>1 रा 3:9, 15</w:t>
+      </w:r>
       <w:r>
         <w:rPr>
           <w:lang w:val="hi_IN" w:bidi="hi_IN"/>
@@ -2629,54 +2143,36 @@
         </w:rPr>
         <w:t>पुराने नियम के अंतिम स्वप्न में, परमेश्वर ने नबूकदनेस्सर को भविष्य के विश्व इतिहास का अवलोकन दिया (</w:t>
       </w:r>
-      <w:hyperlink r:id="rId77">
-        <w:r>
-          <w:rPr>
-            <w:lang w:val="hi_IN" w:bidi="hi_IN"/>
-          </w:rPr>
-          <w:rPr>
-            <w:color w:val="0000EE"/>
-            <w:u w:val="single"/>
-          </w:rPr>
-          <w:t>दानि 2:31–45</w:t>
-        </w:r>
-      </w:hyperlink>
+      <w:r>
+        <w:rPr>
+          <w:lang w:val="hi_IN" w:bidi="hi_IN"/>
+        </w:rPr>
+        <w:t>दानि 2:31–45</w:t>
+      </w:r>
       <w:r>
         <w:rPr>
           <w:lang w:val="hi_IN" w:bidi="hi_IN"/>
         </w:rPr>
         <w:t>) और राजा के अस्थायी पागलपन की भविष्यवाणी (</w:t>
       </w:r>
-      <w:hyperlink r:id="rId74">
-        <w:r>
-          <w:rPr>
-            <w:lang w:val="hi_IN" w:bidi="hi_IN"/>
-          </w:rPr>
-          <w:rPr>
-            <w:color w:val="0000EE"/>
-            <w:u w:val="single"/>
-          </w:rPr>
-          <w:t>4:19–27</w:t>
-        </w:r>
-      </w:hyperlink>
+      <w:r>
+        <w:rPr>
+          <w:lang w:val="hi_IN" w:bidi="hi_IN"/>
+        </w:rPr>
+        <w:t>4:19–27</w:t>
+      </w:r>
       <w:r>
         <w:rPr>
           <w:lang w:val="hi_IN" w:bidi="hi_IN"/>
         </w:rPr>
         <w:t>)। दानिय्येल का चार जानवरों का स्वप्न राजा के पहले स्वप्न के समान था, लेकिन इसमें भविष्य के अंतर्राष्ट्रीय संबंधों के बारे में अतिरिक्त विवरण थे (</w:t>
       </w:r>
-      <w:hyperlink r:id="rId78">
-        <w:r>
-          <w:rPr>
-            <w:lang w:val="hi_IN" w:bidi="hi_IN"/>
-          </w:rPr>
-          <w:rPr>
-            <w:color w:val="0000EE"/>
-            <w:u w:val="single"/>
-          </w:rPr>
-          <w:t>7:13–14</w:t>
-        </w:r>
-      </w:hyperlink>
+      <w:r>
+        <w:rPr>
+          <w:lang w:val="hi_IN" w:bidi="hi_IN"/>
+        </w:rPr>
+        <w:t>7:13–14</w:t>
+      </w:r>
       <w:r>
         <w:rPr>
           <w:lang w:val="hi_IN" w:bidi="hi_IN"/>
@@ -2697,180 +2193,120 @@
         </w:rPr>
         <w:t>स्वप्न को एक ऐसा माध्यम माना जाता था जिसके द्वारा परमेश्वर भविष्यद्वक्ताओं से बात करता था (</w:t>
       </w:r>
-      <w:hyperlink r:id="rId79">
-        <w:r>
-          <w:rPr>
-            <w:lang w:val="hi_IN" w:bidi="hi_IN"/>
-          </w:rPr>
-          <w:rPr>
-            <w:color w:val="0000EE"/>
-            <w:u w:val="single"/>
-          </w:rPr>
-          <w:t>गिन 12:6</w:t>
-        </w:r>
-      </w:hyperlink>
+      <w:r>
+        <w:rPr>
+          <w:lang w:val="hi_IN" w:bidi="hi_IN"/>
+        </w:rPr>
+        <w:t>गिन 12:6</w:t>
+      </w:r>
       <w:r>
         <w:rPr>
           <w:lang w:val="hi_IN" w:bidi="hi_IN"/>
         </w:rPr>
         <w:t>)। लेकिन परमेश्वर के लोग एक सच्चे भविष्यद्वक्ता को धोखेबाज से कैसे अलग कर सकते थे? परमेश्वर ने दो परीक्षण दिए: तत्काल भविष्य की भविष्यवाणी करने की क्षमता (</w:t>
       </w:r>
-      <w:hyperlink r:id="rId80">
-        <w:r>
-          <w:rPr>
-            <w:lang w:val="hi_IN" w:bidi="hi_IN"/>
-          </w:rPr>
-          <w:rPr>
-            <w:color w:val="0000EE"/>
-            <w:u w:val="single"/>
-          </w:rPr>
-          <w:t>व्य. वी. 18:22</w:t>
-        </w:r>
-      </w:hyperlink>
+      <w:r>
+        <w:rPr>
+          <w:lang w:val="hi_IN" w:bidi="hi_IN"/>
+        </w:rPr>
+        <w:t>व्य. वी. 18:22</w:t>
+      </w:r>
       <w:r>
         <w:rPr>
           <w:lang w:val="hi_IN" w:bidi="hi_IN"/>
         </w:rPr>
         <w:t>) और पहले से प्रकट सत्य के साथ संदेश की संगति (</w:t>
       </w:r>
-      <w:hyperlink r:id="rId81">
-        <w:r>
-          <w:rPr>
-            <w:lang w:val="hi_IN" w:bidi="hi_IN"/>
-          </w:rPr>
-          <w:rPr>
-            <w:color w:val="0000EE"/>
-            <w:u w:val="single"/>
-          </w:rPr>
-          <w:t>13:1–4</w:t>
-        </w:r>
-      </w:hyperlink>
+      <w:r>
+        <w:rPr>
+          <w:lang w:val="hi_IN" w:bidi="hi_IN"/>
+        </w:rPr>
+        <w:t>13:1–4</w:t>
+      </w:r>
       <w:r>
         <w:rPr>
           <w:lang w:val="hi_IN" w:bidi="hi_IN"/>
         </w:rPr>
         <w:t xml:space="preserve">)। झूठे भविष्यद्वक्ताओं को मौत के घाट उतार दिया गया ( पद </w:t>
       </w:r>
-      <w:hyperlink r:id="rId82">
-        <w:r>
-          <w:rPr>
-            <w:lang w:val="hi_IN" w:bidi="hi_IN"/>
-          </w:rPr>
-          <w:rPr>
-            <w:color w:val="0000EE"/>
-            <w:u w:val="single"/>
-          </w:rPr>
-          <w:t>5</w:t>
-        </w:r>
-      </w:hyperlink>
+      <w:r>
+        <w:rPr>
+          <w:lang w:val="hi_IN" w:bidi="hi_IN"/>
+        </w:rPr>
+        <w:t>5</w:t>
+      </w:r>
       <w:r>
         <w:rPr>
           <w:lang w:val="hi_IN" w:bidi="hi_IN"/>
         </w:rPr>
         <w:t>)। यिर्मयाह (</w:t>
       </w:r>
-      <w:hyperlink r:id="rId83">
-        <w:r>
-          <w:rPr>
-            <w:lang w:val="hi_IN" w:bidi="hi_IN"/>
-          </w:rPr>
-          <w:rPr>
-            <w:color w:val="0000EE"/>
-            <w:u w:val="single"/>
-          </w:rPr>
-          <w:t>यिर्म 23:25–32</w:t>
-        </w:r>
-      </w:hyperlink>
+      <w:r>
+        <w:rPr>
+          <w:lang w:val="hi_IN" w:bidi="hi_IN"/>
+        </w:rPr>
+        <w:t>यिर्म 23:25–32</w:t>
+      </w:r>
       <w:r>
         <w:rPr>
           <w:lang w:val="hi_IN" w:bidi="hi_IN"/>
         </w:rPr>
         <w:t>) और जकर्याह (</w:t>
       </w:r>
-      <w:hyperlink r:id="rId84">
-        <w:r>
-          <w:rPr>
-            <w:lang w:val="hi_IN" w:bidi="hi_IN"/>
-          </w:rPr>
-          <w:rPr>
-            <w:color w:val="0000EE"/>
-            <w:u w:val="single"/>
-          </w:rPr>
-          <w:t>जक 10:2</w:t>
-        </w:r>
-      </w:hyperlink>
+      <w:r>
+        <w:rPr>
+          <w:lang w:val="hi_IN" w:bidi="hi_IN"/>
+        </w:rPr>
+        <w:t>जक 10:2</w:t>
+      </w:r>
       <w:r>
         <w:rPr>
           <w:lang w:val="hi_IN" w:bidi="hi_IN"/>
         </w:rPr>
         <w:t>) के दिनों में झूठी भविष्यवाणी एक गंभीर समस्या थी। यिर्मयाह द्वारा बार-बार चेतावनी दिए जाने के बावजूद (</w:t>
       </w:r>
-      <w:hyperlink r:id="rId85">
-        <w:r>
-          <w:rPr>
-            <w:lang w:val="hi_IN" w:bidi="hi_IN"/>
-          </w:rPr>
-          <w:rPr>
-            <w:color w:val="0000EE"/>
-            <w:u w:val="single"/>
-          </w:rPr>
-          <w:t>यिर्म 23:32</w:t>
-        </w:r>
-      </w:hyperlink>
+      <w:r>
+        <w:rPr>
+          <w:lang w:val="hi_IN" w:bidi="hi_IN"/>
+        </w:rPr>
+        <w:t>यिर्म 23:32</w:t>
+      </w:r>
       <w:r>
         <w:rPr>
           <w:lang w:val="hi_IN" w:bidi="hi_IN"/>
         </w:rPr>
         <w:t xml:space="preserve">; </w:t>
       </w:r>
-      <w:hyperlink r:id="rId86">
-        <w:r>
-          <w:rPr>
-            <w:lang w:val="hi_IN" w:bidi="hi_IN"/>
-          </w:rPr>
-          <w:rPr>
-            <w:color w:val="0000EE"/>
-            <w:u w:val="single"/>
-          </w:rPr>
-          <w:t>27:9–10</w:t>
-        </w:r>
-      </w:hyperlink>
+      <w:r>
+        <w:rPr>
+          <w:lang w:val="hi_IN" w:bidi="hi_IN"/>
+        </w:rPr>
+        <w:t>27:9–10</w:t>
+      </w:r>
       <w:r>
         <w:rPr>
           <w:lang w:val="hi_IN" w:bidi="hi_IN"/>
         </w:rPr>
         <w:t xml:space="preserve">; </w:t>
       </w:r>
-      <w:hyperlink r:id="rId87">
-        <w:r>
-          <w:rPr>
-            <w:lang w:val="hi_IN" w:bidi="hi_IN"/>
-          </w:rPr>
-          <w:rPr>
-            <w:color w:val="0000EE"/>
-            <w:u w:val="single"/>
-          </w:rPr>
-          <w:t>29:8–9</w:t>
-        </w:r>
-      </w:hyperlink>
+      <w:r>
+        <w:rPr>
+          <w:lang w:val="hi_IN" w:bidi="hi_IN"/>
+        </w:rPr>
+        <w:t>29:8–9</w:t>
+      </w:r>
       <w:r>
         <w:rPr>
           <w:lang w:val="hi_IN" w:bidi="hi_IN"/>
         </w:rPr>
         <w:t>), लोगों ने आशा के खोखले संदेशों के साथ झूठे भविष्यद्वक्ताओं की बात सुनना पसंद किया। स्वप्न भी इस्राएल की भविष्यवाणियों की आशा का एक हिस्सा थे (</w:t>
       </w:r>
-      <w:hyperlink r:id="rId88">
-        <w:r>
-          <w:rPr>
-            <w:lang w:val="hi_IN" w:bidi="hi_IN"/>
-          </w:rPr>
-          <w:rPr>
-            <w:color w:val="0000EE"/>
-            <w:u w:val="single"/>
-          </w:rPr>
-          <w:t>योए 2:28</w:t>
-        </w:r>
-      </w:hyperlink>
+      <w:r>
+        <w:rPr>
+          <w:lang w:val="hi_IN" w:bidi="hi_IN"/>
+        </w:rPr>
+        <w:t>योए 2:28</w:t>
+      </w:r>
       <w:r>
         <w:rPr>
           <w:lang w:val="hi_IN" w:bidi="hi_IN"/>
@@ -2902,90 +2338,60 @@
         </w:rPr>
         <w:t>नए नियम में कुछ खास स्वप्न मत्ती से आते हैं, इनमें से पाँच पहले दो अध्यायों में हैं। वे बालक यीशु की दिव्य देखभाल और सुरक्षा पर ज़ोर देते हैं। सबसे पहले, परमेश्वर का प्रावधान था कि यीशु एक पिता और माँ के साथ एक घर में बड़ा होगा और इस तरह अन्यायपूर्ण रूप से नाजायज़ बच्चे कहलाने की क्रूरता और शर्म से बच जाएगा (</w:t>
       </w:r>
-      <w:hyperlink r:id="rId89">
-        <w:r>
-          <w:rPr>
-            <w:lang w:val="hi_IN" w:bidi="hi_IN"/>
-          </w:rPr>
-          <w:rPr>
-            <w:color w:val="0000EE"/>
-            <w:u w:val="single"/>
-          </w:rPr>
-          <w:t>मत्ती 1:19–23</w:t>
-        </w:r>
-      </w:hyperlink>
+      <w:r>
+        <w:rPr>
+          <w:lang w:val="hi_IN" w:bidi="hi_IN"/>
+        </w:rPr>
+        <w:t>मत्ती 1:19–23</w:t>
+      </w:r>
       <w:r>
         <w:rPr>
           <w:lang w:val="hi_IN" w:bidi="hi_IN"/>
         </w:rPr>
         <w:t>)। फिर बुद्धिमान पुरुषों को एक स्वप्न में निर्देश दिया गया कि वे हेरोदेस को न बताएं कि यीशु कहाँ रह रहा है (</w:t>
       </w:r>
-      <w:hyperlink r:id="rId90">
-        <w:r>
-          <w:rPr>
-            <w:lang w:val="hi_IN" w:bidi="hi_IN"/>
-          </w:rPr>
-          <w:rPr>
-            <w:color w:val="0000EE"/>
-            <w:u w:val="single"/>
-          </w:rPr>
-          <w:t>2:12</w:t>
-        </w:r>
-      </w:hyperlink>
+      <w:r>
+        <w:rPr>
+          <w:lang w:val="hi_IN" w:bidi="hi_IN"/>
+        </w:rPr>
+        <w:t>2:12</w:t>
+      </w:r>
       <w:r>
         <w:rPr>
           <w:lang w:val="hi_IN" w:bidi="hi_IN"/>
         </w:rPr>
         <w:t xml:space="preserve">)। यीशु को ईर्ष्यालु राजा हेरोदेस से उस स्वप्न द्वारा और अधिक सुरक्षित किया गया जिसमें यूसुफ को मरियम और बच्चे के साथ मिस्र भाग जाने के लिए कहा गया था (पद </w:t>
       </w:r>
-      <w:hyperlink r:id="rId91">
-        <w:r>
-          <w:rPr>
-            <w:lang w:val="hi_IN" w:bidi="hi_IN"/>
-          </w:rPr>
-          <w:rPr>
-            <w:color w:val="0000EE"/>
-            <w:u w:val="single"/>
-          </w:rPr>
-          <w:t>13</w:t>
-        </w:r>
-      </w:hyperlink>
+      <w:r>
+        <w:rPr>
+          <w:lang w:val="hi_IN" w:bidi="hi_IN"/>
+        </w:rPr>
+        <w:t>13</w:t>
+      </w:r>
       <w:r>
         <w:rPr>
           <w:lang w:val="hi_IN" w:bidi="hi_IN"/>
         </w:rPr>
         <w:t xml:space="preserve">)। हेरोदेस की मृत्यु पर, यूसुफ को एक स्वप्न में मिस्र से घर लौटने की दिव्य सलाह दी गई (पद </w:t>
       </w:r>
-      <w:hyperlink r:id="rId92">
-        <w:r>
-          <w:rPr>
-            <w:lang w:val="hi_IN" w:bidi="hi_IN"/>
-          </w:rPr>
-          <w:rPr>
-            <w:color w:val="0000EE"/>
-            <w:u w:val="single"/>
-          </w:rPr>
-          <w:t>20</w:t>
-        </w:r>
-      </w:hyperlink>
+      <w:r>
+        <w:rPr>
+          <w:lang w:val="hi_IN" w:bidi="hi_IN"/>
+        </w:rPr>
+        <w:t>20</w:t>
+      </w:r>
       <w:r>
         <w:rPr>
           <w:lang w:val="hi_IN" w:bidi="hi_IN"/>
         </w:rPr>
         <w:t xml:space="preserve">)। अंत में, परमेश्वर ने यूसुफ को यहूदिया से दूर रहने की चेतावनी दी, जहाँ हेरोदेस का दुष्ट पुत्र अर्खिलाउस शासन करता था, और इसके बजाय गलील में बसने के लिए कहा (पद </w:t>
       </w:r>
-      <w:hyperlink r:id="rId93">
-        <w:r>
-          <w:rPr>
-            <w:lang w:val="hi_IN" w:bidi="hi_IN"/>
-          </w:rPr>
-          <w:rPr>
-            <w:color w:val="0000EE"/>
-            <w:u w:val="single"/>
-          </w:rPr>
-          <w:t>22</w:t>
-        </w:r>
-      </w:hyperlink>
+      <w:r>
+        <w:rPr>
+          <w:lang w:val="hi_IN" w:bidi="hi_IN"/>
+        </w:rPr>
+        <w:t>22</w:t>
+      </w:r>
       <w:r>
         <w:rPr>
           <w:lang w:val="hi_IN" w:bidi="hi_IN"/>
@@ -3018,18 +2424,12 @@
         </w:rPr>
         <w:t>” (</w:t>
       </w:r>
-      <w:hyperlink r:id="rId94">
-        <w:r>
-          <w:rPr>
-            <w:lang w:val="hi_IN" w:bidi="hi_IN"/>
-          </w:rPr>
-          <w:rPr>
-            <w:color w:val="0000EE"/>
-            <w:u w:val="single"/>
-          </w:rPr>
-          <w:t>मत्ती 27:19</w:t>
-        </w:r>
-      </w:hyperlink>
+      <w:r>
+        <w:rPr>
+          <w:lang w:val="hi_IN" w:bidi="hi_IN"/>
+        </w:rPr>
+        <w:t>मत्ती 27:19</w:t>
+      </w:r>
       <w:r>
         <w:rPr>
           <w:lang w:val="hi_IN" w:bidi="hi_IN"/>
@@ -3154,198 +2554,132 @@
         </w:rPr>
         <w:t>पुराने नियम के लेखकों ने भौतिक स्वर्ग को एक "आसमान" के रूप में देखा जो नींव और स्तंभों पर समर्थित एक महान मेहराब के रूप में प्रकट होता है (</w:t>
       </w:r>
-      <w:hyperlink r:id="rId95">
-        <w:r>
-          <w:rPr>
-            <w:lang w:val="hi_IN" w:bidi="hi_IN"/>
-          </w:rPr>
-          <w:rPr>
-            <w:color w:val="0000EE"/>
-            <w:u w:val="single"/>
-          </w:rPr>
-          <w:t>2 शमू 22:8</w:t>
-        </w:r>
-      </w:hyperlink>
+      <w:r>
+        <w:rPr>
+          <w:lang w:val="hi_IN" w:bidi="hi_IN"/>
+        </w:rPr>
+        <w:t>2 शमू 22:8</w:t>
+      </w:r>
       <w:r>
         <w:rPr>
           <w:lang w:val="hi_IN" w:bidi="hi_IN"/>
         </w:rPr>
         <w:t>) और पृथ्वी के ऊपर फैला हुआ है, जिसमें बारिश इसके दरवाजों से उतरती है (</w:t>
       </w:r>
-      <w:hyperlink r:id="rId96">
-        <w:r>
-          <w:rPr>
-            <w:lang w:val="hi_IN" w:bidi="hi_IN"/>
-          </w:rPr>
-          <w:rPr>
-            <w:color w:val="0000EE"/>
-            <w:u w:val="single"/>
-          </w:rPr>
-          <w:t>भज 78:23</w:t>
-        </w:r>
-      </w:hyperlink>
+      <w:r>
+        <w:rPr>
+          <w:lang w:val="hi_IN" w:bidi="hi_IN"/>
+        </w:rPr>
+        <w:t>भज 78:23</w:t>
+      </w:r>
       <w:r>
         <w:rPr>
           <w:lang w:val="hi_IN" w:bidi="hi_IN"/>
         </w:rPr>
         <w:t xml:space="preserve">)। पुराने नियम के प्रकाशन के बारे में मुख्य बात भौतिक स्वर्गों के बारे में </w:t>
       </w:r>
-      <w:hyperlink r:id="rId97">
-        <w:r>
-          <w:rPr>
-            <w:lang w:val="hi_IN" w:bidi="hi_IN"/>
-          </w:rPr>
-          <w:rPr>
-            <w:color w:val="0000EE"/>
-            <w:u w:val="single"/>
-          </w:rPr>
-          <w:t>भज 8</w:t>
-        </w:r>
-      </w:hyperlink>
+      <w:r>
+        <w:rPr>
+          <w:lang w:val="hi_IN" w:bidi="hi_IN"/>
+        </w:rPr>
+        <w:t>भज 8</w:t>
+      </w:r>
       <w:r>
         <w:rPr>
           <w:lang w:val="hi_IN" w:bidi="hi_IN"/>
         </w:rPr>
         <w:t xml:space="preserve"> और </w:t>
       </w:r>
-      <w:hyperlink r:id="rId98">
-        <w:r>
-          <w:rPr>
-            <w:lang w:val="hi_IN" w:bidi="hi_IN"/>
-          </w:rPr>
-          <w:rPr>
-            <w:color w:val="0000EE"/>
-            <w:u w:val="single"/>
-          </w:rPr>
-          <w:t>19:1–6</w:t>
-        </w:r>
-      </w:hyperlink>
+      <w:r>
+        <w:rPr>
+          <w:lang w:val="hi_IN" w:bidi="hi_IN"/>
+        </w:rPr>
+        <w:t>19:1–6</w:t>
+      </w:r>
       <w:r>
         <w:rPr>
           <w:lang w:val="hi_IN" w:bidi="hi_IN"/>
         </w:rPr>
         <w:t xml:space="preserve"> में प्रस्तुत की गई है। भौतिक स्वर्ग के बारे में पुराने नियम के बात का मुख्य भाषण </w:t>
       </w:r>
-      <w:hyperlink r:id="rId97">
-        <w:r>
-          <w:rPr>
-            <w:lang w:val="hi_IN" w:bidi="hi_IN"/>
-          </w:rPr>
-          <w:rPr>
-            <w:color w:val="0000EE"/>
-            <w:u w:val="single"/>
-          </w:rPr>
-          <w:t>भज 8</w:t>
-        </w:r>
-      </w:hyperlink>
+      <w:r>
+        <w:rPr>
+          <w:lang w:val="hi_IN" w:bidi="hi_IN"/>
+        </w:rPr>
+        <w:t>भज 8</w:t>
+      </w:r>
       <w:r>
         <w:rPr>
           <w:lang w:val="hi_IN" w:bidi="hi_IN"/>
         </w:rPr>
         <w:t xml:space="preserve"> और </w:t>
       </w:r>
-      <w:hyperlink r:id="rId98">
-        <w:r>
-          <w:rPr>
-            <w:lang w:val="hi_IN" w:bidi="hi_IN"/>
-          </w:rPr>
-          <w:rPr>
-            <w:color w:val="0000EE"/>
-            <w:u w:val="single"/>
-          </w:rPr>
-          <w:t>19:1–6</w:t>
-        </w:r>
-      </w:hyperlink>
+      <w:r>
+        <w:rPr>
+          <w:lang w:val="hi_IN" w:bidi="hi_IN"/>
+        </w:rPr>
+        <w:t>19:1–6</w:t>
+      </w:r>
       <w:r>
         <w:rPr>
           <w:lang w:val="hi_IN" w:bidi="hi_IN"/>
         </w:rPr>
         <w:t xml:space="preserve"> में दिया गया है। अन्यत्र पुराने नियम बादलों के क्षेत्र के रूप में वायुमंडलीय स्वर्ग की बात करता है (</w:t>
       </w:r>
-      <w:hyperlink r:id="rId99">
-        <w:r>
-          <w:rPr>
-            <w:lang w:val="hi_IN" w:bidi="hi_IN"/>
-          </w:rPr>
-          <w:rPr>
-            <w:color w:val="0000EE"/>
-            <w:u w:val="single"/>
-          </w:rPr>
-          <w:t>भज 147:8</w:t>
-        </w:r>
-      </w:hyperlink>
+      <w:r>
+        <w:rPr>
+          <w:lang w:val="hi_IN" w:bidi="hi_IN"/>
+        </w:rPr>
+        <w:t>भज 147:8</w:t>
+      </w:r>
       <w:r>
         <w:rPr>
           <w:lang w:val="hi_IN" w:bidi="hi_IN"/>
         </w:rPr>
         <w:t>), हवाएं (</w:t>
       </w:r>
-      <w:hyperlink r:id="rId100">
-        <w:r>
-          <w:rPr>
-            <w:lang w:val="hi_IN" w:bidi="hi_IN"/>
-          </w:rPr>
-          <w:rPr>
-            <w:color w:val="0000EE"/>
-            <w:u w:val="single"/>
-          </w:rPr>
-          <w:t>जक 2:6</w:t>
-        </w:r>
-      </w:hyperlink>
+      <w:r>
+        <w:rPr>
+          <w:lang w:val="hi_IN" w:bidi="hi_IN"/>
+        </w:rPr>
+        <w:t>जक 2:6</w:t>
+      </w:r>
       <w:r>
         <w:rPr>
           <w:lang w:val="hi_IN" w:bidi="hi_IN"/>
         </w:rPr>
         <w:t>), बारिश (</w:t>
       </w:r>
-      <w:hyperlink r:id="rId101">
-        <w:r>
-          <w:rPr>
-            <w:lang w:val="hi_IN" w:bidi="hi_IN"/>
-          </w:rPr>
-          <w:rPr>
-            <w:color w:val="0000EE"/>
-            <w:u w:val="single"/>
-          </w:rPr>
-          <w:t>व्य.वि. 11:11</w:t>
-        </w:r>
-      </w:hyperlink>
+      <w:r>
+        <w:rPr>
+          <w:lang w:val="hi_IN" w:bidi="hi_IN"/>
+        </w:rPr>
+        <w:t>व्य.वि. 11:11</w:t>
+      </w:r>
       <w:r>
         <w:rPr>
           <w:lang w:val="hi_IN" w:bidi="hi_IN"/>
         </w:rPr>
         <w:t>), गरज (</w:t>
       </w:r>
-      <w:hyperlink r:id="rId102">
-        <w:r>
-          <w:rPr>
-            <w:lang w:val="hi_IN" w:bidi="hi_IN"/>
-          </w:rPr>
-          <w:rPr>
-            <w:color w:val="0000EE"/>
-            <w:u w:val="single"/>
-          </w:rPr>
-          <w:t>1 शमू 2:10</w:t>
-        </w:r>
-      </w:hyperlink>
+      <w:r>
+        <w:rPr>
+          <w:lang w:val="hi_IN" w:bidi="hi_IN"/>
+        </w:rPr>
+        <w:t>1 शमू 2:10</w:t>
+      </w:r>
       <w:r>
         <w:rPr>
           <w:lang w:val="hi_IN" w:bidi="hi_IN"/>
         </w:rPr>
         <w:t>), ओस (</w:t>
       </w:r>
-      <w:hyperlink r:id="rId103">
-        <w:r>
-          <w:rPr>
-            <w:lang w:val="hi_IN" w:bidi="hi_IN"/>
-          </w:rPr>
-          <w:rPr>
-            <w:color w:val="0000EE"/>
-            <w:u w:val="single"/>
-          </w:rPr>
-          <w:t>व्य.वि. 33:13</w:t>
-        </w:r>
-      </w:hyperlink>
+      <w:r>
+        <w:rPr>
+          <w:lang w:val="hi_IN" w:bidi="hi_IN"/>
+        </w:rPr>
+        <w:t>व्य.वि. 33:13</w:t>
+      </w:r>
       <w:r>
         <w:rPr>
           <w:lang w:val="hi_IN" w:bidi="hi_IN"/>
@@ -3364,138 +2698,90 @@
         </w:rPr>
         <w:t xml:space="preserve"> (</w:t>
       </w:r>
-      <w:hyperlink r:id="rId104">
-        <w:r>
-          <w:rPr>
-            <w:lang w:val="hi_IN" w:bidi="hi_IN"/>
-          </w:rPr>
-          <w:rPr>
-            <w:color w:val="0000EE"/>
-            <w:u w:val="single"/>
-          </w:rPr>
-          <w:t>अय्यू 38:29</w:t>
-        </w:r>
-      </w:hyperlink>
+      <w:r>
+        <w:rPr>
+          <w:lang w:val="hi_IN" w:bidi="hi_IN"/>
+        </w:rPr>
+        <w:t>अय्यू 38:29</w:t>
+      </w:r>
       <w:r>
         <w:rPr>
           <w:lang w:val="hi_IN" w:bidi="hi_IN"/>
         </w:rPr>
         <w:t>), और पक्षियों का निवास स्थान (</w:t>
       </w:r>
-      <w:hyperlink r:id="rId105">
-        <w:r>
-          <w:rPr>
-            <w:lang w:val="hi_IN" w:bidi="hi_IN"/>
-          </w:rPr>
-          <w:rPr>
-            <w:color w:val="0000EE"/>
-            <w:u w:val="single"/>
-          </w:rPr>
-          <w:t>उत 1:26, 30</w:t>
-        </w:r>
-      </w:hyperlink>
+      <w:r>
+        <w:rPr>
+          <w:lang w:val="hi_IN" w:bidi="hi_IN"/>
+        </w:rPr>
+        <w:t>उत 1:26, 30</w:t>
+      </w:r>
       <w:r>
         <w:rPr>
           <w:lang w:val="hi_IN" w:bidi="hi_IN"/>
         </w:rPr>
         <w:t>)। यह ओलावृष्टि (</w:t>
       </w:r>
-      <w:hyperlink r:id="rId106">
-        <w:r>
-          <w:rPr>
-            <w:lang w:val="hi_IN" w:bidi="hi_IN"/>
-          </w:rPr>
-          <w:rPr>
-            <w:color w:val="0000EE"/>
-            <w:u w:val="single"/>
-          </w:rPr>
-          <w:t>यहो 10:11</w:t>
-        </w:r>
-      </w:hyperlink>
+      <w:r>
+        <w:rPr>
+          <w:lang w:val="hi_IN" w:bidi="hi_IN"/>
+        </w:rPr>
+        <w:t>यहो 10:11</w:t>
+      </w:r>
       <w:r>
         <w:rPr>
           <w:lang w:val="hi_IN" w:bidi="hi_IN"/>
         </w:rPr>
         <w:t>), आग, और गंधक (</w:t>
       </w:r>
-      <w:hyperlink r:id="rId107">
-        <w:r>
-          <w:rPr>
-            <w:lang w:val="hi_IN" w:bidi="hi_IN"/>
-          </w:rPr>
-          <w:rPr>
-            <w:color w:val="0000EE"/>
-            <w:u w:val="single"/>
-          </w:rPr>
-          <w:t>उत</w:t>
-        </w:r>
-      </w:hyperlink>
-      <w:hyperlink r:id="rId108">
-        <w:r>
-          <w:rPr>
-            <w:lang w:val="hi_IN" w:bidi="hi_IN"/>
-          </w:rPr>
-          <w:rPr>
-            <w:color w:val="0000EE"/>
-            <w:u w:val="single"/>
-          </w:rPr>
-          <w:t xml:space="preserve"> 19:24</w:t>
-        </w:r>
-      </w:hyperlink>
+      <w:r>
+        <w:rPr>
+          <w:lang w:val="hi_IN" w:bidi="hi_IN"/>
+        </w:rPr>
+        <w:t>उत</w:t>
+      </w:r>
+      <w:r>
+        <w:rPr>
+          <w:lang w:val="hi_IN" w:bidi="hi_IN"/>
+        </w:rPr>
+        <w:t xml:space="preserve"> 19:24</w:t>
+      </w:r>
       <w:r>
         <w:rPr>
           <w:lang w:val="hi_IN" w:bidi="hi_IN"/>
         </w:rPr>
         <w:t>) जैसी विनाशकारी शक्तियों का स्थान भी है। नए नियम में आकाश के विस्तृत विस्तार को उस क्षेत्र के रूप में वर्णित करने की यह अवधारणा जारी रहती है जहाँ तत्व, बादल, और तूफ़ान इकट्ठा होते हैं (</w:t>
       </w:r>
-      <w:hyperlink r:id="rId109">
-        <w:r>
-          <w:rPr>
-            <w:lang w:val="hi_IN" w:bidi="hi_IN"/>
-          </w:rPr>
-          <w:rPr>
-            <w:color w:val="0000EE"/>
-            <w:u w:val="single"/>
-          </w:rPr>
-          <w:t>मत्ती 16:2</w:t>
-        </w:r>
-      </w:hyperlink>
+      <w:r>
+        <w:rPr>
+          <w:lang w:val="hi_IN" w:bidi="hi_IN"/>
+        </w:rPr>
+        <w:t>मत्ती 16:2</w:t>
+      </w:r>
       <w:r>
         <w:rPr>
           <w:lang w:val="hi_IN" w:bidi="hi_IN"/>
         </w:rPr>
         <w:t xml:space="preserve">; </w:t>
       </w:r>
-      <w:hyperlink r:id="rId110">
-        <w:r>
-          <w:rPr>
-            <w:lang w:val="hi_IN" w:bidi="hi_IN"/>
-          </w:rPr>
-          <w:rPr>
-            <w:color w:val="0000EE"/>
-            <w:u w:val="single"/>
-          </w:rPr>
-          <w:t>लूका 4:25</w:t>
-        </w:r>
-      </w:hyperlink>
+      <w:r>
+        <w:rPr>
+          <w:lang w:val="hi_IN" w:bidi="hi_IN"/>
+        </w:rPr>
+        <w:t>लूका 4:25</w:t>
+      </w:r>
       <w:r>
         <w:rPr>
           <w:lang w:val="hi_IN" w:bidi="hi_IN"/>
         </w:rPr>
         <w:t>) और जहाँ पक्षी उड़ते हैं (</w:t>
       </w:r>
-      <w:hyperlink r:id="rId111">
-        <w:r>
-          <w:rPr>
-            <w:lang w:val="hi_IN" w:bidi="hi_IN"/>
-          </w:rPr>
-          <w:rPr>
-            <w:color w:val="0000EE"/>
-            <w:u w:val="single"/>
-          </w:rPr>
-          <w:t>लूका 9:58</w:t>
-        </w:r>
-      </w:hyperlink>
+      <w:r>
+        <w:rPr>
+          <w:lang w:val="hi_IN" w:bidi="hi_IN"/>
+        </w:rPr>
+        <w:t>लूका 9:58</w:t>
+      </w:r>
       <w:r>
         <w:rPr>
           <w:lang w:val="hi_IN" w:bidi="hi_IN"/>
@@ -3516,102 +2802,66 @@
         </w:rPr>
         <w:t>वायुमंडलीय क्षेत्रों के अलावा, इब्रियों की भौतिक आकाश की अवधारणा में तारकीय अंतरिक्ष भी शामिल है, जो अंततः पूरे सृष्टि को समाहित करता है। तारकीय आकाश के खगोलीय पिंडों को इब्रियों ने परमेश्वर की अद्वितीय महिमा के कार्यों के रूप में देखा, जिनमें स्वयं कोई शक्ति या जीवन नहीं था। इनमें सूर्य, चंद्रमा, ग्रह और तारे शामिल हैं, जो स्वर्ग के आकाश में केवल ज्योतियाँ थे (</w:t>
       </w:r>
-      <w:hyperlink r:id="rId107">
-        <w:r>
-          <w:rPr>
-            <w:lang w:val="hi_IN" w:bidi="hi_IN"/>
-          </w:rPr>
-          <w:rPr>
-            <w:color w:val="0000EE"/>
-            <w:u w:val="single"/>
-          </w:rPr>
-          <w:t>उत</w:t>
-        </w:r>
-      </w:hyperlink>
-      <w:hyperlink r:id="rId112">
-        <w:r>
-          <w:rPr>
-            <w:lang w:val="hi_IN" w:bidi="hi_IN"/>
-          </w:rPr>
-          <w:rPr>
-            <w:color w:val="0000EE"/>
-            <w:u w:val="single"/>
-          </w:rPr>
-          <w:t xml:space="preserve"> 1:14</w:t>
-        </w:r>
-      </w:hyperlink>
+      <w:r>
+        <w:rPr>
+          <w:lang w:val="hi_IN" w:bidi="hi_IN"/>
+        </w:rPr>
+        <w:t>उत</w:t>
+      </w:r>
+      <w:r>
+        <w:rPr>
+          <w:lang w:val="hi_IN" w:bidi="hi_IN"/>
+        </w:rPr>
+        <w:t xml:space="preserve"> 1:14</w:t>
+      </w:r>
       <w:r>
         <w:rPr>
           <w:lang w:val="hi_IN" w:bidi="hi_IN"/>
         </w:rPr>
         <w:t xml:space="preserve">; </w:t>
       </w:r>
-      <w:hyperlink r:id="rId113">
-        <w:r>
-          <w:rPr>
-            <w:lang w:val="hi_IN" w:bidi="hi_IN"/>
-          </w:rPr>
-          <w:rPr>
-            <w:color w:val="0000EE"/>
-            <w:u w:val="single"/>
-          </w:rPr>
-          <w:t>15:5</w:t>
-        </w:r>
-      </w:hyperlink>
+      <w:r>
+        <w:rPr>
+          <w:lang w:val="hi_IN" w:bidi="hi_IN"/>
+        </w:rPr>
+        <w:t>15:5</w:t>
+      </w:r>
       <w:r>
         <w:rPr>
           <w:lang w:val="hi_IN" w:bidi="hi_IN"/>
         </w:rPr>
         <w:t>)। इस प्रकार, उन्हें उपासना के योग्य नहीं माना जाता था क्योंकि परमेश्वर ने अपनी इच्छा और कृपा से मनुष्यों को उनसे श्रेष्ठ बना दिया था। वास्तव में, इब्रियों को विशेष रूप से तारा मण्डल की उपासना करने से मना किया गया था (</w:t>
       </w:r>
-      <w:hyperlink r:id="rId114">
-        <w:r>
-          <w:rPr>
-            <w:lang w:val="hi_IN" w:bidi="hi_IN"/>
-          </w:rPr>
-          <w:rPr>
-            <w:color w:val="0000EE"/>
-            <w:u w:val="single"/>
-          </w:rPr>
-          <w:t>निर्ग 20:4</w:t>
-        </w:r>
-      </w:hyperlink>
+      <w:r>
+        <w:rPr>
+          <w:lang w:val="hi_IN" w:bidi="hi_IN"/>
+        </w:rPr>
+        <w:t>निर्ग 20:4</w:t>
+      </w:r>
       <w:r>
         <w:rPr>
           <w:lang w:val="hi_IN" w:bidi="hi_IN"/>
         </w:rPr>
         <w:t>), उन देवताओं और देवियों की उपासना करने से जो उन्हें दर्शाते थे (</w:t>
       </w:r>
-      <w:hyperlink r:id="rId115">
-        <w:r>
-          <w:rPr>
-            <w:lang w:val="hi_IN" w:bidi="hi_IN"/>
-          </w:rPr>
-          <w:rPr>
-            <w:color w:val="0000EE"/>
-            <w:u w:val="single"/>
-          </w:rPr>
-          <w:t>यिर्म 44:17–25</w:t>
-        </w:r>
-      </w:hyperlink>
+      <w:r>
+        <w:rPr>
+          <w:lang w:val="hi_IN" w:bidi="hi_IN"/>
+        </w:rPr>
+        <w:t>यिर्म 44:17–25</w:t>
+      </w:r>
       <w:r>
         <w:rPr>
           <w:lang w:val="hi_IN" w:bidi="hi_IN"/>
         </w:rPr>
         <w:t>), या ज्योतिषीय अटकलों में भाग लेने से (</w:t>
       </w:r>
-      <w:hyperlink r:id="rId116">
-        <w:r>
-          <w:rPr>
-            <w:lang w:val="hi_IN" w:bidi="hi_IN"/>
-          </w:rPr>
-          <w:rPr>
-            <w:color w:val="0000EE"/>
-            <w:u w:val="single"/>
-          </w:rPr>
-          <w:t>यशा 47:13</w:t>
-        </w:r>
-      </w:hyperlink>
+      <w:r>
+        <w:rPr>
+          <w:lang w:val="hi_IN" w:bidi="hi_IN"/>
+        </w:rPr>
+        <w:t>यशा 47:13</w:t>
+      </w:r>
       <w:r>
         <w:rPr>
           <w:lang w:val="hi_IN" w:bidi="hi_IN"/>
@@ -3632,102 +2882,66 @@
         </w:rPr>
         <w:t>शब्द "स्वर्गों का स्वर्ग" (</w:t>
       </w:r>
-      <w:hyperlink r:id="rId101">
-        <w:r>
-          <w:rPr>
-            <w:lang w:val="hi_IN" w:bidi="hi_IN"/>
-          </w:rPr>
-          <w:rPr>
-            <w:color w:val="0000EE"/>
-            <w:u w:val="single"/>
-          </w:rPr>
-          <w:t>व्य.वि.</w:t>
-        </w:r>
-      </w:hyperlink>
-      <w:hyperlink r:id="rId117">
-        <w:r>
-          <w:rPr>
-            <w:lang w:val="hi_IN" w:bidi="hi_IN"/>
-          </w:rPr>
-          <w:rPr>
-            <w:color w:val="0000EE"/>
-            <w:u w:val="single"/>
-          </w:rPr>
-          <w:t xml:space="preserve"> 10:14</w:t>
-        </w:r>
-      </w:hyperlink>
+      <w:r>
+        <w:rPr>
+          <w:lang w:val="hi_IN" w:bidi="hi_IN"/>
+        </w:rPr>
+        <w:t>व्य.वि.</w:t>
+      </w:r>
+      <w:r>
+        <w:rPr>
+          <w:lang w:val="hi_IN" w:bidi="hi_IN"/>
+        </w:rPr>
+        <w:t xml:space="preserve"> 10:14</w:t>
+      </w:r>
       <w:r>
         <w:rPr>
           <w:lang w:val="hi_IN" w:bidi="hi_IN"/>
         </w:rPr>
         <w:t xml:space="preserve">; </w:t>
       </w:r>
-      <w:hyperlink r:id="rId118">
-        <w:r>
-          <w:rPr>
-            <w:lang w:val="hi_IN" w:bidi="hi_IN"/>
-          </w:rPr>
-          <w:rPr>
-            <w:color w:val="0000EE"/>
-            <w:u w:val="single"/>
-          </w:rPr>
-          <w:t>1 रा 8:27</w:t>
-        </w:r>
-      </w:hyperlink>
+      <w:r>
+        <w:rPr>
+          <w:lang w:val="hi_IN" w:bidi="hi_IN"/>
+        </w:rPr>
+        <w:t>1 रा 8:27</w:t>
+      </w:r>
       <w:r>
         <w:rPr>
           <w:lang w:val="hi_IN" w:bidi="hi_IN"/>
         </w:rPr>
         <w:t xml:space="preserve">; </w:t>
       </w:r>
-      <w:hyperlink r:id="rId119">
-        <w:r>
-          <w:rPr>
-            <w:lang w:val="hi_IN" w:bidi="hi_IN"/>
-          </w:rPr>
-          <w:rPr>
-            <w:color w:val="0000EE"/>
-            <w:u w:val="single"/>
-          </w:rPr>
-          <w:t>भज 68:33</w:t>
-        </w:r>
-      </w:hyperlink>
+      <w:r>
+        <w:rPr>
+          <w:lang w:val="hi_IN" w:bidi="hi_IN"/>
+        </w:rPr>
+        <w:t>भज 68:33</w:t>
+      </w:r>
       <w:r>
         <w:rPr>
           <w:lang w:val="hi_IN" w:bidi="hi_IN"/>
         </w:rPr>
         <w:t xml:space="preserve">; </w:t>
       </w:r>
-      <w:hyperlink r:id="rId120">
-        <w:r>
-          <w:rPr>
-            <w:lang w:val="hi_IN" w:bidi="hi_IN"/>
-          </w:rPr>
-          <w:rPr>
-            <w:color w:val="0000EE"/>
-            <w:u w:val="single"/>
-          </w:rPr>
-          <w:t>148:4</w:t>
-        </w:r>
-      </w:hyperlink>
+      <w:r>
+        <w:rPr>
+          <w:lang w:val="hi_IN" w:bidi="hi_IN"/>
+        </w:rPr>
+        <w:t>148:4</w:t>
+      </w:r>
       <w:r>
         <w:rPr>
           <w:lang w:val="hi_IN" w:bidi="hi_IN"/>
         </w:rPr>
         <w:t>) इब्रानी मुहावरे का शाब्दिक अंग्रेजी अनुवाद है जिसका अर्थ है "सबसे ऊँचा स्वर्ग।" कुछ लोगों ने इसे पौलुस के "तीसरे स्वर्ग" (</w:t>
       </w:r>
-      <w:hyperlink r:id="rId121">
-        <w:r>
-          <w:rPr>
-            <w:lang w:val="hi_IN" w:bidi="hi_IN"/>
-          </w:rPr>
-          <w:rPr>
-            <w:color w:val="0000EE"/>
-            <w:u w:val="single"/>
-          </w:rPr>
-          <w:t>2 कुरि 12:2</w:t>
-        </w:r>
-      </w:hyperlink>
+      <w:r>
+        <w:rPr>
+          <w:lang w:val="hi_IN" w:bidi="hi_IN"/>
+        </w:rPr>
+        <w:t>2 कुरि 12:2</w:t>
+      </w:r>
       <w:r>
         <w:rPr>
           <w:lang w:val="hi_IN" w:bidi="hi_IN"/>
@@ -3759,198 +2973,132 @@
         </w:rPr>
         <w:t>प्रभु यीशु ने संकेत दिया कि स्वर्ग परमेश्वर का निवास स्थान है (</w:t>
       </w:r>
-      <w:hyperlink r:id="rId122">
-        <w:r>
-          <w:rPr>
-            <w:lang w:val="hi_IN" w:bidi="hi_IN"/>
-          </w:rPr>
-          <w:rPr>
-            <w:color w:val="0000EE"/>
-            <w:u w:val="single"/>
-          </w:rPr>
-          <w:t>मत्ती 6:9</w:t>
-        </w:r>
-      </w:hyperlink>
+      <w:r>
+        <w:rPr>
+          <w:lang w:val="hi_IN" w:bidi="hi_IN"/>
+        </w:rPr>
+        <w:t>मत्ती 6:9</w:t>
+      </w:r>
       <w:r>
         <w:rPr>
           <w:lang w:val="hi_IN" w:bidi="hi_IN"/>
         </w:rPr>
         <w:t>)। यीशु ने अपने पृथ्विक सेवकाई के दौरान बार-बार दावा किया कि वह स्वर्ग से आए हैं (</w:t>
       </w:r>
-      <w:hyperlink r:id="rId123">
-        <w:r>
-          <w:rPr>
-            <w:lang w:val="hi_IN" w:bidi="hi_IN"/>
-          </w:rPr>
-          <w:rPr>
-            <w:color w:val="0000EE"/>
-            <w:u w:val="single"/>
-          </w:rPr>
-          <w:t>यूह 3:13</w:t>
-        </w:r>
-      </w:hyperlink>
+      <w:r>
+        <w:rPr>
+          <w:lang w:val="hi_IN" w:bidi="hi_IN"/>
+        </w:rPr>
+        <w:t>यूह 3:13</w:t>
+      </w:r>
       <w:r>
         <w:rPr>
           <w:lang w:val="hi_IN" w:bidi="hi_IN"/>
         </w:rPr>
         <w:t xml:space="preserve">; </w:t>
       </w:r>
-      <w:hyperlink r:id="rId124">
-        <w:r>
-          <w:rPr>
-            <w:lang w:val="hi_IN" w:bidi="hi_IN"/>
-          </w:rPr>
-          <w:rPr>
-            <w:color w:val="0000EE"/>
-            <w:u w:val="single"/>
-          </w:rPr>
-          <w:t>6:33–51</w:t>
-        </w:r>
-      </w:hyperlink>
+      <w:r>
+        <w:rPr>
+          <w:lang w:val="hi_IN" w:bidi="hi_IN"/>
+        </w:rPr>
+        <w:t>6:33–51</w:t>
+      </w:r>
       <w:r>
         <w:rPr>
           <w:lang w:val="hi_IN" w:bidi="hi_IN"/>
         </w:rPr>
         <w:t>); और कम से कम तीन अवसरों पर स्वर्ग से आने वाली आकाश्वानियों ने इन दावों की पुष्टि की (</w:t>
       </w:r>
-      <w:hyperlink r:id="rId125">
-        <w:r>
-          <w:rPr>
-            <w:lang w:val="hi_IN" w:bidi="hi_IN"/>
-          </w:rPr>
-          <w:rPr>
-            <w:color w:val="0000EE"/>
-            <w:u w:val="single"/>
-          </w:rPr>
-          <w:t>मत्ती 3:16–17</w:t>
-        </w:r>
-      </w:hyperlink>
+      <w:r>
+        <w:rPr>
+          <w:lang w:val="hi_IN" w:bidi="hi_IN"/>
+        </w:rPr>
+        <w:t>मत्ती 3:16–17</w:t>
+      </w:r>
       <w:r>
         <w:rPr>
           <w:lang w:val="hi_IN" w:bidi="hi_IN"/>
         </w:rPr>
         <w:t xml:space="preserve">; </w:t>
       </w:r>
-      <w:hyperlink r:id="rId126">
-        <w:r>
-          <w:rPr>
-            <w:lang w:val="hi_IN" w:bidi="hi_IN"/>
-          </w:rPr>
-          <w:rPr>
-            <w:color w:val="0000EE"/>
-            <w:u w:val="single"/>
-          </w:rPr>
-          <w:t>17:5</w:t>
-        </w:r>
-      </w:hyperlink>
+      <w:r>
+        <w:rPr>
+          <w:lang w:val="hi_IN" w:bidi="hi_IN"/>
+        </w:rPr>
+        <w:t>17:5</w:t>
+      </w:r>
       <w:r>
         <w:rPr>
           <w:lang w:val="hi_IN" w:bidi="hi_IN"/>
         </w:rPr>
         <w:t xml:space="preserve">; </w:t>
       </w:r>
-      <w:hyperlink r:id="rId127">
-        <w:r>
-          <w:rPr>
-            <w:lang w:val="hi_IN" w:bidi="hi_IN"/>
-          </w:rPr>
-          <w:rPr>
-            <w:color w:val="0000EE"/>
-            <w:u w:val="single"/>
-          </w:rPr>
-          <w:t>यूह 12:28</w:t>
-        </w:r>
-      </w:hyperlink>
+      <w:r>
+        <w:rPr>
+          <w:lang w:val="hi_IN" w:bidi="hi_IN"/>
+        </w:rPr>
+        <w:t>यूह 12:28</w:t>
+      </w:r>
       <w:r>
         <w:rPr>
           <w:lang w:val="hi_IN" w:bidi="hi_IN"/>
         </w:rPr>
         <w:t xml:space="preserve">)। वहाँ सच्चा तम्बू खड़ा है, जिसका पृथ्वी पर बना तम्बू केवल एक छाया था (पुष्टि करें </w:t>
       </w:r>
-      <w:hyperlink r:id="rId128">
-        <w:r>
-          <w:rPr>
-            <w:lang w:val="hi_IN" w:bidi="hi_IN"/>
-          </w:rPr>
-          <w:rPr>
-            <w:color w:val="0000EE"/>
-            <w:u w:val="single"/>
-          </w:rPr>
-          <w:t>इब्रा</w:t>
-        </w:r>
-      </w:hyperlink>
+      <w:r>
+        <w:rPr>
+          <w:lang w:val="hi_IN" w:bidi="hi_IN"/>
+        </w:rPr>
+        <w:t>इब्रा</w:t>
+      </w:r>
       <w:r>
         <w:rPr>
           <w:lang w:val="hi_IN" w:bidi="hi_IN"/>
         </w:rPr>
         <w:t xml:space="preserve"> </w:t>
       </w:r>
-      <w:hyperlink r:id="rId128">
-        <w:r>
-          <w:rPr>
-            <w:lang w:val="hi_IN" w:bidi="hi_IN"/>
-          </w:rPr>
-          <w:rPr>
-            <w:color w:val="0000EE"/>
-            <w:u w:val="single"/>
-          </w:rPr>
-          <w:t>8:1–5</w:t>
-        </w:r>
-      </w:hyperlink>
+      <w:r>
+        <w:rPr>
+          <w:lang w:val="hi_IN" w:bidi="hi_IN"/>
+        </w:rPr>
+        <w:t>8:1–5</w:t>
+      </w:r>
       <w:r>
         <w:rPr>
           <w:lang w:val="hi_IN" w:bidi="hi_IN"/>
         </w:rPr>
         <w:t>)। परमेश्वर का वह निवास तब दृष्टिगोचर हुआ जब प्रेरित पौलुस ने "तीसरे स्वर्ग" के बारे में लिखा (</w:t>
       </w:r>
-      <w:hyperlink r:id="rId121">
-        <w:r>
-          <w:rPr>
-            <w:lang w:val="hi_IN" w:bidi="hi_IN"/>
-          </w:rPr>
-          <w:rPr>
-            <w:color w:val="0000EE"/>
-            <w:u w:val="single"/>
-          </w:rPr>
-          <w:t>2 कुरि 12:2</w:t>
-        </w:r>
-      </w:hyperlink>
+      <w:r>
+        <w:rPr>
+          <w:lang w:val="hi_IN" w:bidi="hi_IN"/>
+        </w:rPr>
+        <w:t>2 कुरि 12:2</w:t>
+      </w:r>
       <w:r>
         <w:rPr>
           <w:lang w:val="hi_IN" w:bidi="hi_IN"/>
         </w:rPr>
         <w:t xml:space="preserve">)। इस प्रकार, इसे अक्सर स्वयं परमेश्वर के पर्याय के रूप में देखा जाता है (पुष्टि करें </w:t>
       </w:r>
-      <w:hyperlink r:id="rId129">
-        <w:r>
-          <w:rPr>
-            <w:lang w:val="hi_IN" w:bidi="hi_IN"/>
-          </w:rPr>
-          <w:rPr>
-            <w:color w:val="0000EE"/>
-            <w:u w:val="single"/>
-          </w:rPr>
-          <w:t>मत्ती 23:22</w:t>
-        </w:r>
-      </w:hyperlink>
+      <w:r>
+        <w:rPr>
+          <w:lang w:val="hi_IN" w:bidi="hi_IN"/>
+        </w:rPr>
+        <w:t>मत्ती 23:22</w:t>
+      </w:r>
       <w:r>
         <w:rPr>
           <w:lang w:val="hi_IN" w:bidi="hi_IN"/>
         </w:rPr>
         <w:t xml:space="preserve">; </w:t>
       </w:r>
-      <w:hyperlink r:id="rId130">
-        <w:r>
-          <w:rPr>
-            <w:lang w:val="hi_IN" w:bidi="hi_IN"/>
-          </w:rPr>
-          <w:rPr>
-            <w:color w:val="0000EE"/>
-            <w:u w:val="single"/>
-          </w:rPr>
-          <w:t>लूका 15:18</w:t>
-        </w:r>
-      </w:hyperlink>
+      <w:r>
+        <w:rPr>
+          <w:lang w:val="hi_IN" w:bidi="hi_IN"/>
+        </w:rPr>
+        <w:t>लूका 15:18</w:t>
+      </w:r>
       <w:r>
         <w:rPr>
           <w:lang w:val="hi_IN" w:bidi="hi_IN"/>
@@ -3971,108 +3119,72 @@
         </w:rPr>
         <w:t xml:space="preserve">यीशु के स्वर्गारोहण के बाद, जो </w:t>
       </w:r>
-      <w:hyperlink r:id="rId131">
-        <w:r>
-          <w:rPr>
-            <w:lang w:val="hi_IN" w:bidi="hi_IN"/>
-          </w:rPr>
-          <w:rPr>
-            <w:color w:val="0000EE"/>
-            <w:u w:val="single"/>
-          </w:rPr>
-          <w:t>प्रेरि 1:6–11</w:t>
-        </w:r>
-      </w:hyperlink>
+      <w:r>
+        <w:rPr>
+          <w:lang w:val="hi_IN" w:bidi="hi_IN"/>
+        </w:rPr>
+        <w:t>प्रेरि 1:6–11</w:t>
+      </w:r>
       <w:r>
         <w:rPr>
           <w:lang w:val="hi_IN" w:bidi="hi_IN"/>
         </w:rPr>
         <w:t xml:space="preserve"> में दर्ज है, दो स्वर्गदूतों ने शिष्यों को याद दिलाया कि यीशु फिर से स्वर्ग से लौटेंगे। बाद में इसे प्रेरित पौलुस (</w:t>
       </w:r>
-      <w:hyperlink r:id="rId132">
-        <w:r>
-          <w:rPr>
-            <w:lang w:val="hi_IN" w:bidi="hi_IN"/>
-          </w:rPr>
-          <w:rPr>
-            <w:color w:val="0000EE"/>
-            <w:u w:val="single"/>
-          </w:rPr>
-          <w:t>1 कुरि 15:1–11</w:t>
-        </w:r>
-      </w:hyperlink>
+      <w:r>
+        <w:rPr>
+          <w:lang w:val="hi_IN" w:bidi="hi_IN"/>
+        </w:rPr>
+        <w:t>1 कुरि 15:1–11</w:t>
+      </w:r>
       <w:r>
         <w:rPr>
           <w:lang w:val="hi_IN" w:bidi="hi_IN"/>
         </w:rPr>
         <w:t xml:space="preserve">; </w:t>
       </w:r>
-      <w:hyperlink r:id="rId133">
-        <w:r>
-          <w:rPr>
-            <w:lang w:val="hi_IN" w:bidi="hi_IN"/>
-          </w:rPr>
-          <w:rPr>
-            <w:color w:val="0000EE"/>
-            <w:u w:val="single"/>
-          </w:rPr>
-          <w:t>इफि 4:7–16</w:t>
-        </w:r>
-      </w:hyperlink>
+      <w:r>
+        <w:rPr>
+          <w:lang w:val="hi_IN" w:bidi="hi_IN"/>
+        </w:rPr>
+        <w:t>इफि 4:7–16</w:t>
+      </w:r>
       <w:r>
         <w:rPr>
           <w:lang w:val="hi_IN" w:bidi="hi_IN"/>
         </w:rPr>
         <w:t xml:space="preserve">; </w:t>
       </w:r>
-      <w:hyperlink r:id="rId134">
-        <w:r>
-          <w:rPr>
-            <w:lang w:val="hi_IN" w:bidi="hi_IN"/>
-          </w:rPr>
-          <w:rPr>
-            <w:color w:val="0000EE"/>
-            <w:u w:val="single"/>
-          </w:rPr>
-          <w:t>1 तिमु 3:16</w:t>
-        </w:r>
-      </w:hyperlink>
+      <w:r>
+        <w:rPr>
+          <w:lang w:val="hi_IN" w:bidi="hi_IN"/>
+        </w:rPr>
+        <w:t>1 तिमु 3:16</w:t>
+      </w:r>
       <w:r>
         <w:rPr>
           <w:lang w:val="hi_IN" w:bidi="hi_IN"/>
         </w:rPr>
         <w:t>) द्वारा पुष्टि की गई और नये नियम की शिक्षाओं के सारांश में दोहराया गया जिसे प्रेरितों का सिद्धान्त कहा जाता है। कुल मिलाकर, यीशु मसीह का परमेश्वर के स्वर्गीय निवास से सम्बन्ध नये नियम में अविच्छेद्य रूप से जुड़ा हुआ है और सुसमाचार सन्देश से अलग नहीं किया जा सकता। वास्तव में, यह "परमेश्वर के दाहिने हाथ" से है कि मसीह हमेशा उन लोगों के लिए मध्यस्थता करने के लिए सर्वदा जीवित रहते हैं जो विश्वास के द्वारा उनके पास आए हैं (</w:t>
       </w:r>
-      <w:hyperlink r:id="rId135">
-        <w:r>
-          <w:rPr>
-            <w:lang w:val="hi_IN" w:bidi="hi_IN"/>
-          </w:rPr>
-          <w:rPr>
-            <w:color w:val="0000EE"/>
-            <w:u w:val="single"/>
-          </w:rPr>
-          <w:t>इब्रा 7:25</w:t>
-        </w:r>
-      </w:hyperlink>
+      <w:r>
+        <w:rPr>
+          <w:lang w:val="hi_IN" w:bidi="hi_IN"/>
+        </w:rPr>
+        <w:t>इब्रा 7:25</w:t>
+      </w:r>
       <w:r>
         <w:rPr>
           <w:lang w:val="hi_IN" w:bidi="hi_IN"/>
         </w:rPr>
         <w:t xml:space="preserve">; पुष्टि करें </w:t>
       </w:r>
-      <w:hyperlink r:id="rId136">
-        <w:r>
-          <w:rPr>
-            <w:lang w:val="hi_IN" w:bidi="hi_IN"/>
-          </w:rPr>
-          <w:rPr>
-            <w:color w:val="0000EE"/>
-            <w:u w:val="single"/>
-          </w:rPr>
-          <w:t>मर 14:62</w:t>
-        </w:r>
-      </w:hyperlink>
+      <w:r>
+        <w:rPr>
+          <w:lang w:val="hi_IN" w:bidi="hi_IN"/>
+        </w:rPr>
+        <w:t>मर 14:62</w:t>
+      </w:r>
       <w:r>
         <w:rPr>
           <w:lang w:val="hi_IN" w:bidi="hi_IN"/>
@@ -4093,180 +3205,120 @@
         </w:rPr>
         <w:t>पौलुस का दावा है कि जब मसीह स्वर्ग से लौटेंगे तो विश्वासी का शरीर यीशु मसीह के महिमामय शरीर के अनुरूप बनाया जाएगा (</w:t>
       </w:r>
-      <w:hyperlink r:id="rId137">
-        <w:r>
-          <w:rPr>
-            <w:lang w:val="hi_IN" w:bidi="hi_IN"/>
-          </w:rPr>
-          <w:rPr>
-            <w:color w:val="0000EE"/>
-            <w:u w:val="single"/>
-          </w:rPr>
-          <w:t>फिलि 3:20–21</w:t>
-        </w:r>
-      </w:hyperlink>
+      <w:r>
+        <w:rPr>
+          <w:lang w:val="hi_IN" w:bidi="hi_IN"/>
+        </w:rPr>
+        <w:t>फिलि 3:20–21</w:t>
+      </w:r>
       <w:r>
         <w:rPr>
           <w:lang w:val="hi_IN" w:bidi="hi_IN"/>
         </w:rPr>
         <w:t xml:space="preserve">)। विश्वासियों को अपने स्वर्गीय नागरिकता के अनुरूप एक स्वर्गीय शरीर की आवश्यकता होती है। "नागरिकता" या "राष्ट्रमण्डल" का तात्पर्य उन व्यक्तियों की एक कॉलोनी से है जो एक विदेशी देश में रहते हैं और जिस भूमि में वे निवास करते हैं, उसके बजाय अपने मातृभूमि के नियमों का पालन करते हैं (पुष्टि करें </w:t>
       </w:r>
-      <w:hyperlink r:id="rId138">
-        <w:r>
-          <w:rPr>
-            <w:lang w:val="hi_IN" w:bidi="hi_IN"/>
-          </w:rPr>
-          <w:rPr>
-            <w:color w:val="0000EE"/>
-            <w:u w:val="single"/>
-          </w:rPr>
-          <w:t>प्रेरि 22:28</w:t>
-        </w:r>
-      </w:hyperlink>
+      <w:r>
+        <w:rPr>
+          <w:lang w:val="hi_IN" w:bidi="hi_IN"/>
+        </w:rPr>
+        <w:t>प्रेरि 22:28</w:t>
+      </w:r>
       <w:r>
         <w:rPr>
           <w:lang w:val="hi_IN" w:bidi="hi_IN"/>
         </w:rPr>
         <w:t>)। विश्वासियों के लिए निहितार्थ बिल्कुल स्पष्ट है: उन्हें दुनिया द्वारा घोषित मानकों की परवाह किए बिना स्वर्ग से प्रकट किए गए परमेश्वर के नैतिक और धार्मिक सिद्धांतों के अनुसार जीवन व्यतीत करना है। वे मसीह के साथ उठाए गए हैं और उन्हें निर्देश दिया गया है कि "उन चीजों की खोज करें जो ऊपर हैं, जहाँ मसीह है, जो परमेश्वर के दाहिने हाथ पर बैठा है" (</w:t>
       </w:r>
-      <w:hyperlink r:id="rId139">
-        <w:r>
-          <w:rPr>
-            <w:lang w:val="hi_IN" w:bidi="hi_IN"/>
-          </w:rPr>
-          <w:rPr>
-            <w:color w:val="0000EE"/>
-            <w:u w:val="single"/>
-          </w:rPr>
-          <w:t>कुल 3:1</w:t>
-        </w:r>
-      </w:hyperlink>
+      <w:r>
+        <w:rPr>
+          <w:lang w:val="hi_IN" w:bidi="hi_IN"/>
+        </w:rPr>
+        <w:t>कुल 3:1</w:t>
+      </w:r>
       <w:r>
         <w:rPr>
           <w:lang w:val="hi_IN" w:bidi="hi_IN"/>
         </w:rPr>
         <w:t>)। वहाँ से मसीह ने अपने अनुयायियों को "स्वर्गीय स्थानों में हर आत्मिक आशीष" (</w:t>
       </w:r>
-      <w:hyperlink r:id="rId140">
-        <w:r>
-          <w:rPr>
-            <w:lang w:val="hi_IN" w:bidi="hi_IN"/>
-          </w:rPr>
-          <w:rPr>
-            <w:color w:val="0000EE"/>
-            <w:u w:val="single"/>
-          </w:rPr>
-          <w:t>इफि 1:3</w:t>
-        </w:r>
-      </w:hyperlink>
+      <w:r>
+        <w:rPr>
+          <w:lang w:val="hi_IN" w:bidi="hi_IN"/>
+        </w:rPr>
+        <w:t>इफि 1:3</w:t>
+      </w:r>
       <w:r>
         <w:rPr>
           <w:lang w:val="hi_IN" w:bidi="hi_IN"/>
         </w:rPr>
         <w:t xml:space="preserve">) से आशीषित किया है। "स्वर्गीय स्थानों में" इफिसियों के लिए अभिव्यक्ति विशिष्ट है (देखें </w:t>
       </w:r>
-      <w:hyperlink r:id="rId141">
-        <w:r>
-          <w:rPr>
-            <w:lang w:val="hi_IN" w:bidi="hi_IN"/>
-          </w:rPr>
-          <w:rPr>
-            <w:color w:val="0000EE"/>
-            <w:u w:val="single"/>
-          </w:rPr>
-          <w:t>1:3, 20</w:t>
-        </w:r>
-      </w:hyperlink>
+      <w:r>
+        <w:rPr>
+          <w:lang w:val="hi_IN" w:bidi="hi_IN"/>
+        </w:rPr>
+        <w:t>1:3, 20</w:t>
+      </w:r>
       <w:r>
         <w:rPr>
           <w:lang w:val="hi_IN" w:bidi="hi_IN"/>
         </w:rPr>
         <w:t xml:space="preserve">; </w:t>
       </w:r>
-      <w:hyperlink r:id="rId142">
-        <w:r>
-          <w:rPr>
-            <w:lang w:val="hi_IN" w:bidi="hi_IN"/>
-          </w:rPr>
-          <w:rPr>
-            <w:color w:val="0000EE"/>
-            <w:u w:val="single"/>
-          </w:rPr>
-          <w:t>2:6</w:t>
-        </w:r>
-      </w:hyperlink>
+      <w:r>
+        <w:rPr>
+          <w:lang w:val="hi_IN" w:bidi="hi_IN"/>
+        </w:rPr>
+        <w:t>2:6</w:t>
+      </w:r>
       <w:r>
         <w:rPr>
           <w:lang w:val="hi_IN" w:bidi="hi_IN"/>
         </w:rPr>
         <w:t xml:space="preserve">; </w:t>
       </w:r>
-      <w:hyperlink r:id="rId143">
-        <w:r>
-          <w:rPr>
-            <w:lang w:val="hi_IN" w:bidi="hi_IN"/>
-          </w:rPr>
-          <w:rPr>
-            <w:color w:val="0000EE"/>
-            <w:u w:val="single"/>
-          </w:rPr>
-          <w:t>3:10</w:t>
-        </w:r>
-      </w:hyperlink>
+      <w:r>
+        <w:rPr>
+          <w:lang w:val="hi_IN" w:bidi="hi_IN"/>
+        </w:rPr>
+        <w:t>3:10</w:t>
+      </w:r>
       <w:r>
         <w:rPr>
           <w:lang w:val="hi_IN" w:bidi="hi_IN"/>
         </w:rPr>
         <w:t xml:space="preserve">; </w:t>
       </w:r>
-      <w:hyperlink r:id="rId144">
-        <w:r>
-          <w:rPr>
-            <w:lang w:val="hi_IN" w:bidi="hi_IN"/>
-          </w:rPr>
-          <w:rPr>
-            <w:color w:val="0000EE"/>
-            <w:u w:val="single"/>
-          </w:rPr>
-          <w:t>6:12</w:t>
-        </w:r>
-      </w:hyperlink>
+      <w:r>
+        <w:rPr>
+          <w:lang w:val="hi_IN" w:bidi="hi_IN"/>
+        </w:rPr>
+        <w:t>6:12</w:t>
+      </w:r>
       <w:r>
         <w:rPr>
           <w:lang w:val="hi_IN" w:bidi="hi_IN"/>
         </w:rPr>
         <w:t>), यह सुझाव देते हुए कि आत्मिक दुनिया के आशीषें किसी दूरस्थ भविष्य के समय या स्थान तक सीमित नहीं हैं बल्कि उन्हें यहाँ और अभी विश्वास द्वारा महसूस किया जा सकता है। इसलिए विश्वासियों को पहले से ही स्वर्गीय बुलाहट में सहभागी बना दिया गया है (</w:t>
       </w:r>
-      <w:hyperlink r:id="rId145">
-        <w:r>
-          <w:rPr>
-            <w:lang w:val="hi_IN" w:bidi="hi_IN"/>
-          </w:rPr>
-          <w:rPr>
-            <w:color w:val="0000EE"/>
-            <w:u w:val="single"/>
-          </w:rPr>
-          <w:t>इब्रा 3:1</w:t>
-        </w:r>
-      </w:hyperlink>
+      <w:r>
+        <w:rPr>
+          <w:lang w:val="hi_IN" w:bidi="hi_IN"/>
+        </w:rPr>
+        <w:t>इब्रा 3:1</w:t>
+      </w:r>
       <w:r>
         <w:rPr>
           <w:lang w:val="hi_IN" w:bidi="hi_IN"/>
         </w:rPr>
         <w:t xml:space="preserve">; </w:t>
       </w:r>
-      <w:hyperlink r:id="rId146">
-        <w:r>
-          <w:rPr>
-            <w:lang w:val="hi_IN" w:bidi="hi_IN"/>
-          </w:rPr>
-          <w:rPr>
-            <w:color w:val="0000EE"/>
-            <w:u w:val="single"/>
-          </w:rPr>
-          <w:t>6:4</w:t>
-        </w:r>
-      </w:hyperlink>
+      <w:r>
+        <w:rPr>
+          <w:lang w:val="hi_IN" w:bidi="hi_IN"/>
+        </w:rPr>
+        <w:t>6:4</w:t>
+      </w:r>
       <w:r>
         <w:rPr>
           <w:lang w:val="hi_IN" w:bidi="hi_IN"/>
@@ -4287,90 +3339,60 @@
         </w:rPr>
         <w:t>इस बीच, विश्वासियों को नए स्वर्ग और नई पृथ्वी के साथ नए यरूशलेम की प्रतीक्षा है। वहाँ कोई आँसू, दुःख, दर्द, मृत्यु, और रात नहीं होगी क्योंकि वहाँ परमेश्वर का पुत्र होगा (</w:t>
       </w:r>
-      <w:hyperlink r:id="rId147">
-        <w:r>
-          <w:rPr>
-            <w:lang w:val="hi_IN" w:bidi="hi_IN"/>
-          </w:rPr>
-          <w:rPr>
-            <w:color w:val="0000EE"/>
-            <w:u w:val="single"/>
-          </w:rPr>
-          <w:t>प्रका 21:1–4, 27</w:t>
-        </w:r>
-      </w:hyperlink>
+      <w:r>
+        <w:rPr>
+          <w:lang w:val="hi_IN" w:bidi="hi_IN"/>
+        </w:rPr>
+        <w:t>प्रका 21:1–4, 27</w:t>
+      </w:r>
       <w:r>
         <w:rPr>
           <w:lang w:val="hi_IN" w:bidi="hi_IN"/>
         </w:rPr>
         <w:t xml:space="preserve">; </w:t>
       </w:r>
-      <w:hyperlink r:id="rId148">
-        <w:r>
-          <w:rPr>
-            <w:lang w:val="hi_IN" w:bidi="hi_IN"/>
-          </w:rPr>
-          <w:rPr>
-            <w:color w:val="0000EE"/>
-            <w:u w:val="single"/>
-          </w:rPr>
-          <w:t>22:1–5</w:t>
-        </w:r>
-      </w:hyperlink>
+      <w:r>
+        <w:rPr>
+          <w:lang w:val="hi_IN" w:bidi="hi_IN"/>
+        </w:rPr>
+        <w:t>22:1–5</w:t>
+      </w:r>
       <w:r>
         <w:rPr>
           <w:lang w:val="hi_IN" w:bidi="hi_IN"/>
         </w:rPr>
         <w:t>), और पुनरुत्थान की अवस्था में कोई विवाह या विवाह में देना नहीं होगा (</w:t>
       </w:r>
-      <w:hyperlink r:id="rId149">
-        <w:r>
-          <w:rPr>
-            <w:lang w:val="hi_IN" w:bidi="hi_IN"/>
-          </w:rPr>
-          <w:rPr>
-            <w:color w:val="0000EE"/>
-            <w:u w:val="single"/>
-          </w:rPr>
-          <w:t>लूका 20:27–38</w:t>
-        </w:r>
-      </w:hyperlink>
+      <w:r>
+        <w:rPr>
+          <w:lang w:val="hi_IN" w:bidi="hi_IN"/>
+        </w:rPr>
+        <w:t>लूका 20:27–38</w:t>
+      </w:r>
       <w:r>
         <w:rPr>
           <w:lang w:val="hi_IN" w:bidi="hi_IN"/>
         </w:rPr>
         <w:t>)। कम से कम दो पुराने नियम के संत, हनोक (</w:t>
       </w:r>
-      <w:hyperlink r:id="rId150">
-        <w:r>
-          <w:rPr>
-            <w:lang w:val="hi_IN" w:bidi="hi_IN"/>
-          </w:rPr>
-          <w:rPr>
-            <w:color w:val="0000EE"/>
-            <w:u w:val="single"/>
-          </w:rPr>
-          <w:t>उत 5:22–24</w:t>
-        </w:r>
-      </w:hyperlink>
+      <w:r>
+        <w:rPr>
+          <w:lang w:val="hi_IN" w:bidi="hi_IN"/>
+        </w:rPr>
+        <w:t>उत 5:22–24</w:t>
+      </w:r>
       <w:r>
         <w:rPr>
           <w:lang w:val="hi_IN" w:bidi="hi_IN"/>
         </w:rPr>
         <w:t xml:space="preserve">; </w:t>
       </w:r>
-      <w:hyperlink r:id="rId151">
-        <w:r>
-          <w:rPr>
-            <w:lang w:val="hi_IN" w:bidi="hi_IN"/>
-          </w:rPr>
-          <w:rPr>
-            <w:color w:val="0000EE"/>
-            <w:u w:val="single"/>
-          </w:rPr>
-          <w:t>इब्रा 11:5</w:t>
-        </w:r>
-      </w:hyperlink>
+      <w:r>
+        <w:rPr>
+          <w:lang w:val="hi_IN" w:bidi="hi_IN"/>
+        </w:rPr>
+        <w:t>इब्रा 11:5</w:t>
+      </w:r>
       <w:r>
         <w:rPr>
           <w:lang w:val="hi_IN" w:bidi="hi_IN"/>
@@ -4389,252 +3411,168 @@
         </w:rPr>
         <w:t xml:space="preserve"> (</w:t>
       </w:r>
-      <w:hyperlink r:id="rId152">
-        <w:r>
-          <w:rPr>
-            <w:lang w:val="hi_IN" w:bidi="hi_IN"/>
-          </w:rPr>
-          <w:rPr>
-            <w:color w:val="0000EE"/>
-            <w:u w:val="single"/>
-          </w:rPr>
-          <w:t>2 रा 2:11</w:t>
-        </w:r>
-      </w:hyperlink>
+      <w:r>
+        <w:rPr>
+          <w:lang w:val="hi_IN" w:bidi="hi_IN"/>
+        </w:rPr>
+        <w:t>2 रा 2:11</w:t>
+      </w:r>
       <w:r>
         <w:rPr>
           <w:lang w:val="hi_IN" w:bidi="hi_IN"/>
         </w:rPr>
         <w:t>), सीधे परमेश्वर की उपस्थिति में—स्वर्ग में—अनुवादित किए गए थे। पौलुस के तीसरे स्वर्ग के बयान के अलावा, यूहन्ना को स्वर्ग में बुलाया गया (</w:t>
       </w:r>
-      <w:hyperlink r:id="rId153">
-        <w:r>
-          <w:rPr>
-            <w:lang w:val="hi_IN" w:bidi="hi_IN"/>
-          </w:rPr>
-          <w:rPr>
-            <w:color w:val="0000EE"/>
-            <w:u w:val="single"/>
-          </w:rPr>
-          <w:t>प्रक 4:1</w:t>
-        </w:r>
-      </w:hyperlink>
+      <w:r>
+        <w:rPr>
+          <w:lang w:val="hi_IN" w:bidi="hi_IN"/>
+        </w:rPr>
+        <w:t>प्रक 4:1</w:t>
+      </w:r>
       <w:r>
         <w:rPr>
           <w:lang w:val="hi_IN" w:bidi="hi_IN"/>
         </w:rPr>
         <w:t xml:space="preserve">), एक स्वर्ग जिसे आबाद किया जाना है (पुष्टि करें </w:t>
       </w:r>
-      <w:hyperlink r:id="rId154">
-        <w:r>
-          <w:rPr>
-            <w:lang w:val="hi_IN" w:bidi="hi_IN"/>
-          </w:rPr>
-          <w:rPr>
-            <w:color w:val="0000EE"/>
-            <w:u w:val="single"/>
-          </w:rPr>
-          <w:t>19:1</w:t>
-        </w:r>
-      </w:hyperlink>
+      <w:r>
+        <w:rPr>
+          <w:lang w:val="hi_IN" w:bidi="hi_IN"/>
+        </w:rPr>
+        <w:t>19:1</w:t>
+      </w:r>
       <w:r>
         <w:rPr>
           <w:lang w:val="hi_IN" w:bidi="hi_IN"/>
         </w:rPr>
         <w:t>)। सभी विश्वासी अंततः अपने पुनरुत्थित शरीरों में स्वर्ग में निवास करेंगे, जो उन्हें तब प्राप्त होंगे जब प्रभु स्वर्ग से उनके लिए आएंगे (</w:t>
       </w:r>
-      <w:hyperlink r:id="rId155">
-        <w:r>
-          <w:rPr>
-            <w:lang w:val="hi_IN" w:bidi="hi_IN"/>
-          </w:rPr>
-          <w:rPr>
-            <w:color w:val="0000EE"/>
-            <w:u w:val="single"/>
-          </w:rPr>
-          <w:t>1 थिस 4:16–17</w:t>
-        </w:r>
-      </w:hyperlink>
+      <w:r>
+        <w:rPr>
+          <w:lang w:val="hi_IN" w:bidi="hi_IN"/>
+        </w:rPr>
+        <w:t>1 थिस 4:16–17</w:t>
+      </w:r>
       <w:r>
         <w:rPr>
           <w:lang w:val="hi_IN" w:bidi="hi_IN"/>
         </w:rPr>
         <w:t xml:space="preserve">; </w:t>
       </w:r>
-      <w:hyperlink r:id="rId156">
-        <w:r>
-          <w:rPr>
-            <w:lang w:val="hi_IN" w:bidi="hi_IN"/>
-          </w:rPr>
-          <w:rPr>
-            <w:color w:val="0000EE"/>
-            <w:u w:val="single"/>
-          </w:rPr>
-          <w:t>प्रका 19:1–4</w:t>
-        </w:r>
-      </w:hyperlink>
+      <w:r>
+        <w:rPr>
+          <w:lang w:val="hi_IN" w:bidi="hi_IN"/>
+        </w:rPr>
+        <w:t>प्रका 19:1–4</w:t>
+      </w:r>
       <w:r>
         <w:rPr>
           <w:lang w:val="hi_IN" w:bidi="hi_IN"/>
         </w:rPr>
         <w:t>)। उस समय प्रभु भी खजाने और प्रतिफल देंगे (</w:t>
       </w:r>
-      <w:hyperlink r:id="rId157">
-        <w:r>
-          <w:rPr>
-            <w:lang w:val="hi_IN" w:bidi="hi_IN"/>
-          </w:rPr>
-          <w:rPr>
-            <w:color w:val="0000EE"/>
-            <w:u w:val="single"/>
-          </w:rPr>
-          <w:t>मत्ती 5:12</w:t>
-        </w:r>
-      </w:hyperlink>
+      <w:r>
+        <w:rPr>
+          <w:lang w:val="hi_IN" w:bidi="hi_IN"/>
+        </w:rPr>
+        <w:t>मत्ती 5:12</w:t>
+      </w:r>
       <w:r>
         <w:rPr>
           <w:lang w:val="hi_IN" w:bidi="hi_IN"/>
         </w:rPr>
         <w:t xml:space="preserve">; </w:t>
       </w:r>
-      <w:hyperlink r:id="rId158">
-        <w:r>
-          <w:rPr>
-            <w:lang w:val="hi_IN" w:bidi="hi_IN"/>
-          </w:rPr>
-          <w:rPr>
-            <w:color w:val="0000EE"/>
-            <w:u w:val="single"/>
-          </w:rPr>
-          <w:t>1 कुरि 9:25</w:t>
-        </w:r>
-      </w:hyperlink>
+      <w:r>
+        <w:rPr>
+          <w:lang w:val="hi_IN" w:bidi="hi_IN"/>
+        </w:rPr>
+        <w:t>1 कुरि 9:25</w:t>
+      </w:r>
       <w:r>
         <w:rPr>
           <w:lang w:val="hi_IN" w:bidi="hi_IN"/>
         </w:rPr>
         <w:t xml:space="preserve">; </w:t>
       </w:r>
-      <w:hyperlink r:id="rId159">
-        <w:r>
-          <w:rPr>
-            <w:lang w:val="hi_IN" w:bidi="hi_IN"/>
-          </w:rPr>
-          <w:rPr>
-            <w:color w:val="0000EE"/>
-            <w:u w:val="single"/>
-          </w:rPr>
-          <w:t>2 कुरि 5:1</w:t>
-        </w:r>
-      </w:hyperlink>
+      <w:r>
+        <w:rPr>
+          <w:lang w:val="hi_IN" w:bidi="hi_IN"/>
+        </w:rPr>
+        <w:t>2 कुरि 5:1</w:t>
+      </w:r>
       <w:r>
         <w:rPr>
           <w:lang w:val="hi_IN" w:bidi="hi_IN"/>
         </w:rPr>
         <w:t xml:space="preserve">; </w:t>
       </w:r>
-      <w:hyperlink r:id="rId160">
-        <w:r>
-          <w:rPr>
-            <w:lang w:val="hi_IN" w:bidi="hi_IN"/>
-          </w:rPr>
-          <w:rPr>
-            <w:color w:val="0000EE"/>
-            <w:u w:val="single"/>
-          </w:rPr>
-          <w:t>2 तीमु 4:8</w:t>
-        </w:r>
-      </w:hyperlink>
+      <w:r>
+        <w:rPr>
+          <w:lang w:val="hi_IN" w:bidi="hi_IN"/>
+        </w:rPr>
+        <w:t>2 तीमु 4:8</w:t>
+      </w:r>
       <w:r>
         <w:rPr>
           <w:lang w:val="hi_IN" w:bidi="hi_IN"/>
         </w:rPr>
         <w:t xml:space="preserve">; </w:t>
       </w:r>
-      <w:hyperlink r:id="rId161">
-        <w:r>
-          <w:rPr>
-            <w:lang w:val="hi_IN" w:bidi="hi_IN"/>
-          </w:rPr>
-          <w:rPr>
-            <w:color w:val="0000EE"/>
-            <w:u w:val="single"/>
-          </w:rPr>
-          <w:t>याकू 1:12</w:t>
-        </w:r>
-      </w:hyperlink>
+      <w:r>
+        <w:rPr>
+          <w:lang w:val="hi_IN" w:bidi="hi_IN"/>
+        </w:rPr>
+        <w:t>याकू 1:12</w:t>
+      </w:r>
       <w:r>
         <w:rPr>
           <w:lang w:val="hi_IN" w:bidi="hi_IN"/>
         </w:rPr>
         <w:t xml:space="preserve">; </w:t>
       </w:r>
-      <w:hyperlink r:id="rId162">
-        <w:r>
-          <w:rPr>
-            <w:lang w:val="hi_IN" w:bidi="hi_IN"/>
-          </w:rPr>
-          <w:rPr>
-            <w:color w:val="0000EE"/>
-            <w:u w:val="single"/>
-          </w:rPr>
-          <w:t>1 पत 1:4</w:t>
-        </w:r>
-      </w:hyperlink>
+      <w:r>
+        <w:rPr>
+          <w:lang w:val="hi_IN" w:bidi="hi_IN"/>
+        </w:rPr>
+        <w:t>1 पत 1:4</w:t>
+      </w:r>
       <w:r>
         <w:rPr>
           <w:lang w:val="hi_IN" w:bidi="hi_IN"/>
         </w:rPr>
         <w:t xml:space="preserve">; </w:t>
       </w:r>
-      <w:hyperlink r:id="rId163">
-        <w:r>
-          <w:rPr>
-            <w:lang w:val="hi_IN" w:bidi="hi_IN"/>
-          </w:rPr>
-          <w:rPr>
-            <w:color w:val="0000EE"/>
-            <w:u w:val="single"/>
-          </w:rPr>
-          <w:t>5:4</w:t>
-        </w:r>
-      </w:hyperlink>
+      <w:r>
+        <w:rPr>
+          <w:lang w:val="hi_IN" w:bidi="hi_IN"/>
+        </w:rPr>
+        <w:t>5:4</w:t>
+      </w:r>
       <w:r>
         <w:rPr>
           <w:lang w:val="hi_IN" w:bidi="hi_IN"/>
         </w:rPr>
         <w:t xml:space="preserve">; </w:t>
       </w:r>
-      <w:hyperlink r:id="rId164">
-        <w:r>
-          <w:rPr>
-            <w:lang w:val="hi_IN" w:bidi="hi_IN"/>
-          </w:rPr>
-          <w:rPr>
-            <w:color w:val="0000EE"/>
-            <w:u w:val="single"/>
-          </w:rPr>
-          <w:t>प्रका 2:10</w:t>
-        </w:r>
-      </w:hyperlink>
+      <w:r>
+        <w:rPr>
+          <w:lang w:val="hi_IN" w:bidi="hi_IN"/>
+        </w:rPr>
+        <w:t>प्रका 2:10</w:t>
+      </w:r>
       <w:r>
         <w:rPr>
           <w:lang w:val="hi_IN" w:bidi="hi_IN"/>
         </w:rPr>
         <w:t xml:space="preserve">; </w:t>
       </w:r>
-      <w:hyperlink r:id="rId165">
-        <w:r>
-          <w:rPr>
-            <w:lang w:val="hi_IN" w:bidi="hi_IN"/>
-          </w:rPr>
-          <w:rPr>
-            <w:color w:val="0000EE"/>
-            <w:u w:val="single"/>
-          </w:rPr>
-          <w:t>4:10</w:t>
-        </w:r>
-      </w:hyperlink>
+      <w:r>
+        <w:rPr>
+          <w:lang w:val="hi_IN" w:bidi="hi_IN"/>
+        </w:rPr>
+        <w:t>4:10</w:t>
+      </w:r>
       <w:r>
         <w:rPr>
           <w:lang w:val="hi_IN" w:bidi="hi_IN"/>
@@ -4746,36 +3684,24 @@
         </w:rPr>
         <w:t>यिर्मयाह द्वारा यहूदा की मूर्तिपूजा की निंदा में उल्लेखित देवी (</w:t>
       </w:r>
-      <w:hyperlink r:id="rId166">
-        <w:r>
-          <w:rPr>
-            <w:lang w:val="hi_IN" w:bidi="hi_IN"/>
-          </w:rPr>
-          <w:rPr>
-            <w:color w:val="0000EE"/>
-            <w:u w:val="single"/>
-          </w:rPr>
-          <w:t>यिर्म 7:18</w:t>
-        </w:r>
-      </w:hyperlink>
+      <w:r>
+        <w:rPr>
+          <w:lang w:val="hi_IN" w:bidi="hi_IN"/>
+        </w:rPr>
+        <w:t>यिर्म 7:18</w:t>
+      </w:r>
       <w:r>
         <w:rPr>
           <w:lang w:val="hi_IN" w:bidi="hi_IN"/>
         </w:rPr>
         <w:t xml:space="preserve">; </w:t>
       </w:r>
-      <w:hyperlink r:id="rId167">
-        <w:r>
-          <w:rPr>
-            <w:lang w:val="hi_IN" w:bidi="hi_IN"/>
-          </w:rPr>
-          <w:rPr>
-            <w:color w:val="0000EE"/>
-            <w:u w:val="single"/>
-          </w:rPr>
-          <w:t>44:17–19, 25</w:t>
-        </w:r>
-      </w:hyperlink>
+      <w:r>
+        <w:rPr>
+          <w:lang w:val="hi_IN" w:bidi="hi_IN"/>
+        </w:rPr>
+        <w:t>44:17–19, 25</w:t>
+      </w:r>
       <w:r>
         <w:rPr>
           <w:lang w:val="hi_IN" w:bidi="hi_IN"/>
@@ -4794,18 +3720,12 @@
         </w:rPr>
         <w:t xml:space="preserve"> का नाम भी न सुना जाए (</w:t>
       </w:r>
-      <w:hyperlink r:id="rId168">
-        <w:r>
-          <w:rPr>
-            <w:lang w:val="hi_IN" w:bidi="hi_IN"/>
-          </w:rPr>
-          <w:rPr>
-            <w:color w:val="0000EE"/>
-            <w:u w:val="single"/>
-          </w:rPr>
-          <w:t>44:25–28</w:t>
-        </w:r>
-      </w:hyperlink>
+      <w:r>
+        <w:rPr>
+          <w:lang w:val="hi_IN" w:bidi="hi_IN"/>
+        </w:rPr>
+        <w:t>44:25–28</w:t>
+      </w:r>
       <w:r>
         <w:rPr>
           <w:lang w:val="hi_IN" w:bidi="hi_IN"/>
@@ -4946,18 +3866,12 @@
         </w:rPr>
         <w:t xml:space="preserve"> शब्द है) वे परमेश्‍वर द्वारा अदन की वाटिका में जीवन के वृक्ष की रक्षा के लिए भेजे गए दिव्य प्राणी थे (</w:t>
       </w:r>
-      <w:hyperlink r:id="rId169">
-        <w:r>
-          <w:rPr>
-            <w:lang w:val="hi_IN" w:bidi="hi_IN"/>
-          </w:rPr>
-          <w:rPr>
-            <w:color w:val="0000EE"/>
-            <w:u w:val="single"/>
-          </w:rPr>
-          <w:t>उत्पत्ति 3:24</w:t>
-        </w:r>
-      </w:hyperlink>
+      <w:r>
+        <w:rPr>
+          <w:lang w:val="hi_IN" w:bidi="hi_IN"/>
+        </w:rPr>
+        <w:t>उत्पत्ति 3:24</w:t>
+      </w:r>
       <w:r>
         <w:rPr>
           <w:lang w:val="hi_IN" w:bidi="hi_IN"/>
@@ -4996,18 +3910,12 @@
         </w:rPr>
         <w:t>वाचा के सन्दूक पर (</w:t>
       </w:r>
-      <w:hyperlink r:id="rId170">
-        <w:r>
-          <w:rPr>
-            <w:lang w:val="hi_IN" w:bidi="hi_IN"/>
-          </w:rPr>
-          <w:rPr>
-            <w:color w:val="0000EE"/>
-            <w:u w:val="single"/>
-          </w:rPr>
-          <w:t>निर्गमन 25:18–22</w:t>
-        </w:r>
-      </w:hyperlink>
+      <w:r>
+        <w:rPr>
+          <w:lang w:val="hi_IN" w:bidi="hi_IN"/>
+        </w:rPr>
+        <w:t>निर्गमन 25:18–22</w:t>
+      </w:r>
       <w:r>
         <w:rPr>
           <w:lang w:val="hi_IN" w:bidi="hi_IN"/>
@@ -5032,18 +3940,12 @@
         </w:rPr>
         <w:t>तम्बू में (</w:t>
       </w:r>
-      <w:hyperlink r:id="rId171">
-        <w:r>
-          <w:rPr>
-            <w:lang w:val="hi_IN" w:bidi="hi_IN"/>
-          </w:rPr>
-          <w:rPr>
-            <w:color w:val="0000EE"/>
-            <w:u w:val="single"/>
-          </w:rPr>
-          <w:t>निर्गमन 26:31</w:t>
-        </w:r>
-      </w:hyperlink>
+      <w:r>
+        <w:rPr>
+          <w:lang w:val="hi_IN" w:bidi="hi_IN"/>
+        </w:rPr>
+        <w:t>निर्गमन 26:31</w:t>
+      </w:r>
       <w:r>
         <w:rPr>
           <w:lang w:val="hi_IN" w:bidi="hi_IN"/>
@@ -5068,18 +3970,12 @@
         </w:rPr>
         <w:t>मंदिर में (</w:t>
       </w:r>
-      <w:hyperlink r:id="rId172">
-        <w:r>
-          <w:rPr>
-            <w:lang w:val="hi_IN" w:bidi="hi_IN"/>
-          </w:rPr>
-          <w:rPr>
-            <w:color w:val="0000EE"/>
-            <w:u w:val="single"/>
-          </w:rPr>
-          <w:t>2 इतिहास 3:7</w:t>
-        </w:r>
-      </w:hyperlink>
+      <w:r>
+        <w:rPr>
+          <w:lang w:val="hi_IN" w:bidi="hi_IN"/>
+        </w:rPr>
+        <w:t>2 इतिहास 3:7</w:t>
+      </w:r>
       <w:r>
         <w:rPr>
           <w:lang w:val="hi_IN" w:bidi="hi_IN"/>
@@ -5100,18 +3996,12 @@
         </w:rPr>
         <w:t>भविष्यद्वक्ता यहेजकेल ने यरूशलेम के पुनर्स्थापन के दर्शन में स्वर्गदूतों को देखा (</w:t>
       </w:r>
-      <w:hyperlink r:id="rId173">
-        <w:r>
-          <w:rPr>
-            <w:lang w:val="hi_IN" w:bidi="hi_IN"/>
-          </w:rPr>
-          <w:rPr>
-            <w:color w:val="0000EE"/>
-            <w:u w:val="single"/>
-          </w:rPr>
-          <w:t>यहेज 41:18–20</w:t>
-        </w:r>
-      </w:hyperlink>
+      <w:r>
+        <w:rPr>
+          <w:lang w:val="hi_IN" w:bidi="hi_IN"/>
+        </w:rPr>
+        <w:t>यहेज 41:18–20</w:t>
+      </w:r>
       <w:r>
         <w:rPr>
           <w:lang w:val="hi_IN" w:bidi="hi_IN"/>
@@ -5130,108 +4020,72 @@
         </w:rPr>
         <w:t xml:space="preserve"> का नाम बाइबल में लिया गया है (</w:t>
       </w:r>
-      <w:hyperlink r:id="rId174">
-        <w:r>
-          <w:rPr>
-            <w:lang w:val="hi_IN" w:bidi="hi_IN"/>
-          </w:rPr>
-          <w:rPr>
-            <w:color w:val="0000EE"/>
-            <w:u w:val="single"/>
-          </w:rPr>
-          <w:t>दानि 8:16</w:t>
-        </w:r>
-      </w:hyperlink>
+      <w:r>
+        <w:rPr>
+          <w:lang w:val="hi_IN" w:bidi="hi_IN"/>
+        </w:rPr>
+        <w:t>दानि 8:16</w:t>
+      </w:r>
       <w:r>
         <w:rPr>
           <w:lang w:val="hi_IN" w:bidi="hi_IN"/>
         </w:rPr>
         <w:t xml:space="preserve">; </w:t>
       </w:r>
-      <w:hyperlink r:id="rId175">
-        <w:r>
-          <w:rPr>
-            <w:lang w:val="hi_IN" w:bidi="hi_IN"/>
-          </w:rPr>
-          <w:rPr>
-            <w:color w:val="0000EE"/>
-            <w:u w:val="single"/>
-          </w:rPr>
-          <w:t>9:21</w:t>
-        </w:r>
-      </w:hyperlink>
+      <w:r>
+        <w:rPr>
+          <w:lang w:val="hi_IN" w:bidi="hi_IN"/>
+        </w:rPr>
+        <w:t>9:21</w:t>
+      </w:r>
       <w:r>
         <w:rPr>
           <w:lang w:val="hi_IN" w:bidi="hi_IN"/>
         </w:rPr>
         <w:t xml:space="preserve">; </w:t>
       </w:r>
-      <w:hyperlink r:id="rId176">
-        <w:r>
-          <w:rPr>
-            <w:lang w:val="hi_IN" w:bidi="hi_IN"/>
-          </w:rPr>
-          <w:rPr>
-            <w:color w:val="0000EE"/>
-            <w:u w:val="single"/>
-          </w:rPr>
-          <w:t>10:13</w:t>
-        </w:r>
-      </w:hyperlink>
+      <w:r>
+        <w:rPr>
+          <w:lang w:val="hi_IN" w:bidi="hi_IN"/>
+        </w:rPr>
+        <w:t>10:13</w:t>
+      </w:r>
       <w:r>
         <w:rPr>
           <w:lang w:val="hi_IN" w:bidi="hi_IN"/>
         </w:rPr>
         <w:t xml:space="preserve">; </w:t>
       </w:r>
-      <w:hyperlink r:id="rId177">
-        <w:r>
-          <w:rPr>
-            <w:lang w:val="hi_IN" w:bidi="hi_IN"/>
-          </w:rPr>
-          <w:rPr>
-            <w:color w:val="0000EE"/>
-            <w:u w:val="single"/>
-          </w:rPr>
-          <w:t>लूका 1:19, 26</w:t>
-        </w:r>
-      </w:hyperlink>
+      <w:r>
+        <w:rPr>
+          <w:lang w:val="hi_IN" w:bidi="hi_IN"/>
+        </w:rPr>
+        <w:t>लूका 1:19, 26</w:t>
+      </w:r>
       <w:r>
         <w:rPr>
           <w:lang w:val="hi_IN" w:bidi="hi_IN"/>
         </w:rPr>
         <w:t xml:space="preserve">; </w:t>
       </w:r>
-      <w:hyperlink r:id="rId178">
-        <w:r>
-          <w:rPr>
-            <w:lang w:val="hi_IN" w:bidi="hi_IN"/>
-          </w:rPr>
-          <w:rPr>
-            <w:color w:val="0000EE"/>
-            <w:u w:val="single"/>
-          </w:rPr>
-          <w:t>यहू 1:9</w:t>
-        </w:r>
-      </w:hyperlink>
+      <w:r>
+        <w:rPr>
+          <w:lang w:val="hi_IN" w:bidi="hi_IN"/>
+        </w:rPr>
+        <w:t>यहू 1:9</w:t>
+      </w:r>
       <w:r>
         <w:rPr>
           <w:lang w:val="hi_IN" w:bidi="hi_IN"/>
         </w:rPr>
         <w:t xml:space="preserve">; </w:t>
       </w:r>
-      <w:hyperlink r:id="rId179">
-        <w:r>
-          <w:rPr>
-            <w:lang w:val="hi_IN" w:bidi="hi_IN"/>
-          </w:rPr>
-          <w:rPr>
-            <w:color w:val="0000EE"/>
-            <w:u w:val="single"/>
-          </w:rPr>
-          <w:t>प्रका 12:7–9</w:t>
-        </w:r>
-      </w:hyperlink>
+      <w:r>
+        <w:rPr>
+          <w:lang w:val="hi_IN" w:bidi="hi_IN"/>
+        </w:rPr>
+        <w:t>प्रका 12:7–9</w:t>
+      </w:r>
       <w:r>
         <w:rPr>
           <w:lang w:val="hi_IN" w:bidi="hi_IN"/>
@@ -5252,18 +4106,12 @@
         </w:rPr>
         <w:t xml:space="preserve">बाइबल में, स्वर्गदूत आध्यात्मिक प्राणी होते हैं जो अक्सर संदेशवाहक के रूप में सेवा करते हैं। अंग्रेजी शब्द "एंजल" सीधे एक यूनानी शब्द से आता है जिसका अर्थ संदेशवाहक होता है। </w:t>
       </w:r>
-      <w:hyperlink r:id="rId180">
-        <w:r>
-          <w:rPr>
-            <w:lang w:val="hi_IN" w:bidi="hi_IN"/>
-          </w:rPr>
-          <w:rPr>
-            <w:color w:val="0000EE"/>
-            <w:u w:val="single"/>
-          </w:rPr>
-          <w:t>लूका 9:52</w:t>
-        </w:r>
-      </w:hyperlink>
+      <w:r>
+        <w:rPr>
+          <w:lang w:val="hi_IN" w:bidi="hi_IN"/>
+        </w:rPr>
+        <w:t>लूका 9:52</w:t>
+      </w:r>
       <w:r>
         <w:rPr>
           <w:lang w:val="hi_IN" w:bidi="hi_IN"/>
@@ -5308,18 +4156,12 @@
         </w:rPr>
         <w:t xml:space="preserve"> शब्द या तो एक मानव संदेशवाहक या एक आत्मिक प्राणी को संदर्भित कर सकता है। यह हमेशा तुरंत स्पष्ट नहीं होता कि इसका मतलब क्या है, विशेष रूप से तब, जब स्वर्गदूत कभी-कभी मानव रूप में प्रकट होते थे। कुछ निश्चित अंशों में, "परमेश्वर का दूत" या एक समान वाक्यांश परमेश्वर द्वारा अपना संदेश देने को संदर्भित कर सकता है (देखें </w:t>
       </w:r>
-      <w:hyperlink r:id="rId181">
-        <w:r>
-          <w:rPr>
-            <w:lang w:val="hi_IN" w:bidi="hi_IN"/>
-          </w:rPr>
-          <w:rPr>
-            <w:color w:val="0000EE"/>
-            <w:u w:val="single"/>
-          </w:rPr>
-          <w:t>उत्पत्ति 18:2–15</w:t>
-        </w:r>
-      </w:hyperlink>
+      <w:r>
+        <w:rPr>
+          <w:lang w:val="hi_IN" w:bidi="hi_IN"/>
+        </w:rPr>
+        <w:t>उत्पत्ति 18:2–15</w:t>
+      </w:r>
       <w:r>
         <w:rPr>
           <w:lang w:val="hi_IN" w:bidi="hi_IN"/>
@@ -5369,18 +4211,12 @@
         </w:rPr>
         <w:t>सुसमाचार सुनाने के लिए (</w:t>
       </w:r>
-      <w:hyperlink r:id="rId182">
-        <w:r>
-          <w:rPr>
-            <w:lang w:val="hi_IN" w:bidi="hi_IN"/>
-          </w:rPr>
-          <w:rPr>
-            <w:color w:val="0000EE"/>
-            <w:u w:val="single"/>
-          </w:rPr>
-          <w:t>न्यायियों 13:3</w:t>
-        </w:r>
-      </w:hyperlink>
+      <w:r>
+        <w:rPr>
+          <w:lang w:val="hi_IN" w:bidi="hi_IN"/>
+        </w:rPr>
+        <w:t>न्यायियों 13:3</w:t>
+      </w:r>
       <w:r>
         <w:rPr>
           <w:lang w:val="hi_IN" w:bidi="hi_IN"/>
@@ -5405,18 +4241,12 @@
         </w:rPr>
         <w:t>खतरे की चेतावनी देने के लिए (</w:t>
       </w:r>
-      <w:hyperlink r:id="rId183">
-        <w:r>
-          <w:rPr>
-            <w:lang w:val="hi_IN" w:bidi="hi_IN"/>
-          </w:rPr>
-          <w:rPr>
-            <w:color w:val="0000EE"/>
-            <w:u w:val="single"/>
-          </w:rPr>
-          <w:t>उत्पत्ति 19:15</w:t>
-        </w:r>
-      </w:hyperlink>
+      <w:r>
+        <w:rPr>
+          <w:lang w:val="hi_IN" w:bidi="hi_IN"/>
+        </w:rPr>
+        <w:t>उत्पत्ति 19:15</w:t>
+      </w:r>
       <w:r>
         <w:rPr>
           <w:lang w:val="hi_IN" w:bidi="hi_IN"/>
@@ -5441,36 +4271,24 @@
         </w:rPr>
         <w:t>बुराई से रक्षा करने के लिए (</w:t>
       </w:r>
-      <w:hyperlink r:id="rId184">
-        <w:r>
-          <w:rPr>
-            <w:lang w:val="hi_IN" w:bidi="hi_IN"/>
-          </w:rPr>
-          <w:rPr>
-            <w:color w:val="0000EE"/>
-            <w:u w:val="single"/>
-          </w:rPr>
-          <w:t>दानिय्येल 3:28</w:t>
-        </w:r>
-      </w:hyperlink>
+      <w:r>
+        <w:rPr>
+          <w:lang w:val="hi_IN" w:bidi="hi_IN"/>
+        </w:rPr>
+        <w:t>दानिय्येल 3:28</w:t>
+      </w:r>
       <w:r>
         <w:rPr>
           <w:lang w:val="hi_IN" w:bidi="hi_IN"/>
         </w:rPr>
         <w:t xml:space="preserve">; </w:t>
       </w:r>
-      <w:hyperlink r:id="rId185">
-        <w:r>
-          <w:rPr>
-            <w:lang w:val="hi_IN" w:bidi="hi_IN"/>
-          </w:rPr>
-          <w:rPr>
-            <w:color w:val="0000EE"/>
-            <w:u w:val="single"/>
-          </w:rPr>
-          <w:t>6:22</w:t>
-        </w:r>
-      </w:hyperlink>
+      <w:r>
+        <w:rPr>
+          <w:lang w:val="hi_IN" w:bidi="hi_IN"/>
+        </w:rPr>
+        <w:t>6:22</w:t>
+      </w:r>
       <w:r>
         <w:rPr>
           <w:lang w:val="hi_IN" w:bidi="hi_IN"/>
@@ -5495,18 +4313,12 @@
         </w:rPr>
         <w:t>मार्गदर्शन और सुरक्षा प्रदान करने के लिए (</w:t>
       </w:r>
-      <w:hyperlink r:id="rId186">
-        <w:r>
-          <w:rPr>
-            <w:lang w:val="hi_IN" w:bidi="hi_IN"/>
-          </w:rPr>
-          <w:rPr>
-            <w:color w:val="0000EE"/>
-            <w:u w:val="single"/>
-          </w:rPr>
-          <w:t>निर्गमन 14:19</w:t>
-        </w:r>
-      </w:hyperlink>
+      <w:r>
+        <w:rPr>
+          <w:lang w:val="hi_IN" w:bidi="hi_IN"/>
+        </w:rPr>
+        <w:t>निर्गमन 14:19</w:t>
+      </w:r>
       <w:r>
         <w:rPr>
           <w:lang w:val="hi_IN" w:bidi="hi_IN"/>
@@ -5531,36 +4343,24 @@
         </w:rPr>
         <w:t>भोजन प्रदान करने के लिए (</w:t>
       </w:r>
-      <w:hyperlink r:id="rId187">
-        <w:r>
-          <w:rPr>
-            <w:lang w:val="hi_IN" w:bidi="hi_IN"/>
-          </w:rPr>
-          <w:rPr>
-            <w:color w:val="0000EE"/>
-            <w:u w:val="single"/>
-          </w:rPr>
-          <w:t>उत्पत्ति 21:14–20</w:t>
-        </w:r>
-      </w:hyperlink>
+      <w:r>
+        <w:rPr>
+          <w:lang w:val="hi_IN" w:bidi="hi_IN"/>
+        </w:rPr>
+        <w:t>उत्पत्ति 21:14–20</w:t>
+      </w:r>
       <w:r>
         <w:rPr>
           <w:lang w:val="hi_IN" w:bidi="hi_IN"/>
         </w:rPr>
         <w:t xml:space="preserve">; </w:t>
       </w:r>
-      <w:hyperlink r:id="rId188">
-        <w:r>
-          <w:rPr>
-            <w:lang w:val="hi_IN" w:bidi="hi_IN"/>
-          </w:rPr>
-          <w:rPr>
-            <w:color w:val="0000EE"/>
-            <w:u w:val="single"/>
-          </w:rPr>
-          <w:t>1 राजा 19:4–7</w:t>
-        </w:r>
-      </w:hyperlink>
+      <w:r>
+        <w:rPr>
+          <w:lang w:val="hi_IN" w:bidi="hi_IN"/>
+        </w:rPr>
+        <w:t>1 राजा 19:4–7</w:t>
+      </w:r>
       <w:r>
         <w:rPr>
           <w:lang w:val="hi_IN" w:bidi="hi_IN"/>
@@ -5585,36 +4385,24 @@
         </w:rPr>
         <w:t>निर्देश देने के लिए (</w:t>
       </w:r>
-      <w:hyperlink r:id="rId189">
-        <w:r>
-          <w:rPr>
-            <w:lang w:val="hi_IN" w:bidi="hi_IN"/>
-          </w:rPr>
-          <w:rPr>
-            <w:color w:val="0000EE"/>
-            <w:u w:val="single"/>
-          </w:rPr>
-          <w:t>प्रेरितों के काम 7:38</w:t>
-        </w:r>
-      </w:hyperlink>
+      <w:r>
+        <w:rPr>
+          <w:lang w:val="hi_IN" w:bidi="hi_IN"/>
+        </w:rPr>
+        <w:t>प्रेरितों के काम 7:38</w:t>
+      </w:r>
       <w:r>
         <w:rPr>
           <w:lang w:val="hi_IN" w:bidi="hi_IN"/>
         </w:rPr>
         <w:t xml:space="preserve">; </w:t>
       </w:r>
-      <w:hyperlink r:id="rId190">
-        <w:r>
-          <w:rPr>
-            <w:lang w:val="hi_IN" w:bidi="hi_IN"/>
-          </w:rPr>
-          <w:rPr>
-            <w:color w:val="0000EE"/>
-            <w:u w:val="single"/>
-          </w:rPr>
-          <w:t>गलातियों 3:19</w:t>
-        </w:r>
-      </w:hyperlink>
+      <w:r>
+        <w:rPr>
+          <w:lang w:val="hi_IN" w:bidi="hi_IN"/>
+        </w:rPr>
+        <w:t>गलातियों 3:19</w:t>
+      </w:r>
       <w:r>
         <w:rPr>
           <w:lang w:val="hi_IN" w:bidi="hi_IN"/>
@@ -5646,18 +4434,12 @@
         </w:rPr>
         <w:t>उनके जन्म की घोषणा की (</w:t>
       </w:r>
-      <w:hyperlink r:id="rId191">
-        <w:r>
-          <w:rPr>
-            <w:lang w:val="hi_IN" w:bidi="hi_IN"/>
-          </w:rPr>
-          <w:rPr>
-            <w:color w:val="0000EE"/>
-            <w:u w:val="single"/>
-          </w:rPr>
-          <w:t>लूका 2:8–15</w:t>
-        </w:r>
-      </w:hyperlink>
+      <w:r>
+        <w:rPr>
+          <w:lang w:val="hi_IN" w:bidi="hi_IN"/>
+        </w:rPr>
+        <w:t>लूका 2:8–15</w:t>
+      </w:r>
       <w:r>
         <w:rPr>
           <w:lang w:val="hi_IN" w:bidi="hi_IN"/>
@@ -5682,18 +4464,12 @@
         </w:rPr>
         <w:t>उनके माता-पिता का मार्गदर्शन किया और उन्हें चेतावनी दी (</w:t>
       </w:r>
-      <w:hyperlink r:id="rId91">
-        <w:r>
-          <w:rPr>
-            <w:lang w:val="hi_IN" w:bidi="hi_IN"/>
-          </w:rPr>
-          <w:rPr>
-            <w:color w:val="0000EE"/>
-            <w:u w:val="single"/>
-          </w:rPr>
-          <w:t>मत्ती 2:13</w:t>
-        </w:r>
-      </w:hyperlink>
+      <w:r>
+        <w:rPr>
+          <w:lang w:val="hi_IN" w:bidi="hi_IN"/>
+        </w:rPr>
+        <w:t>मत्ती 2:13</w:t>
+      </w:r>
       <w:r>
         <w:rPr>
           <w:lang w:val="hi_IN" w:bidi="hi_IN"/>
@@ -5718,18 +4494,12 @@
         </w:rPr>
         <w:t>उन्हें परीक्षा के समय में सामर्थ्य प्रदान की (</w:t>
       </w:r>
-      <w:hyperlink r:id="rId192">
-        <w:r>
-          <w:rPr>
-            <w:lang w:val="hi_IN" w:bidi="hi_IN"/>
-          </w:rPr>
-          <w:rPr>
-            <w:color w:val="0000EE"/>
-            <w:u w:val="single"/>
-          </w:rPr>
-          <w:t>मत्ती 4:11</w:t>
-        </w:r>
-      </w:hyperlink>
+      <w:r>
+        <w:rPr>
+          <w:lang w:val="hi_IN" w:bidi="hi_IN"/>
+        </w:rPr>
+        <w:t>मत्ती 4:11</w:t>
+      </w:r>
       <w:r>
         <w:rPr>
           <w:lang w:val="hi_IN" w:bidi="hi_IN"/>
@@ -5754,18 +4524,12 @@
         </w:rPr>
         <w:t>उनके अंतिम कष्ट में उन्हें सामर्थ्य दी (</w:t>
       </w:r>
-      <w:hyperlink r:id="rId193">
-        <w:r>
-          <w:rPr>
-            <w:lang w:val="hi_IN" w:bidi="hi_IN"/>
-          </w:rPr>
-          <w:rPr>
-            <w:color w:val="0000EE"/>
-            <w:u w:val="single"/>
-          </w:rPr>
-          <w:t>लूका 22:43–44</w:t>
-        </w:r>
-      </w:hyperlink>
+      <w:r>
+        <w:rPr>
+          <w:lang w:val="hi_IN" w:bidi="hi_IN"/>
+        </w:rPr>
+        <w:t>लूका 22:43–44</w:t>
+      </w:r>
       <w:r>
         <w:rPr>
           <w:lang w:val="hi_IN" w:bidi="hi_IN"/>
@@ -5790,18 +4554,12 @@
         </w:rPr>
         <w:t>उनके पुनरुत्थान को देखा (</w:t>
       </w:r>
-      <w:hyperlink r:id="rId194">
-        <w:r>
-          <w:rPr>
-            <w:lang w:val="hi_IN" w:bidi="hi_IN"/>
-          </w:rPr>
-          <w:rPr>
-            <w:color w:val="0000EE"/>
-            <w:u w:val="single"/>
-          </w:rPr>
-          <w:t>मत्ती 28:1–6</w:t>
-        </w:r>
-      </w:hyperlink>
+      <w:r>
+        <w:rPr>
+          <w:lang w:val="hi_IN" w:bidi="hi_IN"/>
+        </w:rPr>
+        <w:t>मत्ती 28:1–6</w:t>
+      </w:r>
       <w:r>
         <w:rPr>
           <w:lang w:val="hi_IN" w:bidi="hi_IN"/>
@@ -5840,18 +4598,12 @@
         </w:rPr>
         <w:t>यीशु ने छोटे बच्चों के संरक्षक स्वर्गदूतों का उल्लेख किया (</w:t>
       </w:r>
-      <w:hyperlink r:id="rId195">
-        <w:r>
-          <w:rPr>
-            <w:lang w:val="hi_IN" w:bidi="hi_IN"/>
-          </w:rPr>
-          <w:rPr>
-            <w:color w:val="0000EE"/>
-            <w:u w:val="single"/>
-          </w:rPr>
-          <w:t>मत्ती 18:10</w:t>
-        </w:r>
-      </w:hyperlink>
+      <w:r>
+        <w:rPr>
+          <w:lang w:val="hi_IN" w:bidi="hi_IN"/>
+        </w:rPr>
+        <w:t>मत्ती 18:10</w:t>
+      </w:r>
       <w:r>
         <w:rPr>
           <w:lang w:val="hi_IN" w:bidi="hi_IN"/>
@@ -5876,18 +4628,12 @@
         </w:rPr>
         <w:t>एक स्वर्गदूत ने फिलिप्पुस का मार्गदर्शन किया (</w:t>
       </w:r>
-      <w:hyperlink r:id="rId196">
-        <w:r>
-          <w:rPr>
-            <w:lang w:val="hi_IN" w:bidi="hi_IN"/>
-          </w:rPr>
-          <w:rPr>
-            <w:color w:val="0000EE"/>
-            <w:u w:val="single"/>
-          </w:rPr>
-          <w:t>प्रेरितों के काम 8:26</w:t>
-        </w:r>
-      </w:hyperlink>
+      <w:r>
+        <w:rPr>
+          <w:lang w:val="hi_IN" w:bidi="hi_IN"/>
+        </w:rPr>
+        <w:t>प्रेरितों के काम 8:26</w:t>
+      </w:r>
       <w:r>
         <w:rPr>
           <w:lang w:val="hi_IN" w:bidi="hi_IN"/>
@@ -5912,36 +4658,24 @@
         </w:rPr>
         <w:t>एक स्वर्गदूत ने प्रेरितों को जेल से छुड़ाया (</w:t>
       </w:r>
-      <w:hyperlink r:id="rId197">
-        <w:r>
-          <w:rPr>
-            <w:lang w:val="hi_IN" w:bidi="hi_IN"/>
-          </w:rPr>
-          <w:rPr>
-            <w:color w:val="0000EE"/>
-            <w:u w:val="single"/>
-          </w:rPr>
-          <w:t>प्रेरितों के काम 5:19</w:t>
-        </w:r>
-      </w:hyperlink>
+      <w:r>
+        <w:rPr>
+          <w:lang w:val="hi_IN" w:bidi="hi_IN"/>
+        </w:rPr>
+        <w:t>प्रेरितों के काम 5:19</w:t>
+      </w:r>
       <w:r>
         <w:rPr>
           <w:lang w:val="hi_IN" w:bidi="hi_IN"/>
         </w:rPr>
         <w:t xml:space="preserve">; </w:t>
       </w:r>
-      <w:hyperlink r:id="rId198">
-        <w:r>
-          <w:rPr>
-            <w:lang w:val="hi_IN" w:bidi="hi_IN"/>
-          </w:rPr>
-          <w:rPr>
-            <w:color w:val="0000EE"/>
-            <w:u w:val="single"/>
-          </w:rPr>
-          <w:t>12:7–11</w:t>
-        </w:r>
-      </w:hyperlink>
+      <w:r>
+        <w:rPr>
+          <w:lang w:val="hi_IN" w:bidi="hi_IN"/>
+        </w:rPr>
+        <w:t>12:7–11</w:t>
+      </w:r>
       <w:r>
         <w:rPr>
           <w:lang w:val="hi_IN" w:bidi="hi_IN"/>
@@ -5966,18 +4700,12 @@
         </w:rPr>
         <w:t>एक भयानक परिस्थिति में, एक स्वर्गदूत ने प्रेरित पौलुस को प्रोत्साहित किया (</w:t>
       </w:r>
-      <w:hyperlink r:id="rId199">
-        <w:r>
-          <w:rPr>
-            <w:lang w:val="hi_IN" w:bidi="hi_IN"/>
-          </w:rPr>
-          <w:rPr>
-            <w:color w:val="0000EE"/>
-            <w:u w:val="single"/>
-          </w:rPr>
-          <w:t>प्रेरितों के काम 27:21–25</w:t>
-        </w:r>
-      </w:hyperlink>
+      <w:r>
+        <w:rPr>
+          <w:lang w:val="hi_IN" w:bidi="hi_IN"/>
+        </w:rPr>
+        <w:t>प्रेरितों के काम 27:21–25</w:t>
+      </w:r>
       <w:r>
         <w:rPr>
           <w:lang w:val="hi_IN" w:bidi="hi_IN"/>
@@ -6033,18 +4761,12 @@
         </w:rPr>
         <w:t>थे (</w:t>
       </w:r>
-      <w:hyperlink r:id="rId200">
-        <w:r>
-          <w:rPr>
-            <w:lang w:val="hi_IN" w:bidi="hi_IN"/>
-          </w:rPr>
-          <w:rPr>
-            <w:color w:val="0000EE"/>
-            <w:u w:val="single"/>
-          </w:rPr>
-          <w:t>मत्ती 28:3</w:t>
-        </w:r>
-      </w:hyperlink>
+      <w:r>
+        <w:rPr>
+          <w:lang w:val="hi_IN" w:bidi="hi_IN"/>
+        </w:rPr>
+        <w:t>मत्ती 28:3</w:t>
+      </w:r>
       <w:r>
         <w:rPr>
           <w:lang w:val="hi_IN" w:bidi="hi_IN"/>
@@ -6077,72 +4799,48 @@
         </w:rPr>
         <w:t xml:space="preserve"> (</w:t>
       </w:r>
-      <w:hyperlink r:id="rId70">
-        <w:r>
-          <w:rPr>
-            <w:lang w:val="hi_IN" w:bidi="hi_IN"/>
-          </w:rPr>
-          <w:rPr>
-            <w:color w:val="0000EE"/>
-            <w:u w:val="single"/>
-          </w:rPr>
-          <w:t>उत्पत्ति 28:12</w:t>
-        </w:r>
-      </w:hyperlink>
+      <w:r>
+        <w:rPr>
+          <w:lang w:val="hi_IN" w:bidi="hi_IN"/>
+        </w:rPr>
+        <w:t>उत्पत्ति 28:12</w:t>
+      </w:r>
       <w:r>
         <w:rPr>
           <w:lang w:val="hi_IN" w:bidi="hi_IN"/>
         </w:rPr>
         <w:t>) इसका एक उदाहरण है। एक अन्य स्वप्न में एक स्वर्गदूत ने याकूब से बात की (</w:t>
       </w:r>
-      <w:hyperlink r:id="rId201">
-        <w:r>
-          <w:rPr>
-            <w:lang w:val="hi_IN" w:bidi="hi_IN"/>
-          </w:rPr>
-          <w:rPr>
-            <w:color w:val="0000EE"/>
-            <w:u w:val="single"/>
-          </w:rPr>
-          <w:t>उत्पत्ति 31:11</w:t>
-        </w:r>
-      </w:hyperlink>
+      <w:r>
+        <w:rPr>
+          <w:lang w:val="hi_IN" w:bidi="hi_IN"/>
+        </w:rPr>
+        <w:t>उत्पत्ति 31:11</w:t>
+      </w:r>
       <w:r>
         <w:rPr>
           <w:lang w:val="hi_IN" w:bidi="hi_IN"/>
         </w:rPr>
         <w:t>)। एक दर्शन में एक स्वर्गदूत ने कुरनेलियुस को दर्शन दिया (</w:t>
       </w:r>
-      <w:hyperlink r:id="rId202">
-        <w:r>
-          <w:rPr>
-            <w:lang w:val="hi_IN" w:bidi="hi_IN"/>
-          </w:rPr>
-          <w:rPr>
-            <w:color w:val="0000EE"/>
-            <w:u w:val="single"/>
-          </w:rPr>
-          <w:t>प्रेरितों के काम 10:1–3</w:t>
-        </w:r>
-      </w:hyperlink>
+      <w:r>
+        <w:rPr>
+          <w:lang w:val="hi_IN" w:bidi="hi_IN"/>
+        </w:rPr>
+        <w:t>प्रेरितों के काम 10:1–3</w:t>
+      </w:r>
       <w:r>
         <w:rPr>
           <w:lang w:val="hi_IN" w:bidi="hi_IN"/>
         </w:rPr>
         <w:t xml:space="preserve">)। इस प्रकार के प्रमुख अंशों में </w:t>
       </w:r>
-      <w:hyperlink r:id="rId203">
-        <w:r>
-          <w:rPr>
-            <w:lang w:val="hi_IN" w:bidi="hi_IN"/>
-          </w:rPr>
-          <w:rPr>
-            <w:color w:val="0000EE"/>
-            <w:u w:val="single"/>
-          </w:rPr>
-          <w:t>यशायाह 6</w:t>
-        </w:r>
-      </w:hyperlink>
+      <w:r>
+        <w:rPr>
+          <w:lang w:val="hi_IN" w:bidi="hi_IN"/>
+        </w:rPr>
+        <w:t>यशायाह 6</w:t>
+      </w:r>
       <w:r>
         <w:rPr>
           <w:lang w:val="hi_IN" w:bidi="hi_IN"/>
@@ -6188,54 +4886,36 @@
         </w:rPr>
         <w:t>एंजेलोलॉजी, स्वर्गदूतों का सिद्धांत, बाइबल में स्वर्गदूतों के कई संदर्भों के बावजूद मसीही धर्मशास्त्र में एक प्रमुख विषय नहीं है। स्वर्गदूतों को उन सभी चीज़ों के वर्णन में शामिल किया गया है जो परमेश्वर ने बनाई हैं (</w:t>
       </w:r>
-      <w:hyperlink r:id="rId204">
-        <w:r>
-          <w:rPr>
-            <w:lang w:val="hi_IN" w:bidi="hi_IN"/>
-          </w:rPr>
-          <w:rPr>
-            <w:color w:val="0000EE"/>
-            <w:u w:val="single"/>
-          </w:rPr>
-          <w:t>भजन संहिता 148:2</w:t>
-        </w:r>
-      </w:hyperlink>
+      <w:r>
+        <w:rPr>
+          <w:lang w:val="hi_IN" w:bidi="hi_IN"/>
+        </w:rPr>
+        <w:t>भजन संहिता 148:2</w:t>
+      </w:r>
       <w:r>
         <w:rPr>
           <w:lang w:val="hi_IN" w:bidi="hi_IN"/>
         </w:rPr>
         <w:t xml:space="preserve">; </w:t>
       </w:r>
-      <w:hyperlink r:id="rId205">
-        <w:r>
-          <w:rPr>
-            <w:lang w:val="hi_IN" w:bidi="hi_IN"/>
-          </w:rPr>
-          <w:rPr>
-            <w:color w:val="0000EE"/>
-            <w:u w:val="single"/>
-          </w:rPr>
-          <w:t>कुलुस्सियों 1:16</w:t>
-        </w:r>
-      </w:hyperlink>
+      <w:r>
+        <w:rPr>
+          <w:lang w:val="hi_IN" w:bidi="hi_IN"/>
+        </w:rPr>
+        <w:t>कुलुस्सियों 1:16</w:t>
+      </w:r>
       <w:r>
         <w:rPr>
           <w:lang w:val="hi_IN" w:bidi="hi_IN"/>
         </w:rPr>
         <w:t>)। इसके संकेत हैं कि उन्होंने संसार की सृष्टि को देखा था (</w:t>
       </w:r>
-      <w:hyperlink r:id="rId206">
-        <w:r>
-          <w:rPr>
-            <w:lang w:val="hi_IN" w:bidi="hi_IN"/>
-          </w:rPr>
-          <w:rPr>
-            <w:color w:val="0000EE"/>
-            <w:u w:val="single"/>
-          </w:rPr>
-          <w:t>अय्यूब 38:7</w:t>
-        </w:r>
-      </w:hyperlink>
+      <w:r>
+        <w:rPr>
+          <w:lang w:val="hi_IN" w:bidi="hi_IN"/>
+        </w:rPr>
+        <w:t>अय्यूब 38:7</w:t>
+      </w:r>
       <w:r>
         <w:rPr>
           <w:lang w:val="hi_IN" w:bidi="hi_IN"/>
@@ -6256,36 +4936,24 @@
         </w:rPr>
         <w:t>पूरी तरह से आध्यात्मिक प्राणी होने के नाते, स्वर्गदूत कई मानवीय सीमाओं से मुक्त होते हैं। वे मरते नहीं हैं (</w:t>
       </w:r>
-      <w:hyperlink r:id="rId207">
-        <w:r>
-          <w:rPr>
-            <w:lang w:val="hi_IN" w:bidi="hi_IN"/>
-          </w:rPr>
-          <w:rPr>
-            <w:color w:val="0000EE"/>
-            <w:u w:val="single"/>
-          </w:rPr>
-          <w:t>लूका 20:36</w:t>
-        </w:r>
-      </w:hyperlink>
+      <w:r>
+        <w:rPr>
+          <w:lang w:val="hi_IN" w:bidi="hi_IN"/>
+        </w:rPr>
+        <w:t>लूका 20:36</w:t>
+      </w:r>
       <w:r>
         <w:rPr>
           <w:lang w:val="hi_IN" w:bidi="hi_IN"/>
         </w:rPr>
         <w:t>)। वे विवाह नहीं करते, इसलिए उन्हें लिंगहीन माना जा सकता है (</w:t>
       </w:r>
-      <w:hyperlink r:id="rId208">
-        <w:r>
-          <w:rPr>
-            <w:lang w:val="hi_IN" w:bidi="hi_IN"/>
-          </w:rPr>
-          <w:rPr>
-            <w:color w:val="0000EE"/>
-            <w:u w:val="single"/>
-          </w:rPr>
-          <w:t>मत्ती 22:30</w:t>
-        </w:r>
-      </w:hyperlink>
+      <w:r>
+        <w:rPr>
+          <w:lang w:val="hi_IN" w:bidi="hi_IN"/>
+        </w:rPr>
+        <w:t>मत्ती 22:30</w:t>
+      </w:r>
       <w:r>
         <w:rPr>
           <w:lang w:val="hi_IN" w:bidi="hi_IN"/>
@@ -6306,126 +4974,84 @@
         </w:rPr>
         <w:t>स्वर्गदूतों की शक्ति और अद्भुत रूप कभी-कभी लोगों को डरने या उनकी आराधना करने के लिए प्रेरित करते थे (</w:t>
       </w:r>
-      <w:hyperlink r:id="rId209">
-        <w:r>
-          <w:rPr>
-            <w:lang w:val="hi_IN" w:bidi="hi_IN"/>
-          </w:rPr>
-          <w:rPr>
-            <w:color w:val="0000EE"/>
-            <w:u w:val="single"/>
-          </w:rPr>
-          <w:t>मत्ती 28:2–4</w:t>
-        </w:r>
-      </w:hyperlink>
+      <w:r>
+        <w:rPr>
+          <w:lang w:val="hi_IN" w:bidi="hi_IN"/>
+        </w:rPr>
+        <w:t>मत्ती 28:2–4</w:t>
+      </w:r>
       <w:r>
         <w:rPr>
           <w:lang w:val="hi_IN" w:bidi="hi_IN"/>
         </w:rPr>
         <w:t>)। नया नियम स्वर्गदूतों की आराधना का समर्थन नहीं करता है (</w:t>
       </w:r>
-      <w:hyperlink r:id="rId210">
-        <w:r>
-          <w:rPr>
-            <w:lang w:val="hi_IN" w:bidi="hi_IN"/>
-          </w:rPr>
-          <w:rPr>
-            <w:color w:val="0000EE"/>
-            <w:u w:val="single"/>
-          </w:rPr>
-          <w:t>कुलुस्सियों 2:18</w:t>
-        </w:r>
-      </w:hyperlink>
+      <w:r>
+        <w:rPr>
+          <w:lang w:val="hi_IN" w:bidi="hi_IN"/>
+        </w:rPr>
+        <w:t>कुलुस्सियों 2:18</w:t>
+      </w:r>
       <w:r>
         <w:rPr>
           <w:lang w:val="hi_IN" w:bidi="hi_IN"/>
         </w:rPr>
         <w:t xml:space="preserve">; </w:t>
       </w:r>
-      <w:hyperlink r:id="rId211">
-        <w:r>
-          <w:rPr>
-            <w:lang w:val="hi_IN" w:bidi="hi_IN"/>
-          </w:rPr>
-          <w:rPr>
-            <w:color w:val="0000EE"/>
-            <w:u w:val="single"/>
-          </w:rPr>
-          <w:t>प्रकाशितवाक्य 22:8–9</w:t>
-        </w:r>
-      </w:hyperlink>
+      <w:r>
+        <w:rPr>
+          <w:lang w:val="hi_IN" w:bidi="hi_IN"/>
+        </w:rPr>
+        <w:t>प्रकाशितवाक्य 22:8–9</w:t>
+      </w:r>
       <w:r>
         <w:rPr>
           <w:lang w:val="hi_IN" w:bidi="hi_IN"/>
         </w:rPr>
         <w:t>)। यद्यपि स्वर्गदूत मनुष्यों से अधिक शक्तिशाली और बुद्धिमान हैं, उनकी शक्ति और ज्ञान भी परमेश्वर द्वारा सीमित हैं (</w:t>
       </w:r>
-      <w:hyperlink r:id="rId212">
-        <w:r>
-          <w:rPr>
-            <w:lang w:val="hi_IN" w:bidi="hi_IN"/>
-          </w:rPr>
-          <w:rPr>
-            <w:color w:val="0000EE"/>
-            <w:u w:val="single"/>
-          </w:rPr>
-          <w:t>भजन संहिता 103:20</w:t>
-        </w:r>
-      </w:hyperlink>
+      <w:r>
+        <w:rPr>
+          <w:lang w:val="hi_IN" w:bidi="hi_IN"/>
+        </w:rPr>
+        <w:t>भजन संहिता 103:20</w:t>
+      </w:r>
       <w:r>
         <w:rPr>
           <w:lang w:val="hi_IN" w:bidi="hi_IN"/>
         </w:rPr>
         <w:t xml:space="preserve">; </w:t>
       </w:r>
-      <w:hyperlink r:id="rId213">
-        <w:r>
-          <w:rPr>
-            <w:lang w:val="hi_IN" w:bidi="hi_IN"/>
-          </w:rPr>
-          <w:rPr>
-            <w:color w:val="0000EE"/>
-            <w:u w:val="single"/>
-          </w:rPr>
-          <w:t>मत्ती 24:36</w:t>
-        </w:r>
-      </w:hyperlink>
+      <w:r>
+        <w:rPr>
+          <w:lang w:val="hi_IN" w:bidi="hi_IN"/>
+        </w:rPr>
+        <w:t>मत्ती 24:36</w:t>
+      </w:r>
       <w:r>
         <w:rPr>
           <w:lang w:val="hi_IN" w:bidi="hi_IN"/>
         </w:rPr>
         <w:t xml:space="preserve">; </w:t>
       </w:r>
-      <w:hyperlink r:id="rId214">
-        <w:r>
-          <w:rPr>
-            <w:lang w:val="hi_IN" w:bidi="hi_IN"/>
-          </w:rPr>
-          <w:rPr>
-            <w:color w:val="0000EE"/>
-            <w:u w:val="single"/>
-          </w:rPr>
-          <w:t>1 पतरस 1:11–12</w:t>
-        </w:r>
-      </w:hyperlink>
+      <w:r>
+        <w:rPr>
+          <w:lang w:val="hi_IN" w:bidi="hi_IN"/>
+        </w:rPr>
+        <w:t>1 पतरस 1:11–12</w:t>
+      </w:r>
       <w:r>
         <w:rPr>
           <w:lang w:val="hi_IN" w:bidi="hi_IN"/>
         </w:rPr>
         <w:t xml:space="preserve">; </w:t>
       </w:r>
-      <w:hyperlink r:id="rId215">
-        <w:r>
-          <w:rPr>
-            <w:lang w:val="hi_IN" w:bidi="hi_IN"/>
-          </w:rPr>
-          <w:rPr>
-            <w:color w:val="0000EE"/>
-            <w:u w:val="single"/>
-          </w:rPr>
-          <w:t>2 पतरस 2:11</w:t>
-        </w:r>
-      </w:hyperlink>
+      <w:r>
+        <w:rPr>
+          <w:lang w:val="hi_IN" w:bidi="hi_IN"/>
+        </w:rPr>
+        <w:t>2 पतरस 2:11</w:t>
+      </w:r>
       <w:r>
         <w:rPr>
           <w:lang w:val="hi_IN" w:bidi="hi_IN"/>
@@ -6566,126 +5192,84 @@
         </w:rPr>
         <w:t>"। इब्रानियों ने वाटिकाओं के लिए अलग शब्द का उपयोग किया। उन्होंने इसे साधारण वाटिका और अदन में परमेश्वर की वाटिका दोनों के लिए लागू किया (</w:t>
       </w:r>
-      <w:hyperlink r:id="rId216">
-        <w:r>
-          <w:rPr>
-            <w:lang w:val="hi_IN" w:bidi="hi_IN"/>
-          </w:rPr>
-          <w:rPr>
-            <w:color w:val="0000EE"/>
-            <w:u w:val="single"/>
-          </w:rPr>
-          <w:t>उत 2–3</w:t>
-        </w:r>
-      </w:hyperlink>
+      <w:r>
+        <w:rPr>
+          <w:lang w:val="hi_IN" w:bidi="hi_IN"/>
+        </w:rPr>
+        <w:t>उत 2–3</w:t>
+      </w:r>
       <w:r>
         <w:rPr>
           <w:lang w:val="hi_IN" w:bidi="hi_IN"/>
         </w:rPr>
         <w:t xml:space="preserve">; </w:t>
       </w:r>
-      <w:hyperlink r:id="rId217">
-        <w:r>
-          <w:rPr>
-            <w:lang w:val="hi_IN" w:bidi="hi_IN"/>
-          </w:rPr>
-          <w:rPr>
-            <w:color w:val="0000EE"/>
-            <w:u w:val="single"/>
-          </w:rPr>
-          <w:t>यशा 51:3</w:t>
-        </w:r>
-      </w:hyperlink>
+      <w:r>
+        <w:rPr>
+          <w:lang w:val="hi_IN" w:bidi="hi_IN"/>
+        </w:rPr>
+        <w:t>यशा 51:3</w:t>
+      </w:r>
       <w:r>
         <w:rPr>
           <w:lang w:val="hi_IN" w:bidi="hi_IN"/>
         </w:rPr>
         <w:t xml:space="preserve">; </w:t>
       </w:r>
-      <w:hyperlink r:id="rId218">
-        <w:r>
-          <w:rPr>
-            <w:lang w:val="hi_IN" w:bidi="hi_IN"/>
-          </w:rPr>
-          <w:rPr>
-            <w:color w:val="0000EE"/>
-            <w:u w:val="single"/>
-          </w:rPr>
-          <w:t>यहेज 28:13</w:t>
-        </w:r>
-      </w:hyperlink>
+      <w:r>
+        <w:rPr>
+          <w:lang w:val="hi_IN" w:bidi="hi_IN"/>
+        </w:rPr>
+        <w:t>यहेज 28:13</w:t>
+      </w:r>
       <w:r>
         <w:rPr>
           <w:lang w:val="hi_IN" w:bidi="hi_IN"/>
         </w:rPr>
         <w:t>)। उनके इतिहास में बाद में, उन्होंने फारसी शब्द को अपनाया, जो अंततः "स्वर्गलोक" बन गया। यह शब्द पुराने नियम में तीन बार आता है। यह उद्यान या फलोद्यान का संदर्भ देता है (</w:t>
       </w:r>
-      <w:hyperlink r:id="rId219">
-        <w:r>
-          <w:rPr>
-            <w:lang w:val="hi_IN" w:bidi="hi_IN"/>
-          </w:rPr>
-          <w:rPr>
-            <w:color w:val="0000EE"/>
-            <w:u w:val="single"/>
-          </w:rPr>
-          <w:t>नहे 2:8</w:t>
-        </w:r>
-      </w:hyperlink>
+      <w:r>
+        <w:rPr>
+          <w:lang w:val="hi_IN" w:bidi="hi_IN"/>
+        </w:rPr>
+        <w:t>नहे 2:8</w:t>
+      </w:r>
       <w:r>
         <w:rPr>
           <w:lang w:val="hi_IN" w:bidi="hi_IN"/>
         </w:rPr>
         <w:t xml:space="preserve">; </w:t>
       </w:r>
-      <w:hyperlink r:id="rId220">
-        <w:r>
-          <w:rPr>
-            <w:lang w:val="hi_IN" w:bidi="hi_IN"/>
-          </w:rPr>
-          <w:rPr>
-            <w:color w:val="0000EE"/>
-            <w:u w:val="single"/>
-          </w:rPr>
-          <w:t>सभो 2:5</w:t>
-        </w:r>
-      </w:hyperlink>
+      <w:r>
+        <w:rPr>
+          <w:lang w:val="hi_IN" w:bidi="hi_IN"/>
+        </w:rPr>
+        <w:t>सभो 2:5</w:t>
+      </w:r>
       <w:r>
         <w:rPr>
           <w:lang w:val="hi_IN" w:bidi="hi_IN"/>
         </w:rPr>
         <w:t xml:space="preserve">; </w:t>
       </w:r>
-      <w:hyperlink r:id="rId221">
-        <w:r>
-          <w:rPr>
-            <w:lang w:val="hi_IN" w:bidi="hi_IN"/>
-          </w:rPr>
-          <w:rPr>
-            <w:color w:val="0000EE"/>
-            <w:u w:val="single"/>
-          </w:rPr>
-          <w:t>श्रे.गी. 4:13</w:t>
-        </w:r>
-      </w:hyperlink>
+      <w:r>
+        <w:rPr>
+          <w:lang w:val="hi_IN" w:bidi="hi_IN"/>
+        </w:rPr>
+        <w:t>श्रे.गी. 4:13</w:t>
+      </w:r>
       <w:r>
         <w:rPr>
           <w:lang w:val="hi_IN" w:bidi="hi_IN"/>
         </w:rPr>
         <w:t xml:space="preserve">)। जब पुराने नियम का अनुवाद यूनानी में किया गया, तो उन्होंने उसी शब्द के यूनानी रूप का उपयोग किया। यूनानी-भाषी यहूदियों के लिए, </w:t>
       </w:r>
-      <w:hyperlink r:id="rId222">
-        <w:r>
-          <w:rPr>
-            <w:lang w:val="hi_IN" w:bidi="hi_IN"/>
-          </w:rPr>
-          <w:rPr>
-            <w:color w:val="0000EE"/>
-            <w:u w:val="single"/>
-          </w:rPr>
-          <w:t>उत्पत्ति 2</w:t>
-        </w:r>
-      </w:hyperlink>
+      <w:r>
+        <w:rPr>
+          <w:lang w:val="hi_IN" w:bidi="hi_IN"/>
+        </w:rPr>
+        <w:t>उत्पत्ति 2</w:t>
+      </w:r>
       <w:r>
         <w:rPr>
           <w:lang w:val="hi_IN" w:bidi="hi_IN"/>
@@ -6730,36 +5314,24 @@
         </w:rPr>
         <w:t>मूल फारसी शब्द का अर्थ, बन्द या दीवारों से घिरी हुई वाटिका थी, विशेष रूप से फारसी राजाओं के शाही उद्यान। यूनानियों ने भी इसे इसी प्रकार समझा। यह उस इब्रानी विचार के साथ मेल खाता है जहाँ परमेश्वर वाटिका में चलते थे (</w:t>
       </w:r>
-      <w:hyperlink r:id="rId223">
-        <w:r>
-          <w:rPr>
-            <w:lang w:val="hi_IN" w:bidi="hi_IN"/>
-          </w:rPr>
-          <w:rPr>
-            <w:color w:val="0000EE"/>
-            <w:u w:val="single"/>
-          </w:rPr>
-          <w:t>उत 3:8</w:t>
-        </w:r>
-      </w:hyperlink>
+      <w:r>
+        <w:rPr>
+          <w:lang w:val="hi_IN" w:bidi="hi_IN"/>
+        </w:rPr>
+        <w:t>उत 3:8</w:t>
+      </w:r>
       <w:r>
         <w:rPr>
           <w:lang w:val="hi_IN" w:bidi="hi_IN"/>
         </w:rPr>
         <w:t>) और जहाँ से लोगों को बाहर किया जा सकता था (</w:t>
       </w:r>
-      <w:hyperlink r:id="rId169">
-        <w:r>
-          <w:rPr>
-            <w:lang w:val="hi_IN" w:bidi="hi_IN"/>
-          </w:rPr>
-          <w:rPr>
-            <w:color w:val="0000EE"/>
-            <w:u w:val="single"/>
-          </w:rPr>
-          <w:t>उत 3:24</w:t>
-        </w:r>
-      </w:hyperlink>
+      <w:r>
+        <w:rPr>
+          <w:lang w:val="hi_IN" w:bidi="hi_IN"/>
+        </w:rPr>
+        <w:t>उत 3:24</w:t>
+      </w:r>
       <w:r>
         <w:rPr>
           <w:lang w:val="hi_IN" w:bidi="hi_IN"/>
@@ -6805,90 +5377,60 @@
         </w:rPr>
         <w:t>स्वर्गलोक के विचार में विभिन्न संस्कृतियों की पौराणिक कथाओं का मेल है। वे हर समय परिपूर्ण संसार का वर्णन करते हैं, जहाँ मृत्यु और बुराई का अस्तित्व नहीं होता। नया नियम इन विश्वासों के पीछे के सत्य की पुष्टि करता है। स्वर्गलोक वास्तविक, अलौकिक स्थान है। पौलुस को रहस्यमय तरीके से उनके जीवन के दौरान वहाँ "उठा लिया गया" था (</w:t>
       </w:r>
-      <w:hyperlink r:id="rId224">
-        <w:r>
-          <w:rPr>
-            <w:lang w:val="hi_IN" w:bidi="hi_IN"/>
-          </w:rPr>
-          <w:rPr>
-            <w:color w:val="0000EE"/>
-            <w:u w:val="single"/>
-          </w:rPr>
-          <w:t>2 कुरि 12:4</w:t>
-        </w:r>
-      </w:hyperlink>
+      <w:r>
+        <w:rPr>
+          <w:lang w:val="hi_IN" w:bidi="hi_IN"/>
+        </w:rPr>
+        <w:t>2 कुरि 12:4</w:t>
+      </w:r>
       <w:r>
         <w:rPr>
           <w:lang w:val="hi_IN" w:bidi="hi_IN"/>
         </w:rPr>
         <w:t>)। यह वही स्थान है जहाँ यीशु ने क्रूस पर पश्चाताप करने वाले चोर से वादा किया था कि मृत्यु के बाद वह उनके साथ होगा (</w:t>
       </w:r>
-      <w:hyperlink r:id="rId225">
-        <w:r>
-          <w:rPr>
-            <w:lang w:val="hi_IN" w:bidi="hi_IN"/>
-          </w:rPr>
-          <w:rPr>
-            <w:color w:val="0000EE"/>
-            <w:u w:val="single"/>
-          </w:rPr>
-          <w:t>लूका 23:43</w:t>
-        </w:r>
-      </w:hyperlink>
+      <w:r>
+        <w:rPr>
+          <w:lang w:val="hi_IN" w:bidi="hi_IN"/>
+        </w:rPr>
+        <w:t>लूका 23:43</w:t>
+      </w:r>
       <w:r>
         <w:rPr>
           <w:lang w:val="hi_IN" w:bidi="hi_IN"/>
         </w:rPr>
         <w:t>)। स्वर्गलोक के लिए तीसरा और अन्तिम नया नियम संदर्भ (</w:t>
       </w:r>
-      <w:hyperlink r:id="rId226">
-        <w:r>
-          <w:rPr>
-            <w:lang w:val="hi_IN" w:bidi="hi_IN"/>
-          </w:rPr>
-          <w:rPr>
-            <w:color w:val="0000EE"/>
-            <w:u w:val="single"/>
-          </w:rPr>
-          <w:t>प्रका 2:7</w:t>
-        </w:r>
-      </w:hyperlink>
+      <w:r>
+        <w:rPr>
+          <w:lang w:val="hi_IN" w:bidi="hi_IN"/>
+        </w:rPr>
+        <w:t>प्रका 2:7</w:t>
+      </w:r>
       <w:r>
         <w:rPr>
           <w:lang w:val="hi_IN" w:bidi="hi_IN"/>
         </w:rPr>
         <w:t xml:space="preserve">), एक अन्य प्रतिज्ञा है। यह हमें बताता है कि स्वर्गलोक वह स्थान है जहाँ जीवन का वृक्ष उगता है। यह </w:t>
       </w:r>
-      <w:hyperlink r:id="rId222">
-        <w:r>
-          <w:rPr>
-            <w:lang w:val="hi_IN" w:bidi="hi_IN"/>
-          </w:rPr>
-          <w:rPr>
-            <w:color w:val="0000EE"/>
-            <w:u w:val="single"/>
-          </w:rPr>
-          <w:t>उत्पत्ति 2</w:t>
-        </w:r>
-      </w:hyperlink>
+      <w:r>
+        <w:rPr>
+          <w:lang w:val="hi_IN" w:bidi="hi_IN"/>
+        </w:rPr>
+        <w:t>उत्पत्ति 2</w:t>
+      </w:r>
       <w:r>
         <w:rPr>
           <w:lang w:val="hi_IN" w:bidi="hi_IN"/>
         </w:rPr>
         <w:t xml:space="preserve"> के मूल संसार और </w:t>
       </w:r>
-      <w:hyperlink r:id="rId227">
-        <w:r>
-          <w:rPr>
-            <w:lang w:val="hi_IN" w:bidi="hi_IN"/>
-          </w:rPr>
-          <w:rPr>
-            <w:color w:val="0000EE"/>
-            <w:u w:val="single"/>
-          </w:rPr>
-          <w:t>प्रकाशितवाक्य 22</w:t>
-        </w:r>
-      </w:hyperlink>
+      <w:r>
+        <w:rPr>
+          <w:lang w:val="hi_IN" w:bidi="hi_IN"/>
+        </w:rPr>
+        <w:t>प्रकाशितवाक्य 22</w:t>
+      </w:r>
       <w:r>
         <w:rPr>
           <w:lang w:val="hi_IN" w:bidi="hi_IN"/>
@@ -7008,18 +5550,12 @@
         </w:rPr>
         <w:t>“स्वर्गीय स्थान” उस क्षेत्र को इंगित करता है जहाँ पुनर्जीवित मसीह परमेश्वर के दाहिने हाथ पर अधिकार, शक्ति, और प्रभुत्व की स्थिति में बैठे हैं, विजेता और शासक के रूप में शासन करते हुए स्वर्गीय लोक से ऊँचे स्थान पर हैं (</w:t>
       </w:r>
-      <w:hyperlink r:id="rId228">
-        <w:r>
-          <w:rPr>
-            <w:lang w:val="hi_IN" w:bidi="hi_IN"/>
-          </w:rPr>
-          <w:rPr>
-            <w:color w:val="0000EE"/>
-            <w:u w:val="single"/>
-          </w:rPr>
-          <w:t>इफि 1:20–21</w:t>
-        </w:r>
-      </w:hyperlink>
+      <w:r>
+        <w:rPr>
+          <w:lang w:val="hi_IN" w:bidi="hi_IN"/>
+        </w:rPr>
+        <w:t>इफि 1:20–21</w:t>
+      </w:r>
       <w:r>
         <w:rPr>
           <w:lang w:val="hi_IN" w:bidi="hi_IN"/>
@@ -7038,18 +5574,12 @@
         </w:rPr>
         <w:t>(</w:t>
       </w:r>
-      <w:hyperlink r:id="rId140">
-        <w:r>
-          <w:rPr>
-            <w:lang w:val="hi_IN" w:bidi="hi_IN"/>
-          </w:rPr>
-          <w:rPr>
-            <w:color w:val="0000EE"/>
-            <w:u w:val="single"/>
-          </w:rPr>
-          <w:t>v 3</w:t>
-        </w:r>
-      </w:hyperlink>
+      <w:r>
+        <w:rPr>
+          <w:lang w:val="hi_IN" w:bidi="hi_IN"/>
+        </w:rPr>
+        <w:t>v 3</w:t>
+      </w:r>
       <w:r>
         <w:rPr>
           <w:lang w:val="hi_IN" w:bidi="hi_IN"/>
@@ -7068,18 +5598,12 @@
         </w:rPr>
         <w:t>बैठे हैं (</w:t>
       </w:r>
-      <w:hyperlink r:id="rId142">
-        <w:r>
-          <w:rPr>
-            <w:lang w:val="hi_IN" w:bidi="hi_IN"/>
-          </w:rPr>
-          <w:rPr>
-            <w:color w:val="0000EE"/>
-            <w:u w:val="single"/>
-          </w:rPr>
-          <w:t>2:6</w:t>
-        </w:r>
-      </w:hyperlink>
+      <w:r>
+        <w:rPr>
+          <w:lang w:val="hi_IN" w:bidi="hi_IN"/>
+        </w:rPr>
+        <w:t>2:6</w:t>
+      </w:r>
       <w:r>
         <w:rPr>
           <w:lang w:val="hi_IN" w:bidi="hi_IN"/>
@@ -7098,36 +5622,24 @@
         </w:rPr>
         <w:t>(</w:t>
       </w:r>
-      <w:hyperlink r:id="rId143">
-        <w:r>
-          <w:rPr>
-            <w:lang w:val="hi_IN" w:bidi="hi_IN"/>
-          </w:rPr>
-          <w:rPr>
-            <w:color w:val="0000EE"/>
-            <w:u w:val="single"/>
-          </w:rPr>
-          <w:t>3:10</w:t>
-        </w:r>
-      </w:hyperlink>
+      <w:r>
+        <w:rPr>
+          <w:lang w:val="hi_IN" w:bidi="hi_IN"/>
+        </w:rPr>
+        <w:t>3:10</w:t>
+      </w:r>
       <w:r>
         <w:rPr>
           <w:lang w:val="hi_IN" w:bidi="hi_IN"/>
         </w:rPr>
         <w:t>)। इस प्रकार वह दुष्टता के आत्मिक सेनाओ पर विजय में भाग लेगी, जो स्वर्गीय स्थानों में भी उपस्थित है (</w:t>
       </w:r>
-      <w:hyperlink r:id="rId144">
-        <w:r>
-          <w:rPr>
-            <w:lang w:val="hi_IN" w:bidi="hi_IN"/>
-          </w:rPr>
-          <w:rPr>
-            <w:color w:val="0000EE"/>
-            <w:u w:val="single"/>
-          </w:rPr>
-          <w:t>6:12</w:t>
-        </w:r>
-      </w:hyperlink>
+      <w:r>
+        <w:rPr>
+          <w:lang w:val="hi_IN" w:bidi="hi_IN"/>
+        </w:rPr>
+        <w:t>6:12</w:t>
+      </w:r>
       <w:r>
         <w:rPr>
           <w:lang w:val="hi_IN" w:bidi="hi_IN"/>
@@ -7238,108 +5750,72 @@
           <w:lang w:val="hi_IN" w:bidi="hi_IN"/>
         </w:rPr>
       </w:r>
-      <w:hyperlink r:id="rId229">
-        <w:r>
-          <w:rPr>
-            <w:lang w:val="hi_IN" w:bidi="hi_IN"/>
-          </w:rPr>
-          <w:rPr>
-            <w:color w:val="0000EE"/>
-            <w:u w:val="single"/>
-          </w:rPr>
-          <w:t>1 कुरि 2:14</w:t>
-        </w:r>
-      </w:hyperlink>
+      <w:r>
+        <w:rPr>
+          <w:lang w:val="hi_IN" w:bidi="hi_IN"/>
+        </w:rPr>
+        <w:t>1 कुरि 2:14</w:t>
+      </w:r>
       <w:r>
         <w:rPr>
           <w:lang w:val="hi_IN" w:bidi="hi_IN"/>
         </w:rPr>
         <w:t xml:space="preserve"> में में होने वाली अभिव्यक्ति। वहाँ अनुवादित विशेषण "स्वाभाविक" </w:t>
       </w:r>
-      <w:hyperlink r:id="rId230">
-        <w:r>
-          <w:rPr>
-            <w:lang w:val="hi_IN" w:bidi="hi_IN"/>
-          </w:rPr>
-          <w:rPr>
-            <w:color w:val="0000EE"/>
-            <w:u w:val="single"/>
-          </w:rPr>
-          <w:t>1 कुरि 15:44</w:t>
-        </w:r>
-      </w:hyperlink>
+      <w:r>
+        <w:rPr>
+          <w:lang w:val="hi_IN" w:bidi="hi_IN"/>
+        </w:rPr>
+        <w:t>1 कुरि 15:44</w:t>
+      </w:r>
       <w:r>
         <w:rPr>
           <w:lang w:val="hi_IN" w:bidi="hi_IN"/>
         </w:rPr>
         <w:t xml:space="preserve"> (दो बार), 46; </w:t>
       </w:r>
-      <w:hyperlink r:id="rId231">
-        <w:r>
-          <w:rPr>
-            <w:lang w:val="hi_IN" w:bidi="hi_IN"/>
-          </w:rPr>
-          <w:rPr>
-            <w:color w:val="0000EE"/>
-            <w:u w:val="single"/>
-          </w:rPr>
-          <w:t>याकू 3:15 (</w:t>
-        </w:r>
-      </w:hyperlink>
+      <w:r>
+        <w:rPr>
+          <w:lang w:val="hi_IN" w:bidi="hi_IN"/>
+        </w:rPr>
+        <w:t>याकू 3:15 (</w:t>
+      </w:r>
       <w:r>
         <w:rPr>
           <w:lang w:val="hi_IN" w:bidi="hi_IN"/>
         </w:rPr>
         <w:t>शारीरिक)</w:t>
       </w:r>
-      <w:hyperlink r:id="rId231">
-        <w:r>
-          <w:rPr>
-            <w:lang w:val="hi_IN" w:bidi="hi_IN"/>
-          </w:rPr>
-          <w:rPr>
-            <w:color w:val="0000EE"/>
-            <w:u w:val="single"/>
-          </w:rPr>
-          <w:t xml:space="preserve"> </w:t>
-        </w:r>
-      </w:hyperlink>
+      <w:r>
+        <w:rPr>
+          <w:lang w:val="hi_IN" w:bidi="hi_IN"/>
+        </w:rPr>
+        <w:t xml:space="preserve"> </w:t>
+      </w:r>
       <w:r>
         <w:rPr>
           <w:lang w:val="hi_IN" w:bidi="hi_IN"/>
         </w:rPr>
         <w:t xml:space="preserve">; और </w:t>
       </w:r>
-      <w:hyperlink r:id="rId232">
-        <w:r>
-          <w:rPr>
-            <w:lang w:val="hi_IN" w:bidi="hi_IN"/>
-          </w:rPr>
-          <w:rPr>
-            <w:color w:val="0000EE"/>
-            <w:u w:val="single"/>
-          </w:rPr>
-          <w:t>यहू 1:19</w:t>
-        </w:r>
-      </w:hyperlink>
+      <w:r>
+        <w:rPr>
+          <w:lang w:val="hi_IN" w:bidi="hi_IN"/>
+        </w:rPr>
+        <w:t>यहू 1:19</w:t>
+      </w:r>
       <w:r>
         <w:rPr>
           <w:lang w:val="hi_IN" w:bidi="hi_IN"/>
         </w:rPr>
         <w:t xml:space="preserve"> </w:t>
       </w:r>
-      <w:hyperlink r:id="rId231">
-        <w:r>
-          <w:rPr>
-            <w:lang w:val="hi_IN" w:bidi="hi_IN"/>
-          </w:rPr>
-          <w:rPr>
-            <w:color w:val="0000EE"/>
-            <w:u w:val="single"/>
-          </w:rPr>
-          <w:t>(</w:t>
-        </w:r>
-      </w:hyperlink>
+      <w:r>
+        <w:rPr>
+          <w:lang w:val="hi_IN" w:bidi="hi_IN"/>
+        </w:rPr>
+        <w:t>(</w:t>
+      </w:r>
       <w:r>
         <w:rPr>
           <w:lang w:val="hi_IN" w:bidi="hi_IN"/>
@@ -7358,18 +5834,12 @@
         </w:rPr>
         <w:t>—</w:t>
       </w:r>
-      <w:hyperlink r:id="rId233">
-        <w:r>
-          <w:rPr>
-            <w:lang w:val="hi_IN" w:bidi="hi_IN"/>
-          </w:rPr>
-          <w:rPr>
-            <w:color w:val="0000EE"/>
-            <w:u w:val="single"/>
-          </w:rPr>
-          <w:t>रोम 7:14</w:t>
-        </w:r>
-      </w:hyperlink>
+      <w:r>
+        <w:rPr>
+          <w:lang w:val="hi_IN" w:bidi="hi_IN"/>
+        </w:rPr>
+        <w:t>रोम 7:14</w:t>
+      </w:r>
       <w:r>
         <w:rPr>
           <w:lang w:val="hi_IN" w:bidi="hi_IN"/>
@@ -7388,18 +5858,12 @@
         </w:rPr>
         <w:t>—</w:t>
       </w:r>
-      <w:hyperlink r:id="rId234">
-        <w:r>
-          <w:rPr>
-            <w:lang w:val="hi_IN" w:bidi="hi_IN"/>
-          </w:rPr>
-          <w:rPr>
-            <w:color w:val="0000EE"/>
-            <w:u w:val="single"/>
-          </w:rPr>
-          <w:t>1 कुरि 12:1</w:t>
-        </w:r>
-      </w:hyperlink>
+      <w:r>
+        <w:rPr>
+          <w:lang w:val="hi_IN" w:bidi="hi_IN"/>
+        </w:rPr>
+        <w:t>1 कुरि 12:1</w:t>
+      </w:r>
       <w:r>
         <w:rPr>
           <w:lang w:val="hi_IN" w:bidi="hi_IN"/>
@@ -7418,108 +5882,72 @@
         </w:rPr>
         <w:t>—</w:t>
       </w:r>
-      <w:hyperlink r:id="rId140">
-        <w:r>
-          <w:rPr>
-            <w:lang w:val="hi_IN" w:bidi="hi_IN"/>
-          </w:rPr>
-          <w:rPr>
-            <w:color w:val="0000EE"/>
-            <w:u w:val="single"/>
-          </w:rPr>
-          <w:t>इफि 1:3</w:t>
-        </w:r>
-      </w:hyperlink>
+      <w:r>
+        <w:rPr>
+          <w:lang w:val="hi_IN" w:bidi="hi_IN"/>
+        </w:rPr>
+        <w:t>इफि 1:3</w:t>
+      </w:r>
       <w:r>
         <w:rPr>
           <w:lang w:val="hi_IN" w:bidi="hi_IN"/>
         </w:rPr>
         <w:t>; बलिदान—</w:t>
       </w:r>
-      <w:hyperlink r:id="rId235">
-        <w:r>
-          <w:rPr>
-            <w:lang w:val="hi_IN" w:bidi="hi_IN"/>
-          </w:rPr>
-          <w:rPr>
-            <w:color w:val="0000EE"/>
-            <w:u w:val="single"/>
-          </w:rPr>
-          <w:t>1 पत 2:5</w:t>
-        </w:r>
-      </w:hyperlink>
+      <w:r>
+        <w:rPr>
+          <w:lang w:val="hi_IN" w:bidi="hi_IN"/>
+        </w:rPr>
+        <w:t>1 पत 2:5</w:t>
+      </w:r>
       <w:r>
         <w:rPr>
           <w:lang w:val="hi_IN" w:bidi="hi_IN"/>
         </w:rPr>
         <w:t>)। जब इसे मनुष्यों पर लागू किया जाता है, तो इसका अर्थ पवित्र आत्मा द्वारा निवासित, प्रेरित, और निर्देशित (</w:t>
       </w:r>
-      <w:hyperlink r:id="rId236">
-        <w:r>
-          <w:rPr>
-            <w:lang w:val="hi_IN" w:bidi="hi_IN"/>
-          </w:rPr>
-          <w:rPr>
-            <w:color w:val="0000EE"/>
-            <w:u w:val="single"/>
-          </w:rPr>
-          <w:t>1 कुरि 2:15</w:t>
-        </w:r>
-      </w:hyperlink>
+      <w:r>
+        <w:rPr>
+          <w:lang w:val="hi_IN" w:bidi="hi_IN"/>
+        </w:rPr>
+        <w:t>1 कुरि 2:15</w:t>
+      </w:r>
       <w:r>
         <w:rPr>
           <w:lang w:val="hi_IN" w:bidi="hi_IN"/>
         </w:rPr>
         <w:t xml:space="preserve">; </w:t>
       </w:r>
-      <w:hyperlink r:id="rId237">
-        <w:r>
-          <w:rPr>
-            <w:lang w:val="hi_IN" w:bidi="hi_IN"/>
-          </w:rPr>
-          <w:rPr>
-            <w:color w:val="0000EE"/>
-            <w:u w:val="single"/>
-          </w:rPr>
-          <w:t>14:37</w:t>
-        </w:r>
-      </w:hyperlink>
+      <w:r>
+        <w:rPr>
+          <w:lang w:val="hi_IN" w:bidi="hi_IN"/>
+        </w:rPr>
+        <w:t>14:37</w:t>
+      </w:r>
       <w:r>
         <w:rPr>
           <w:lang w:val="hi_IN" w:bidi="hi_IN"/>
         </w:rPr>
         <w:t xml:space="preserve">; </w:t>
       </w:r>
-      <w:hyperlink r:id="rId238">
-        <w:r>
-          <w:rPr>
-            <w:lang w:val="hi_IN" w:bidi="hi_IN"/>
-          </w:rPr>
-          <w:rPr>
-            <w:color w:val="0000EE"/>
-            <w:u w:val="single"/>
-          </w:rPr>
-          <w:t>गला 6:1</w:t>
-        </w:r>
-      </w:hyperlink>
+      <w:r>
+        <w:rPr>
+          <w:lang w:val="hi_IN" w:bidi="hi_IN"/>
+        </w:rPr>
+        <w:t>गला 6:1</w:t>
+      </w:r>
       <w:r>
         <w:rPr>
           <w:lang w:val="hi_IN" w:bidi="hi_IN"/>
         </w:rPr>
         <w:t xml:space="preserve">) होता है। अतः"स्वाभाविक/शारीरिक" की तुलना "आत्मिक" से करने पर, यह आमतौर पर पवित्र आत्मा और उनके काम से रहित या विरोध का वर्णन करता है। </w:t>
       </w:r>
-      <w:hyperlink r:id="rId239">
-        <w:r>
-          <w:rPr>
-            <w:lang w:val="hi_IN" w:bidi="hi_IN"/>
-          </w:rPr>
-          <w:rPr>
-            <w:color w:val="0000EE"/>
-            <w:u w:val="single"/>
-          </w:rPr>
-          <w:t>1 कुरि 2:14–15</w:t>
-        </w:r>
-      </w:hyperlink>
+      <w:r>
+        <w:rPr>
+          <w:lang w:val="hi_IN" w:bidi="hi_IN"/>
+        </w:rPr>
+        <w:t>1 कुरि 2:14–15</w:t>
+      </w:r>
       <w:r>
         <w:rPr>
           <w:lang w:val="hi_IN" w:bidi="hi_IN"/>
@@ -7550,18 +5978,12 @@
         </w:rPr>
         <w:t xml:space="preserve"> वह है जो परमेश्वर के आत्मा से आने वाली बातों को स्वीकार नहीं करता है (</w:t>
       </w:r>
-      <w:hyperlink r:id="rId229">
-        <w:r>
-          <w:rPr>
-            <w:lang w:val="hi_IN" w:bidi="hi_IN"/>
-          </w:rPr>
-          <w:rPr>
-            <w:color w:val="0000EE"/>
-            <w:u w:val="single"/>
-          </w:rPr>
-          <w:t>1 कुरि 2:14</w:t>
-        </w:r>
-      </w:hyperlink>
+      <w:r>
+        <w:rPr>
+          <w:lang w:val="hi_IN" w:bidi="hi_IN"/>
+        </w:rPr>
+        <w:t>1 कुरि 2:14</w:t>
+      </w:r>
       <w:r>
         <w:rPr>
           <w:lang w:val="hi_IN" w:bidi="hi_IN"/>
@@ -7592,18 +6014,12 @@
         </w:rPr>
         <w:t>।" यह मूर्खता अविश्वास की मूर्खता है (</w:t>
       </w:r>
-      <w:hyperlink r:id="rId240">
-        <w:r>
-          <w:rPr>
-            <w:lang w:val="hi_IN" w:bidi="hi_IN"/>
-          </w:rPr>
-          <w:rPr>
-            <w:color w:val="0000EE"/>
-            <w:u w:val="single"/>
-          </w:rPr>
-          <w:t>1:21</w:t>
-        </w:r>
-      </w:hyperlink>
+      <w:r>
+        <w:rPr>
+          <w:lang w:val="hi_IN" w:bidi="hi_IN"/>
+        </w:rPr>
+        <w:t>1:21</w:t>
+      </w:r>
       <w:r>
         <w:rPr>
           <w:lang w:val="hi_IN" w:bidi="hi_IN"/>
@@ -7618,18 +6034,12 @@
           <w:lang w:val="hi_IN" w:bidi="hi_IN"/>
         </w:rPr>
       </w:r>
-      <w:hyperlink r:id="rId241">
-        <w:r>
-          <w:rPr>
-            <w:lang w:val="hi_IN" w:bidi="hi_IN"/>
-          </w:rPr>
-          <w:rPr>
-            <w:color w:val="0000EE"/>
-            <w:u w:val="single"/>
-          </w:rPr>
-          <w:t>1 कुरि 15:44–46</w:t>
-        </w:r>
-      </w:hyperlink>
+      <w:r>
+        <w:rPr>
+          <w:lang w:val="hi_IN" w:bidi="hi_IN"/>
+        </w:rPr>
+        <w:t>1 कुरि 15:44–46</w:t>
+      </w:r>
       <w:r>
         <w:rPr>
           <w:lang w:val="hi_IN" w:bidi="hi_IN"/>
@@ -7672,144 +6082,96 @@
         </w:rPr>
         <w:t>") वह एक स्वाभाविक देह होती है (</w:t>
       </w:r>
-      <w:hyperlink r:id="rId230">
-        <w:r>
-          <w:rPr>
-            <w:lang w:val="hi_IN" w:bidi="hi_IN"/>
-          </w:rPr>
-          <w:rPr>
-            <w:color w:val="0000EE"/>
-            <w:u w:val="single"/>
-          </w:rPr>
-          <w:t>44क</w:t>
-        </w:r>
-      </w:hyperlink>
+      <w:r>
+        <w:rPr>
+          <w:lang w:val="hi_IN" w:bidi="hi_IN"/>
+        </w:rPr>
+        <w:t>44क</w:t>
+      </w:r>
       <w:r>
         <w:rPr>
           <w:lang w:val="hi_IN" w:bidi="hi_IN"/>
         </w:rPr>
         <w:t>)। मृतकों में से उठाई गई विश्वासी की देह एक आत्मिक देह, अर्थात्, पवित्र आत्मा द्वारा नवीनीकृत और परिवर्तित की गई देह होगी (</w:t>
       </w:r>
-      <w:hyperlink r:id="rId242">
-        <w:r>
-          <w:rPr>
-            <w:lang w:val="hi_IN" w:bidi="hi_IN"/>
-          </w:rPr>
-          <w:rPr>
-            <w:color w:val="0000EE"/>
-            <w:u w:val="single"/>
-          </w:rPr>
-          <w:t>रोम 8:11</w:t>
-        </w:r>
-      </w:hyperlink>
+      <w:r>
+        <w:rPr>
+          <w:lang w:val="hi_IN" w:bidi="hi_IN"/>
+        </w:rPr>
+        <w:t>रोम 8:11</w:t>
+      </w:r>
       <w:r>
         <w:rPr>
           <w:lang w:val="hi_IN" w:bidi="hi_IN"/>
         </w:rPr>
         <w:t xml:space="preserve">)। हालाँकि, </w:t>
       </w:r>
-      <w:hyperlink r:id="rId230">
-        <w:r>
-          <w:rPr>
-            <w:lang w:val="hi_IN" w:bidi="hi_IN"/>
-          </w:rPr>
-          <w:rPr>
-            <w:color w:val="0000EE"/>
-            <w:u w:val="single"/>
-          </w:rPr>
-          <w:t xml:space="preserve">1 कुरि 15:44ख </w:t>
-        </w:r>
-      </w:hyperlink>
+      <w:r>
+        <w:rPr>
+          <w:lang w:val="hi_IN" w:bidi="hi_IN"/>
+        </w:rPr>
+        <w:t xml:space="preserve">1 कुरि 15:44ख </w:t>
+      </w:r>
       <w:r>
         <w:rPr>
           <w:lang w:val="hi_IN" w:bidi="hi_IN"/>
         </w:rPr>
         <w:t xml:space="preserve">और </w:t>
       </w:r>
-      <w:hyperlink r:id="rId243">
-        <w:r>
-          <w:rPr>
-            <w:lang w:val="hi_IN" w:bidi="hi_IN"/>
-          </w:rPr>
-          <w:rPr>
-            <w:color w:val="0000EE"/>
-            <w:u w:val="single"/>
-          </w:rPr>
-          <w:t>45क</w:t>
-        </w:r>
-      </w:hyperlink>
+      <w:r>
+        <w:rPr>
+          <w:lang w:val="hi_IN" w:bidi="hi_IN"/>
+        </w:rPr>
+        <w:t>45क</w:t>
+      </w:r>
       <w:r>
         <w:rPr>
           <w:lang w:val="hi_IN" w:bidi="hi_IN"/>
         </w:rPr>
         <w:t xml:space="preserve"> में, स्वाभाविक देह को </w:t>
       </w:r>
-      <w:hyperlink r:id="rId244">
-        <w:r>
-          <w:rPr>
-            <w:lang w:val="hi_IN" w:bidi="hi_IN"/>
-          </w:rPr>
-          <w:rPr>
-            <w:color w:val="0000EE"/>
-            <w:u w:val="single"/>
-          </w:rPr>
-          <w:t>उत्प 2:7</w:t>
-        </w:r>
-      </w:hyperlink>
+      <w:r>
+        <w:rPr>
+          <w:lang w:val="hi_IN" w:bidi="hi_IN"/>
+        </w:rPr>
+        <w:t>उत्प 2:7</w:t>
+      </w:r>
       <w:r>
         <w:rPr>
           <w:lang w:val="hi_IN" w:bidi="hi_IN"/>
         </w:rPr>
         <w:t xml:space="preserve"> के माध्यम से सृष्टि के समय, पतन से पहले के आदम तक वापस जोड़ा जाता है। इससे पता चलता है कि बाइबल में जो स्वाभाविक है उसका तात्पर्य सृष्टि से है। मूल रूप से, परमेश्वर द्वारा रचा गया "स्वाभाविक" "बहुत अच्छा" था (</w:t>
       </w:r>
-      <w:hyperlink r:id="rId245">
-        <w:r>
-          <w:rPr>
-            <w:lang w:val="hi_IN" w:bidi="hi_IN"/>
-          </w:rPr>
-          <w:rPr>
-            <w:color w:val="0000EE"/>
-            <w:u w:val="single"/>
-          </w:rPr>
-          <w:t>उत्प 1:31</w:t>
-        </w:r>
-      </w:hyperlink>
+      <w:r>
+        <w:rPr>
+          <w:lang w:val="hi_IN" w:bidi="hi_IN"/>
+        </w:rPr>
+        <w:t>उत्प 1:31</w:t>
+      </w:r>
       <w:r>
         <w:rPr>
           <w:lang w:val="hi_IN" w:bidi="hi_IN"/>
         </w:rPr>
         <w:t>) लेकिन बाद में यह मनुष्य के पाप के कारण भ्रष्टाचार और मृत्यु के अधीन हो गया। इसलिए, मूल सृष्टि द्वारा मापा गया स्वाभाविक मनुष्य का पापपूर्ण बलवा, पूरी तरह से अस्वाभाविक और असामान्य है। अब मसीह में, पवित्र आत्मा का विरोधी कार्य न केवल इस अस्वाभाविकता/असामान्यता को दूर करता है बल्कि सृष्टि के मूल उद्देश्यों को उनकी परिपूर्णता तक ले जाता है (</w:t>
       </w:r>
-      <w:hyperlink r:id="rId246">
-        <w:r>
-          <w:rPr>
-            <w:lang w:val="hi_IN" w:bidi="hi_IN"/>
-          </w:rPr>
-          <w:rPr>
-            <w:color w:val="0000EE"/>
-            <w:u w:val="single"/>
-          </w:rPr>
-          <w:t>रोम 8:19–22</w:t>
-        </w:r>
-      </w:hyperlink>
+      <w:r>
+        <w:rPr>
+          <w:lang w:val="hi_IN" w:bidi="hi_IN"/>
+        </w:rPr>
+        <w:t>रोम 8:19–22</w:t>
+      </w:r>
       <w:r>
         <w:rPr>
           <w:lang w:val="hi_IN" w:bidi="hi_IN"/>
         </w:rPr>
         <w:t xml:space="preserve">; </w:t>
       </w:r>
-      <w:hyperlink r:id="rId247">
-        <w:r>
-          <w:rPr>
-            <w:lang w:val="hi_IN" w:bidi="hi_IN"/>
-          </w:rPr>
-          <w:rPr>
-            <w:color w:val="0000EE"/>
-            <w:u w:val="single"/>
-          </w:rPr>
-          <w:t>2 कुरि 5:17</w:t>
-        </w:r>
-      </w:hyperlink>
+      <w:r>
+        <w:rPr>
+          <w:lang w:val="hi_IN" w:bidi="hi_IN"/>
+        </w:rPr>
+        <w:t>2 कुरि 5:17</w:t>
+      </w:r>
       <w:r>
         <w:rPr>
           <w:lang w:val="hi_IN" w:bidi="hi_IN"/>
@@ -7920,18 +6282,12 @@
         </w:rPr>
         <w:t>शब्द का उपयोग पाँच अलग-अलग इब्रानी शब्दों और सात अलग-अलग यूनानी शब्दों का अनुवाद करने के लिए किया जाता है जिनके मूल अर्थ मालिक (</w:t>
       </w:r>
-      <w:hyperlink r:id="rId248">
-        <w:r>
-          <w:rPr>
-            <w:lang w:val="hi_IN" w:bidi="hi_IN"/>
-          </w:rPr>
-          <w:rPr>
-            <w:color w:val="0000EE"/>
-            <w:u w:val="single"/>
-          </w:rPr>
-          <w:t>यशा 1:3</w:t>
-        </w:r>
-      </w:hyperlink>
+      <w:r>
+        <w:rPr>
+          <w:lang w:val="hi_IN" w:bidi="hi_IN"/>
+        </w:rPr>
+        <w:t>यशा 1:3</w:t>
+      </w:r>
       <w:r>
         <w:rPr>
           <w:lang w:val="hi_IN" w:bidi="hi_IN"/>
@@ -7950,36 +6306,24 @@
         </w:rPr>
         <w:t xml:space="preserve"> (</w:t>
       </w:r>
-      <w:hyperlink r:id="rId249">
-        <w:r>
-          <w:rPr>
-            <w:lang w:val="hi_IN" w:bidi="hi_IN"/>
-          </w:rPr>
-          <w:rPr>
-            <w:color w:val="0000EE"/>
-            <w:u w:val="single"/>
-          </w:rPr>
-          <w:t>दानि 1:3</w:t>
-        </w:r>
-      </w:hyperlink>
+      <w:r>
+        <w:rPr>
+          <w:lang w:val="hi_IN" w:bidi="hi_IN"/>
+        </w:rPr>
+        <w:t>दानि 1:3</w:t>
+      </w:r>
       <w:r>
         <w:rPr>
           <w:lang w:val="hi_IN" w:bidi="hi_IN"/>
         </w:rPr>
         <w:t>), संप्रभु (</w:t>
       </w:r>
-      <w:hyperlink r:id="rId250">
-        <w:r>
-          <w:rPr>
-            <w:lang w:val="hi_IN" w:bidi="hi_IN"/>
-          </w:rPr>
-          <w:rPr>
-            <w:color w:val="0000EE"/>
-            <w:u w:val="single"/>
-          </w:rPr>
-          <w:t>1 पत 2:18</w:t>
-        </w:r>
-      </w:hyperlink>
+      <w:r>
+        <w:rPr>
+          <w:lang w:val="hi_IN" w:bidi="hi_IN"/>
+        </w:rPr>
+        <w:t>1 पत 2:18</w:t>
+      </w:r>
       <w:r>
         <w:rPr>
           <w:lang w:val="hi_IN" w:bidi="hi_IN"/>
@@ -7998,54 +6342,36 @@
         </w:rPr>
         <w:t>(</w:t>
       </w:r>
-      <w:hyperlink r:id="rId251">
-        <w:r>
-          <w:rPr>
-            <w:lang w:val="hi_IN" w:bidi="hi_IN"/>
-          </w:rPr>
-          <w:rPr>
-            <w:color w:val="0000EE"/>
-            <w:u w:val="single"/>
-          </w:rPr>
-          <w:t>लूका 6:40</w:t>
-        </w:r>
-      </w:hyperlink>
+      <w:r>
+        <w:rPr>
+          <w:lang w:val="hi_IN" w:bidi="hi_IN"/>
+        </w:rPr>
+        <w:t>लूका 6:40</w:t>
+      </w:r>
       <w:r>
         <w:rPr>
           <w:lang w:val="hi_IN" w:bidi="hi_IN"/>
         </w:rPr>
         <w:t>), प्रबंधक (</w:t>
       </w:r>
-      <w:hyperlink r:id="rId252">
-        <w:r>
-          <w:rPr>
-            <w:lang w:val="hi_IN" w:bidi="hi_IN"/>
-          </w:rPr>
-          <w:rPr>
-            <w:color w:val="0000EE"/>
-            <w:u w:val="single"/>
-          </w:rPr>
-          <w:t>लूका 5:5</w:t>
-        </w:r>
-      </w:hyperlink>
+      <w:r>
+        <w:rPr>
+          <w:lang w:val="hi_IN" w:bidi="hi_IN"/>
+        </w:rPr>
+        <w:t>लूका 5:5</w:t>
+      </w:r>
       <w:r>
         <w:rPr>
           <w:lang w:val="hi_IN" w:bidi="hi_IN"/>
         </w:rPr>
         <w:t>), प्रभु (</w:t>
       </w:r>
-      <w:hyperlink r:id="rId253">
-        <w:r>
-          <w:rPr>
-            <w:lang w:val="hi_IN" w:bidi="hi_IN"/>
-          </w:rPr>
-          <w:rPr>
-            <w:color w:val="0000EE"/>
-            <w:u w:val="single"/>
-          </w:rPr>
-          <w:t>उत 39:3</w:t>
-        </w:r>
-      </w:hyperlink>
+      <w:r>
+        <w:rPr>
+          <w:lang w:val="hi_IN" w:bidi="hi_IN"/>
+        </w:rPr>
+        <w:t>उत 39:3</w:t>
+      </w:r>
       <w:r>
         <w:rPr>
           <w:lang w:val="hi_IN" w:bidi="hi_IN"/>
@@ -8064,36 +6390,24 @@
         </w:rPr>
         <w:t>(</w:t>
       </w:r>
-      <w:hyperlink r:id="rId254">
-        <w:r>
-          <w:rPr>
-            <w:lang w:val="hi_IN" w:bidi="hi_IN"/>
-          </w:rPr>
-          <w:rPr>
-            <w:color w:val="0000EE"/>
-            <w:u w:val="single"/>
-          </w:rPr>
-          <w:t>न्या 19:11</w:t>
-        </w:r>
-      </w:hyperlink>
+      <w:r>
+        <w:rPr>
+          <w:lang w:val="hi_IN" w:bidi="hi_IN"/>
+        </w:rPr>
+        <w:t>न्या 19:11</w:t>
+      </w:r>
       <w:r>
         <w:rPr>
           <w:lang w:val="hi_IN" w:bidi="hi_IN"/>
         </w:rPr>
         <w:t>), रब्बी (</w:t>
       </w:r>
-      <w:hyperlink r:id="rId255">
-        <w:r>
-          <w:rPr>
-            <w:lang w:val="hi_IN" w:bidi="hi_IN"/>
-          </w:rPr>
-          <w:rPr>
-            <w:color w:val="0000EE"/>
-            <w:u w:val="single"/>
-          </w:rPr>
-          <w:t>मर 9:5</w:t>
-        </w:r>
-      </w:hyperlink>
+      <w:r>
+        <w:rPr>
+          <w:lang w:val="hi_IN" w:bidi="hi_IN"/>
+        </w:rPr>
+        <w:t>मर 9:5</w:t>
+      </w:r>
       <w:r>
         <w:rPr>
           <w:lang w:val="hi_IN" w:bidi="hi_IN"/>
@@ -8112,18 +6426,12 @@
         </w:rPr>
         <w:t>(</w:t>
       </w:r>
-      <w:hyperlink r:id="rId256">
-        <w:r>
-          <w:rPr>
-            <w:lang w:val="hi_IN" w:bidi="hi_IN"/>
-          </w:rPr>
-          <w:rPr>
-            <w:color w:val="0000EE"/>
-            <w:u w:val="single"/>
-          </w:rPr>
-          <w:t>प्रेरितों 27:11</w:t>
-        </w:r>
-      </w:hyperlink>
+      <w:r>
+        <w:rPr>
+          <w:lang w:val="hi_IN" w:bidi="hi_IN"/>
+        </w:rPr>
+        <w:t>प्रेरितों 27:11</w:t>
+      </w:r>
       <w:r>
         <w:rPr>
           <w:lang w:val="hi_IN" w:bidi="hi_IN"/>
@@ -8157,72 +6465,48 @@
         </w:rPr>
         <w:t xml:space="preserve"> के कई अर्थ होते हैं जिनके व्याख्या के महत्वपूर्ण प्रभाव है। इसका विभिन्न रूप से अर्थ प्रभु या स्वामी (</w:t>
       </w:r>
-      <w:hyperlink r:id="rId257">
-        <w:r>
-          <w:rPr>
-            <w:lang w:val="hi_IN" w:bidi="hi_IN"/>
-          </w:rPr>
-          <w:rPr>
-            <w:color w:val="0000EE"/>
-            <w:u w:val="single"/>
-          </w:rPr>
-          <w:t>लूका 14:21</w:t>
-        </w:r>
-      </w:hyperlink>
+      <w:r>
+        <w:rPr>
+          <w:lang w:val="hi_IN" w:bidi="hi_IN"/>
+        </w:rPr>
+        <w:t>लूका 14:21</w:t>
+      </w:r>
       <w:r>
         <w:rPr>
           <w:lang w:val="hi_IN" w:bidi="hi_IN"/>
         </w:rPr>
         <w:t>), स्वामी (</w:t>
       </w:r>
-      <w:hyperlink r:id="rId258">
-        <w:r>
-          <w:rPr>
-            <w:lang w:val="hi_IN" w:bidi="hi_IN"/>
-          </w:rPr>
-          <w:rPr>
-            <w:color w:val="0000EE"/>
-            <w:u w:val="single"/>
-          </w:rPr>
-          <w:t>मत्ती 6:24</w:t>
-        </w:r>
-      </w:hyperlink>
+      <w:r>
+        <w:rPr>
+          <w:lang w:val="hi_IN" w:bidi="hi_IN"/>
+        </w:rPr>
+        <w:t>मत्ती 6:24</w:t>
+      </w:r>
       <w:r>
         <w:rPr>
           <w:lang w:val="hi_IN" w:bidi="hi_IN"/>
         </w:rPr>
         <w:t>), प्रभु (</w:t>
       </w:r>
-      <w:hyperlink r:id="rId259">
-        <w:r>
-          <w:rPr>
-            <w:lang w:val="hi_IN" w:bidi="hi_IN"/>
-          </w:rPr>
-          <w:rPr>
-            <w:color w:val="0000EE"/>
-            <w:u w:val="single"/>
-          </w:rPr>
-          <w:t>प्रेरितों 25:26</w:t>
-        </w:r>
-      </w:hyperlink>
+      <w:r>
+        <w:rPr>
+          <w:lang w:val="hi_IN" w:bidi="hi_IN"/>
+        </w:rPr>
+        <w:t>प्रेरितों 25:26</w:t>
+      </w:r>
       <w:r>
         <w:rPr>
           <w:lang w:val="hi_IN" w:bidi="hi_IN"/>
         </w:rPr>
         <w:t>), और प्रभु परमेश्वर (</w:t>
       </w:r>
-      <w:hyperlink r:id="rId260">
-        <w:r>
-          <w:rPr>
-            <w:lang w:val="hi_IN" w:bidi="hi_IN"/>
-          </w:rPr>
-          <w:rPr>
-            <w:color w:val="0000EE"/>
-            <w:u w:val="single"/>
-          </w:rPr>
-          <w:t>इफि 6:9</w:t>
-        </w:r>
-      </w:hyperlink>
+      <w:r>
+        <w:rPr>
+          <w:lang w:val="hi_IN" w:bidi="hi_IN"/>
+        </w:rPr>
+        <w:t>इफि 6:9</w:t>
+      </w:r>
       <w:r>
         <w:rPr>
           <w:lang w:val="hi_IN" w:bidi="hi_IN"/>
@@ -8277,18 +6561,12 @@
         </w:rPr>
         <w:t xml:space="preserve">यहूदी मूल के मुक्त दास। नए नियम में स्वेच्छाचारी का एकमात्र संदर्भ </w:t>
       </w:r>
-      <w:hyperlink r:id="rId261">
-        <w:r>
-          <w:rPr>
-            <w:lang w:val="hi_IN" w:bidi="hi_IN"/>
-          </w:rPr>
-          <w:rPr>
-            <w:color w:val="0000EE"/>
-            <w:u w:val="single"/>
-          </w:rPr>
-          <w:t>प्रेरितों के काम 6:9</w:t>
-        </w:r>
-      </w:hyperlink>
+      <w:r>
+        <w:rPr>
+          <w:lang w:val="hi_IN" w:bidi="hi_IN"/>
+        </w:rPr>
+        <w:t>प्रेरितों के काम 6:9</w:t>
+      </w:r>
       <w:r>
         <w:rPr>
           <w:lang w:val="hi_IN" w:bidi="hi_IN"/>
@@ -8303,54 +6581,36 @@
           <w:lang w:val="hi_IN" w:bidi="hi_IN"/>
         </w:rPr>
       </w:r>
-      <w:hyperlink r:id="rId261">
-        <w:r>
-          <w:rPr>
-            <w:lang w:val="hi_IN" w:bidi="hi_IN"/>
-          </w:rPr>
-          <w:rPr>
-            <w:color w:val="0000EE"/>
-            <w:u w:val="single"/>
-          </w:rPr>
-          <w:t>प्रेरितों के काम 6:9</w:t>
-        </w:r>
-      </w:hyperlink>
+      <w:r>
+        <w:rPr>
+          <w:lang w:val="hi_IN" w:bidi="hi_IN"/>
+        </w:rPr>
+        <w:t>प्रेरितों के काम 6:9</w:t>
+      </w:r>
       <w:r>
         <w:rPr>
           <w:lang w:val="hi_IN" w:bidi="hi_IN"/>
         </w:rPr>
         <w:t xml:space="preserve"> के अनुसार, इन यूनानी-भाषी यहूदियों ने, यरूशलेम में अपने स्वयं के एक आराधनालय में उपासना की। वे अपने फिलिस्तीनी समकक्षों की अरामी भाषा नहीं बोल सकते थे। 1913 में आर. वील ने यरूशलेम में एक शिलालेख खोजा जो एक निश्चित थियोडोटस, वेटेनोस के पुत्र से संबंधित था। यह शिलालेख एक आराधनालय का उल्लेख करता है जो </w:t>
       </w:r>
-      <w:hyperlink r:id="rId261">
-        <w:r>
-          <w:rPr>
-            <w:lang w:val="hi_IN" w:bidi="hi_IN"/>
-          </w:rPr>
-          <w:rPr>
-            <w:color w:val="0000EE"/>
-            <w:u w:val="single"/>
-          </w:rPr>
-          <w:t>प्रेरितों के काम 6:9</w:t>
-        </w:r>
-      </w:hyperlink>
+      <w:r>
+        <w:rPr>
+          <w:lang w:val="hi_IN" w:bidi="hi_IN"/>
+        </w:rPr>
+        <w:t>प्रेरितों के काम 6:9</w:t>
+      </w:r>
       <w:r>
         <w:rPr>
           <w:lang w:val="hi_IN" w:bidi="hi_IN"/>
         </w:rPr>
         <w:t xml:space="preserve"> के विवरण के अनुरूप है। प्रारंभिक कलीसिया ने इस आराधनालय के स्वेच्छाचारी के साथ अपने विश्वास पर बहस करना आवश्यक समझा। स्तिफनुस, जिसे पहले कलीसिया के यूनानी-भाषी तत्व में उत्पन्न समस्याओं से निपटने के लिए नियुक्त किया गया था (</w:t>
       </w:r>
-      <w:hyperlink r:id="rId262">
-        <w:r>
-          <w:rPr>
-            <w:lang w:val="hi_IN" w:bidi="hi_IN"/>
-          </w:rPr>
-          <w:rPr>
-            <w:color w:val="0000EE"/>
-            <w:u w:val="single"/>
-          </w:rPr>
-          <w:t>प्रेरि 6:1–6</w:t>
-        </w:r>
-      </w:hyperlink>
+      <w:r>
+        <w:rPr>
+          <w:lang w:val="hi_IN" w:bidi="hi_IN"/>
+        </w:rPr>
+        <w:t>प्रेरि 6:1–6</w:t>
+      </w:r>
       <w:r>
         <w:rPr>
           <w:lang w:val="hi_IN" w:bidi="hi_IN"/>
@@ -8449,36 +6709,24 @@
         </w:rPr>
         <w:t>परमेश्वर को एक स्वैच्छिक मेलबलि (</w:t>
       </w:r>
-      <w:hyperlink r:id="rId263">
-        <w:r>
-          <w:rPr>
-            <w:lang w:val="hi_IN" w:bidi="hi_IN"/>
-          </w:rPr>
-          <w:rPr>
-            <w:color w:val="0000EE"/>
-            <w:u w:val="single"/>
-          </w:rPr>
-          <w:t>लैव्य 7:16</w:t>
-        </w:r>
-      </w:hyperlink>
+      <w:r>
+        <w:rPr>
+          <w:lang w:val="hi_IN" w:bidi="hi_IN"/>
+        </w:rPr>
+        <w:t>लैव्य 7:16</w:t>
+      </w:r>
       <w:r>
         <w:rPr>
           <w:lang w:val="hi_IN" w:bidi="hi_IN"/>
         </w:rPr>
         <w:t xml:space="preserve">; </w:t>
       </w:r>
-      <w:hyperlink r:id="rId264">
-        <w:r>
-          <w:rPr>
-            <w:lang w:val="hi_IN" w:bidi="hi_IN"/>
-          </w:rPr>
-          <w:rPr>
-            <w:color w:val="0000EE"/>
-            <w:u w:val="single"/>
-          </w:rPr>
-          <w:t>व्य.वि12:6</w:t>
-        </w:r>
-      </w:hyperlink>
+      <w:r>
+        <w:rPr>
+          <w:lang w:val="hi_IN" w:bidi="hi_IN"/>
+        </w:rPr>
+        <w:t>व्य.वि12:6</w:t>
+      </w:r>
       <w:r>
         <w:rPr>
           <w:lang w:val="hi_IN" w:bidi="hi_IN"/>
